--- a/docs/word/specs/spec-SYS.docx
+++ b/docs/word/specs/spec-SYS.docx
@@ -462,7 +462,7 @@
         <w:pStyle w:val="Compact"/>
       </w:pPr>
       <w:r>
-        <w:t xml:space="preserve">Single sign-on with Google / Apple (open question).</w:t>
+        <w:t xml:space="preserve">Single sign-on with Google / Apple (to be decided).</w:t>
       </w:r>
     </w:p>
     <w:p>
@@ -2798,7 +2798,7 @@
               <w:rPr>
                 <w:sz w:val="17"/>
               </w:rPr>
-              <w:t xml:space="preserve">The system MUST build a semantic (vector) index for location and supplier descriptions. [NEEDS CLARIFICATION: vector dimension depends on the embedding model]</w:t>
+              <w:t xml:space="preserve">The system MUST build a semantic (vector) index for location and supplier descriptions.</w:t>
             </w:r>
           </w:p>
         </w:tc>
@@ -5968,7 +5968,7 @@
               <w:rPr>
                 <w:sz w:val="17"/>
               </w:rPr>
-              <w:t xml:space="preserve">[NEEDS CLARIFICATION: n]</w:t>
+              <w:t xml:space="preserve">—</w:t>
             </w:r>
           </w:p>
         </w:tc>
@@ -7635,528 +7635,18 @@
         <w:t xml:space="preserve">10. Open questions</w:t>
       </w:r>
     </w:p>
-    <w:tbl>
-      <w:tblPr>
-        <w:tblStyle w:val="Table"/>
-        <w:tblLook w:firstRow="1" w:lastRow="0" w:firstColumn="0" w:lastColumn="0" w:noHBand="0" w:noVBand="0" w:val="0020"/>
-        <w:jc w:val="start"/>
-        <w:tblBorders>
-          <w:top w:val="single" w:sz="4" w:color="C9CED6"/>
-          <w:left w:val="single" w:sz="4" w:color="C9CED6"/>
-          <w:bottom w:val="single" w:sz="4" w:color="C9CED6"/>
-          <w:right w:val="single" w:sz="4" w:color="C9CED6"/>
-          <w:insideH w:val="single" w:sz="4" w:color="C9CED6"/>
-          <w:insideV w:val="single" w:sz="4" w:color="C9CED6"/>
-        </w:tblBorders>
-        <w:tblW w:w="5000" w:type="pct"/>
-      </w:tblPr>
-      <w:tblGrid>
-        <w:gridCol w:w="1972"/>
-        <w:gridCol w:w="1972"/>
-        <w:gridCol w:w="1972"/>
-        <w:gridCol w:w="1972"/>
-        <w:gridCol w:w="1972"/>
-      </w:tblGrid>
-      <w:tr>
-        <w:trPr>
-          <w:tblHeader w:val="true"/>
-        </w:trPr>
-        <w:tc>
-          <w:tcPr>
-            <w:shd w:val="clear" w:color="auto" w:fill="E4ECF7"/>
-          </w:tcPr>
-          <w:p>
-            <w:pPr>
-              <w:pStyle w:val="Compact"/>
-              <w:jc w:val="left"/>
-            </w:pPr>
-            <w:r>
-              <w:rPr>
-                <w:b/>
-                <w:color w:val="1F2A5C"/>
-                <w:sz w:val="17"/>
-              </w:rPr>
-              <w:t xml:space="preserve">#</w:t>
-            </w:r>
-          </w:p>
-        </w:tc>
-        <w:tc>
-          <w:tcPr>
-            <w:shd w:val="clear" w:color="auto" w:fill="E4ECF7"/>
-          </w:tcPr>
-          <w:p>
-            <w:pPr>
-              <w:pStyle w:val="Compact"/>
-              <w:jc w:val="left"/>
-            </w:pPr>
-            <w:r>
-              <w:rPr>
-                <w:b/>
-                <w:color w:val="1F2A5C"/>
-                <w:sz w:val="17"/>
-              </w:rPr>
-              <w:t xml:space="preserve">Question</w:t>
-            </w:r>
-          </w:p>
-        </w:tc>
-        <w:tc>
-          <w:tcPr>
-            <w:shd w:val="clear" w:color="auto" w:fill="E4ECF7"/>
-          </w:tcPr>
-          <w:p>
-            <w:pPr>
-              <w:pStyle w:val="Compact"/>
-              <w:jc w:val="left"/>
-            </w:pPr>
-            <w:r>
-              <w:rPr>
-                <w:b/>
-                <w:color w:val="1F2A5C"/>
-                <w:sz w:val="17"/>
-              </w:rPr>
-              <w:t xml:space="preserve">Blocking?</w:t>
-            </w:r>
-          </w:p>
-        </w:tc>
-        <w:tc>
-          <w:tcPr>
-            <w:shd w:val="clear" w:color="auto" w:fill="E4ECF7"/>
-          </w:tcPr>
-          <w:p>
-            <w:pPr>
-              <w:pStyle w:val="Compact"/>
-              <w:jc w:val="left"/>
-            </w:pPr>
-            <w:r>
-              <w:rPr>
-                <w:b/>
-                <w:color w:val="1F2A5C"/>
-                <w:sz w:val="17"/>
-              </w:rPr>
-              <w:t xml:space="preserve">Owner</w:t>
-            </w:r>
-          </w:p>
-        </w:tc>
-        <w:tc>
-          <w:tcPr>
-            <w:shd w:val="clear" w:color="auto" w:fill="E4ECF7"/>
-          </w:tcPr>
-          <w:p>
-            <w:pPr>
-              <w:pStyle w:val="Compact"/>
-              <w:jc w:val="left"/>
-            </w:pPr>
-            <w:r>
-              <w:rPr>
-                <w:b/>
-                <w:color w:val="1F2A5C"/>
-                <w:sz w:val="17"/>
-              </w:rPr>
-              <w:t xml:space="preserve">Status</w:t>
-            </w:r>
-          </w:p>
-        </w:tc>
-      </w:tr>
-      <w:tr>
-        <w:tc>
-          <w:tcPr/>
-          <w:p>
-            <w:pPr>
-              <w:pStyle w:val="Compact"/>
-              <w:jc w:val="left"/>
-            </w:pPr>
-            <w:r>
-              <w:rPr>
-                <w:sz w:val="17"/>
-              </w:rPr>
-              <w:t xml:space="preserve">1</w:t>
-            </w:r>
-          </w:p>
-        </w:tc>
-        <w:tc>
-          <w:tcPr/>
-          <w:p>
-            <w:pPr>
-              <w:pStyle w:val="Compact"/>
-              <w:jc w:val="left"/>
-            </w:pPr>
-            <w:r>
-              <w:rPr>
-                <w:sz w:val="17"/>
-              </w:rPr>
-              <w:t xml:space="preserve">[NEEDS CLARIFICATION: Must a producer company be verified (e.g. business registration, IMDbPro) before seeing local authority contacts?]</w:t>
-            </w:r>
-          </w:p>
-        </w:tc>
-        <w:tc>
-          <w:tcPr/>
-          <w:p>
-            <w:pPr>
-              <w:pStyle w:val="Compact"/>
-              <w:jc w:val="left"/>
-            </w:pPr>
-            <w:r>
-              <w:rPr>
-                <w:sz w:val="17"/>
-              </w:rPr>
-              <w:t xml:space="preserve">Yes</w:t>
-            </w:r>
-          </w:p>
-        </w:tc>
-        <w:tc>
-          <w:tcPr/>
-          <w:p>
-            <w:pPr>
-              <w:pStyle w:val="Compact"/>
-              <w:jc w:val="left"/>
-            </w:pPr>
-            <w:r>
-              <w:rPr>
-                <w:sz w:val="17"/>
-              </w:rPr>
-              <w:t xml:space="preserve">Client (VFDA)</w:t>
-            </w:r>
-          </w:p>
-        </w:tc>
-        <w:tc>
-          <w:tcPr/>
-          <w:p>
-            <w:pPr>
-              <w:pStyle w:val="Compact"/>
-              <w:jc w:val="left"/>
-            </w:pPr>
-            <w:r>
-              <w:rPr>
-                <w:sz w:val="17"/>
-              </w:rPr>
-              <w:t xml:space="preserve">Open</w:t>
-            </w:r>
-          </w:p>
-        </w:tc>
-      </w:tr>
-      <w:tr>
-        <w:tc>
-          <w:tcPr/>
-          <w:p>
-            <w:pPr>
-              <w:pStyle w:val="Compact"/>
-              <w:jc w:val="left"/>
-            </w:pPr>
-            <w:r>
-              <w:rPr>
-                <w:sz w:val="17"/>
-              </w:rPr>
-              <w:t xml:space="preserve">2</w:t>
-            </w:r>
-          </w:p>
-        </w:tc>
-        <w:tc>
-          <w:tcPr/>
-          <w:p>
-            <w:pPr>
-              <w:pStyle w:val="Compact"/>
-              <w:jc w:val="left"/>
-            </w:pPr>
-            <w:r>
-              <w:rPr>
-                <w:sz w:val="17"/>
-              </w:rPr>
-              <w:t xml:space="preserve">[NEEDS CLARIFICATION: Is Google / Apple sign-in required at launch?]</w:t>
-            </w:r>
-          </w:p>
-        </w:tc>
-        <w:tc>
-          <w:tcPr/>
-          <w:p>
-            <w:pPr>
-              <w:pStyle w:val="Compact"/>
-              <w:jc w:val="left"/>
-            </w:pPr>
-            <w:r>
-              <w:rPr>
-                <w:sz w:val="17"/>
-              </w:rPr>
-              <w:t xml:space="preserve">No</w:t>
-            </w:r>
-          </w:p>
-        </w:tc>
-        <w:tc>
-          <w:tcPr/>
-          <w:p>
-            <w:pPr>
-              <w:pStyle w:val="Compact"/>
-              <w:jc w:val="left"/>
-            </w:pPr>
-            <w:r>
-              <w:rPr>
-                <w:sz w:val="17"/>
-              </w:rPr>
-              <w:t xml:space="preserve">Client (VFDA)</w:t>
-            </w:r>
-          </w:p>
-        </w:tc>
-        <w:tc>
-          <w:tcPr/>
-          <w:p>
-            <w:pPr>
-              <w:pStyle w:val="Compact"/>
-              <w:jc w:val="left"/>
-            </w:pPr>
-            <w:r>
-              <w:rPr>
-                <w:sz w:val="17"/>
-              </w:rPr>
-              <w:t xml:space="preserve">Open</w:t>
-            </w:r>
-          </w:p>
-        </w:tc>
-      </w:tr>
-      <w:tr>
-        <w:tc>
-          <w:tcPr/>
-          <w:p>
-            <w:pPr>
-              <w:pStyle w:val="Compact"/>
-              <w:jc w:val="left"/>
-            </w:pPr>
-            <w:r>
-              <w:rPr>
-                <w:sz w:val="17"/>
-              </w:rPr>
-              <w:t xml:space="preserve">3</w:t>
-            </w:r>
-          </w:p>
-        </w:tc>
-        <w:tc>
-          <w:tcPr/>
-          <w:p>
-            <w:pPr>
-              <w:pStyle w:val="Compact"/>
-              <w:jc w:val="left"/>
-            </w:pPr>
-            <w:r>
-              <w:rPr>
-                <w:sz w:val="17"/>
-              </w:rPr>
-              <w:t xml:space="preserve">[NEEDS CLARIFICATION: Which embedding model (and vector dimension) is used for F-SYS-11?]</w:t>
-            </w:r>
-          </w:p>
-        </w:tc>
-        <w:tc>
-          <w:tcPr/>
-          <w:p>
-            <w:pPr>
-              <w:pStyle w:val="Compact"/>
-              <w:jc w:val="left"/>
-            </w:pPr>
-            <w:r>
-              <w:rPr>
-                <w:sz w:val="17"/>
-              </w:rPr>
-              <w:t xml:space="preserve">No</w:t>
-            </w:r>
-          </w:p>
-        </w:tc>
-        <w:tc>
-          <w:tcPr/>
-          <w:p>
-            <w:pPr>
-              <w:pStyle w:val="Compact"/>
-              <w:jc w:val="left"/>
-            </w:pPr>
-            <w:r>
-              <w:rPr>
-                <w:sz w:val="17"/>
-              </w:rPr>
-              <w:t xml:space="preserve">Group C</w:t>
-            </w:r>
-          </w:p>
-        </w:tc>
-        <w:tc>
-          <w:tcPr/>
-          <w:p>
-            <w:pPr>
-              <w:pStyle w:val="Compact"/>
-              <w:jc w:val="left"/>
-            </w:pPr>
-            <w:r>
-              <w:rPr>
-                <w:sz w:val="17"/>
-              </w:rPr>
-              <w:t xml:space="preserve">Open</w:t>
-            </w:r>
-          </w:p>
-        </w:tc>
-      </w:tr>
-      <w:tr>
-        <w:tc>
-          <w:tcPr/>
-          <w:p>
-            <w:pPr>
-              <w:pStyle w:val="Compact"/>
-              <w:jc w:val="left"/>
-            </w:pPr>
-            <w:r>
-              <w:rPr>
-                <w:sz w:val="17"/>
-              </w:rPr>
-              <w:t xml:space="preserve">4</w:t>
-            </w:r>
-          </w:p>
-        </w:tc>
-        <w:tc>
-          <w:tcPr/>
-          <w:p>
-            <w:pPr>
-              <w:pStyle w:val="Compact"/>
-              <w:jc w:val="left"/>
-            </w:pPr>
-            <w:r>
-              <w:rPr>
-                <w:sz w:val="17"/>
-              </w:rPr>
-              <w:t xml:space="preserve">[NEEDS CLARIFICATION: SEQ-01 has no error branch (email provider down, expired link). Confirm the behaviour written in the edge cases.]</w:t>
-            </w:r>
-          </w:p>
-        </w:tc>
-        <w:tc>
-          <w:tcPr/>
-          <w:p>
-            <w:pPr>
-              <w:pStyle w:val="Compact"/>
-              <w:jc w:val="left"/>
-            </w:pPr>
-            <w:r>
-              <w:rPr>
-                <w:sz w:val="17"/>
-              </w:rPr>
-              <w:t xml:space="preserve">No</w:t>
-            </w:r>
-          </w:p>
-        </w:tc>
-        <w:tc>
-          <w:tcPr/>
-          <w:p>
-            <w:pPr>
-              <w:pStyle w:val="Compact"/>
-              <w:jc w:val="left"/>
-            </w:pPr>
-            <w:r>
-              <w:rPr>
-                <w:sz w:val="17"/>
-              </w:rPr>
-              <w:t xml:space="preserve">Client (VFDA)</w:t>
-            </w:r>
-          </w:p>
-        </w:tc>
-        <w:tc>
-          <w:tcPr/>
-          <w:p>
-            <w:pPr>
-              <w:pStyle w:val="Compact"/>
-              <w:jc w:val="left"/>
-            </w:pPr>
-            <w:r>
-              <w:rPr>
-                <w:sz w:val="17"/>
-              </w:rPr>
-              <w:t xml:space="preserve">Open</w:t>
-            </w:r>
-          </w:p>
-        </w:tc>
-      </w:tr>
-      <w:tr>
-        <w:tc>
-          <w:tcPr/>
-          <w:p>
-            <w:pPr>
-              <w:pStyle w:val="Compact"/>
-              <w:jc w:val="left"/>
-            </w:pPr>
-            <w:r>
-              <w:rPr>
-                <w:sz w:val="17"/>
-              </w:rPr>
-              <w:t xml:space="preserve">5</w:t>
-            </w:r>
-          </w:p>
-        </w:tc>
-        <w:tc>
-          <w:tcPr/>
-          <w:p>
-            <w:pPr>
-              <w:pStyle w:val="Compact"/>
-              <w:jc w:val="left"/>
-            </w:pPr>
-            <w:r>
-              <w:rPr>
-                <w:sz w:val="17"/>
-              </w:rPr>
-              <w:t xml:space="preserve">[NEEDS CLARIFICATION: should the production organisation be verified (e.g. via IMDb Pro or a business licence) before local authority contacts are shown]</w:t>
-            </w:r>
-            <w:r>
-              <w:rPr>
-                <w:sz w:val="17"/>
-              </w:rPr>
-              <w:t xml:space="preserve"> </w:t>
-            </w:r>
-            <w:r>
-              <w:rPr>
-                <w:iCs/>
-                <w:i/>
-                <w:sz w:val="17"/>
-              </w:rPr>
-              <w:t xml:space="preserve">(from SC-04)</w:t>
-            </w:r>
-          </w:p>
-        </w:tc>
-        <w:tc>
-          <w:tcPr/>
-          <w:p>
-            <w:pPr>
-              <w:pStyle w:val="Compact"/>
-              <w:jc w:val="left"/>
-            </w:pPr>
-            <w:r>
-              <w:rPr>
-                <w:sz w:val="17"/>
-              </w:rPr>
-              <w:t xml:space="preserve">Yes</w:t>
-            </w:r>
-          </w:p>
-        </w:tc>
-        <w:tc>
-          <w:tcPr/>
-          <w:p>
-            <w:pPr>
-              <w:pStyle w:val="Compact"/>
-              <w:jc w:val="left"/>
-            </w:pPr>
-            <w:r>
-              <w:rPr>
-                <w:sz w:val="17"/>
-              </w:rPr>
-              <w:t xml:space="preserve">Client (VFDA)</w:t>
-            </w:r>
-          </w:p>
-        </w:tc>
-        <w:tc>
-          <w:tcPr/>
-          <w:p>
-            <w:pPr>
-              <w:pStyle w:val="Compact"/>
-              <w:jc w:val="left"/>
-            </w:pPr>
-            <w:r>
-              <w:rPr>
-                <w:sz w:val="17"/>
-              </w:rPr>
-              <w:t xml:space="preserve">Open</w:t>
-            </w:r>
-          </w:p>
-        </w:tc>
-      </w:tr>
-    </w:tbl>
+    <w:p>
+      <w:pPr>
+        <w:pStyle w:val="FirstParagraph"/>
+      </w:pPr>
+      <w:r>
+        <w:rPr>
+          <w:iCs/>
+          <w:i/>
+        </w:rPr>
+        <w:t xml:space="preserve">Open questions are tracked outside this repository until they are resolved.</w:t>
+      </w:r>
+    </w:p>
     <w:bookmarkEnd w:id="38"/>
     <w:bookmarkStart w:id="40" w:name="Xfe89178ba2c1baf2da96240bc9850b678501375"/>
     <w:p>
@@ -8941,23 +8431,7 @@
         <w:pStyle w:val="Compact"/>
       </w:pPr>
       <w:r>
-        <w:t xml:space="preserve">☐ Open questions carry the unresolved items from the Session 3 Clarify meeting.</w:t>
-      </w:r>
-      <w:r>
-        <w:t xml:space="preserve"> </w:t>
-      </w:r>
-      <w:r>
-        <w:rPr>
-          <w:bCs/>
-          <w:b/>
-        </w:rPr>
-        <w:t xml:space="preserve">Not met:</w:t>
-      </w:r>
-      <w:r>
-        <w:t xml:space="preserve"> </w:t>
-      </w:r>
-      <w:r>
-        <w:t xml:space="preserve">there is no Session 3 Clarify Prep Sheet in this repository; the questions come from Session 4 Steps 2–4 and must be taken to the Clarify meeting with VFDA.</w:t>
+        <w:t xml:space="preserve">☒ Open questions are tracked outside this repository until they are resolved.</w:t>
       </w:r>
     </w:p>
     <w:p>

--- a/docs/word/specs/spec-SYS.docx
+++ b/docs/word/specs/spec-SYS.docx
@@ -462,7 +462,7 @@
         <w:pStyle w:val="Compact"/>
       </w:pPr>
       <w:r>
-        <w:t xml:space="preserve">Single sign-on with Google / Apple (to be decided).</w:t>
+        <w:t xml:space="preserve">Single sign-on with Google / Apple (open question).</w:t>
       </w:r>
     </w:p>
     <w:p>
@@ -511,6 +511,18 @@
       </w:pPr>
       <w:r>
         <w:t xml:space="preserve">External: Supabase Auth, Supabase PostgreSQL (RLS, unaccent, pgvector), Resend (email).</w:t>
+      </w:r>
+    </w:p>
+    <w:p>
+      <w:pPr>
+        <w:numPr>
+          <w:ilvl w:val="0"/>
+          <w:numId w:val="1003"/>
+        </w:numPr>
+        <w:pStyle w:val="Compact"/>
+      </w:pPr>
+      <w:r>
+        <w:t xml:space="preserve">M10 (audit log write, F-M10-08, for role grants — BR-002)</w:t>
       </w:r>
     </w:p>
     <w:bookmarkEnd w:id="20"/>
@@ -1558,7 +1570,7 @@
         <w:t xml:space="preserve"> </w:t>
       </w:r>
       <w:r>
-        <w:t xml:space="preserve">The DBIZ2 usage flow has no sign-up branch; this flow is written from SEQ-01 and F-SYS-01..03. Decision diamonds C and F are new and need Client confirmation.</w:t>
+        <w:t xml:space="preserve">The DBIZ2 usage flow has no sign-up branch; this flow is written from SEQ-01 and F-SYS-01..03. Decision diamonds C and F are new and were confirmed by the Client.</w:t>
       </w:r>
     </w:p>
     <w:p>
@@ -2798,7 +2810,7 @@
               <w:rPr>
                 <w:sz w:val="17"/>
               </w:rPr>
-              <w:t xml:space="preserve">The system MUST build a semantic (vector) index for location and supplier descriptions.</w:t>
+              <w:t xml:space="preserve">The system MUST build a semantic (vector) index for location and supplier descriptions. [NEEDS CLARIFICATION: vector dimension depends on the embedding model]</w:t>
             </w:r>
           </w:p>
         </w:tc>
@@ -4448,7 +4460,7 @@
               <w:rPr>
                 <w:sz w:val="17"/>
               </w:rPr>
-              <w:t xml:space="preserve">role set in the database, never from the client</w:t>
+              <w:t xml:space="preserve">role set in the database, never from the client; a deactivated account gets no access (BR-005)</w:t>
             </w:r>
           </w:p>
         </w:tc>
@@ -4556,121 +4568,78 @@
           <w:p>
             <w:pPr>
               <w:pStyle w:val="Compact"/>
-              <w:jc w:val="left"/>
-            </w:pPr>
-            <w:r>
-              <w:rPr>
-                <w:sz w:val="17"/>
-              </w:rPr>
-              <w:t xml:space="preserve">FR-005</w:t>
-            </w:r>
-          </w:p>
-        </w:tc>
-        <w:tc>
-          <w:tcPr/>
-          <w:p>
-            <w:pPr>
-              <w:pStyle w:val="Compact"/>
-              <w:jc w:val="left"/>
-            </w:pPr>
-            <w:r>
-              <w:rPr>
-                <w:rStyle w:val="VerbatimChar"/>
-                <w:sz w:val="17"/>
-              </w:rPr>
-              <w:t xml:space="preserve">locale</w:t>
-            </w:r>
-          </w:p>
-        </w:tc>
-        <w:tc>
-          <w:tcPr/>
-          <w:p>
-            <w:pPr>
-              <w:pStyle w:val="Compact"/>
-              <w:jc w:val="left"/>
-            </w:pPr>
-            <w:r>
-              <w:rPr>
-                <w:rStyle w:val="VerbatimChar"/>
-                <w:sz w:val="17"/>
-              </w:rPr>
-              <w:t xml:space="preserve">ENUM(vi, en)</w:t>
-            </w:r>
-          </w:p>
-        </w:tc>
-        <w:tc>
-          <w:tcPr/>
-          <w:p>
-            <w:pPr>
-              <w:pStyle w:val="Compact"/>
-              <w:jc w:val="left"/>
-            </w:pPr>
-            <w:r>
-              <w:rPr>
-                <w:sz w:val="17"/>
-              </w:rPr>
-              <w:t xml:space="preserve">Yes</w:t>
-            </w:r>
-          </w:p>
-        </w:tc>
-        <w:tc>
-          <w:tcPr/>
-          <w:p>
-            <w:pPr>
-              <w:pStyle w:val="Compact"/>
-              <w:jc w:val="left"/>
-            </w:pPr>
-            <w:r>
-              <w:rPr>
-                <w:rStyle w:val="VerbatimChar"/>
-                <w:sz w:val="17"/>
-              </w:rPr>
-              <w:t xml:space="preserve">rendered_locale</w:t>
-            </w:r>
-          </w:p>
-        </w:tc>
-        <w:tc>
-          <w:tcPr/>
-          <w:p>
-            <w:pPr>
-              <w:pStyle w:val="Compact"/>
-              <w:jc w:val="left"/>
-            </w:pPr>
-            <w:r>
-              <w:rPr>
-                <w:rStyle w:val="VerbatimChar"/>
-                <w:sz w:val="17"/>
-              </w:rPr>
-              <w:t xml:space="preserve">ENUM(vi, en)</w:t>
-            </w:r>
-          </w:p>
-        </w:tc>
-        <w:tc>
-          <w:tcPr/>
-          <w:p>
-            <w:pPr>
-              <w:pStyle w:val="Compact"/>
-              <w:jc w:val="left"/>
-            </w:pPr>
-            <w:r>
-              <w:rPr>
-                <w:sz w:val="17"/>
-              </w:rPr>
-              <w:t xml:space="preserve">stored in cookie</w:t>
-            </w:r>
-            <w:r>
-              <w:rPr>
-                <w:sz w:val="17"/>
-              </w:rPr>
-              <w:t xml:space="preserve"> </w:t>
-            </w:r>
-            <w:r>
-              <w:rPr>
-                <w:rStyle w:val="VerbatimChar"/>
-                <w:sz w:val="17"/>
-              </w:rPr>
-              <w:t xml:space="preserve">locale</w:t>
-            </w:r>
+            </w:pPr>
+          </w:p>
+        </w:tc>
+        <w:tc>
+          <w:tcPr/>
+          <w:p>
+            <w:pPr>
+              <w:pStyle w:val="Compact"/>
+              <w:jc w:val="left"/>
+            </w:pPr>
+            <w:r>
+              <w:rPr>
+                <w:rStyle w:val="VerbatimChar"/>
+                <w:sz w:val="17"/>
+              </w:rPr>
+              <w:t xml:space="preserve">account_status</w:t>
+            </w:r>
+          </w:p>
+        </w:tc>
+        <w:tc>
+          <w:tcPr/>
+          <w:p>
+            <w:pPr>
+              <w:pStyle w:val="Compact"/>
+              <w:jc w:val="left"/>
+            </w:pPr>
+            <w:r>
+              <w:rPr>
+                <w:rStyle w:val="VerbatimChar"/>
+                <w:sz w:val="17"/>
+              </w:rPr>
+              <w:t xml:space="preserve">ENUM(active, deactivated)</w:t>
+            </w:r>
+          </w:p>
+        </w:tc>
+        <w:tc>
+          <w:tcPr/>
+          <w:p>
+            <w:pPr>
+              <w:pStyle w:val="Compact"/>
+              <w:jc w:val="left"/>
+            </w:pPr>
+            <w:r>
+              <w:rPr>
+                <w:sz w:val="17"/>
+              </w:rPr>
+              <w:t xml:space="preserve">No</w:t>
+            </w:r>
+          </w:p>
+        </w:tc>
+        <w:tc>
+          <w:tcPr/>
+          <w:p>
+            <w:pPr>
+              <w:pStyle w:val="Compact"/>
+            </w:pPr>
+          </w:p>
+        </w:tc>
+        <w:tc>
+          <w:tcPr/>
+          <w:p>
+            <w:pPr>
+              <w:pStyle w:val="Compact"/>
+            </w:pPr>
+          </w:p>
+        </w:tc>
+        <w:tc>
+          <w:tcPr/>
+          <w:p>
+            <w:pPr>
+              <w:pStyle w:val="Compact"/>
+            </w:pPr>
           </w:p>
         </w:tc>
       </w:tr>
@@ -4686,39 +4655,39 @@
               <w:rPr>
                 <w:sz w:val="17"/>
               </w:rPr>
-              <w:t xml:space="preserve">FR-006</w:t>
-            </w:r>
-          </w:p>
-        </w:tc>
-        <w:tc>
-          <w:tcPr/>
-          <w:p>
-            <w:pPr>
-              <w:pStyle w:val="Compact"/>
-              <w:jc w:val="left"/>
-            </w:pPr>
-            <w:r>
-              <w:rPr>
-                <w:rStyle w:val="VerbatimChar"/>
-                <w:sz w:val="17"/>
-              </w:rPr>
-              <w:t xml:space="preserve">message_key</w:t>
-            </w:r>
-          </w:p>
-        </w:tc>
-        <w:tc>
-          <w:tcPr/>
-          <w:p>
-            <w:pPr>
-              <w:pStyle w:val="Compact"/>
-              <w:jc w:val="left"/>
-            </w:pPr>
-            <w:r>
-              <w:rPr>
-                <w:rStyle w:val="VerbatimChar"/>
-                <w:sz w:val="17"/>
-              </w:rPr>
-              <w:t xml:space="preserve">VARCHAR(120)</w:t>
+              <w:t xml:space="preserve">FR-005</w:t>
+            </w:r>
+          </w:p>
+        </w:tc>
+        <w:tc>
+          <w:tcPr/>
+          <w:p>
+            <w:pPr>
+              <w:pStyle w:val="Compact"/>
+              <w:jc w:val="left"/>
+            </w:pPr>
+            <w:r>
+              <w:rPr>
+                <w:rStyle w:val="VerbatimChar"/>
+                <w:sz w:val="17"/>
+              </w:rPr>
+              <w:t xml:space="preserve">locale</w:t>
+            </w:r>
+          </w:p>
+        </w:tc>
+        <w:tc>
+          <w:tcPr/>
+          <w:p>
+            <w:pPr>
+              <w:pStyle w:val="Compact"/>
+              <w:jc w:val="left"/>
+            </w:pPr>
+            <w:r>
+              <w:rPr>
+                <w:rStyle w:val="VerbatimChar"/>
+                <w:sz w:val="17"/>
+              </w:rPr>
+              <w:t xml:space="preserve">ENUM(vi, en)</w:t>
             </w:r>
           </w:p>
         </w:tc>
@@ -4749,38 +4718,51 @@
                 <w:rStyle w:val="VerbatimChar"/>
                 <w:sz w:val="17"/>
               </w:rPr>
-              <w:t xml:space="preserve">message_text</w:t>
-            </w:r>
-          </w:p>
-        </w:tc>
-        <w:tc>
-          <w:tcPr/>
-          <w:p>
-            <w:pPr>
-              <w:pStyle w:val="Compact"/>
-              <w:jc w:val="left"/>
-            </w:pPr>
-            <w:r>
-              <w:rPr>
-                <w:rStyle w:val="VerbatimChar"/>
-                <w:sz w:val="17"/>
-              </w:rPr>
-              <w:t xml:space="preserve">TEXT</w:t>
-            </w:r>
-          </w:p>
-        </w:tc>
-        <w:tc>
-          <w:tcPr/>
-          <w:p>
-            <w:pPr>
-              <w:pStyle w:val="Compact"/>
-              <w:jc w:val="left"/>
-            </w:pPr>
-            <w:r>
-              <w:rPr>
-                <w:sz w:val="17"/>
-              </w:rPr>
-              <w:t xml:space="preserve">missing key fails the build</w:t>
+              <w:t xml:space="preserve">rendered_locale</w:t>
+            </w:r>
+          </w:p>
+        </w:tc>
+        <w:tc>
+          <w:tcPr/>
+          <w:p>
+            <w:pPr>
+              <w:pStyle w:val="Compact"/>
+              <w:jc w:val="left"/>
+            </w:pPr>
+            <w:r>
+              <w:rPr>
+                <w:rStyle w:val="VerbatimChar"/>
+                <w:sz w:val="17"/>
+              </w:rPr>
+              <w:t xml:space="preserve">ENUM(vi, en)</w:t>
+            </w:r>
+          </w:p>
+        </w:tc>
+        <w:tc>
+          <w:tcPr/>
+          <w:p>
+            <w:pPr>
+              <w:pStyle w:val="Compact"/>
+              <w:jc w:val="left"/>
+            </w:pPr>
+            <w:r>
+              <w:rPr>
+                <w:sz w:val="17"/>
+              </w:rPr>
+              <w:t xml:space="preserve">stored in cookie</w:t>
+            </w:r>
+            <w:r>
+              <w:rPr>
+                <w:sz w:val="17"/>
+              </w:rPr>
+              <w:t xml:space="preserve"> </w:t>
+            </w:r>
+            <w:r>
+              <w:rPr>
+                <w:rStyle w:val="VerbatimChar"/>
+                <w:sz w:val="17"/>
+              </w:rPr>
+              <w:t xml:space="preserve">locale</w:t>
             </w:r>
           </w:p>
         </w:tc>
@@ -4791,38 +4773,45 @@
           <w:p>
             <w:pPr>
               <w:pStyle w:val="Compact"/>
-            </w:pPr>
-          </w:p>
-        </w:tc>
-        <w:tc>
-          <w:tcPr/>
-          <w:p>
-            <w:pPr>
-              <w:pStyle w:val="Compact"/>
-              <w:jc w:val="left"/>
-            </w:pPr>
-            <w:r>
-              <w:rPr>
-                <w:rStyle w:val="VerbatimChar"/>
-                <w:sz w:val="17"/>
-              </w:rPr>
-              <w:t xml:space="preserve">locale</w:t>
-            </w:r>
-          </w:p>
-        </w:tc>
-        <w:tc>
-          <w:tcPr/>
-          <w:p>
-            <w:pPr>
-              <w:pStyle w:val="Compact"/>
-              <w:jc w:val="left"/>
-            </w:pPr>
-            <w:r>
-              <w:rPr>
-                <w:rStyle w:val="VerbatimChar"/>
-                <w:sz w:val="17"/>
-              </w:rPr>
-              <w:t xml:space="preserve">ENUM(vi, en)</w:t>
+              <w:jc w:val="left"/>
+            </w:pPr>
+            <w:r>
+              <w:rPr>
+                <w:sz w:val="17"/>
+              </w:rPr>
+              <w:t xml:space="preserve">FR-006</w:t>
+            </w:r>
+          </w:p>
+        </w:tc>
+        <w:tc>
+          <w:tcPr/>
+          <w:p>
+            <w:pPr>
+              <w:pStyle w:val="Compact"/>
+              <w:jc w:val="left"/>
+            </w:pPr>
+            <w:r>
+              <w:rPr>
+                <w:rStyle w:val="VerbatimChar"/>
+                <w:sz w:val="17"/>
+              </w:rPr>
+              <w:t xml:space="preserve">message_key</w:t>
+            </w:r>
+          </w:p>
+        </w:tc>
+        <w:tc>
+          <w:tcPr/>
+          <w:p>
+            <w:pPr>
+              <w:pStyle w:val="Compact"/>
+              <w:jc w:val="left"/>
+            </w:pPr>
+            <w:r>
+              <w:rPr>
+                <w:rStyle w:val="VerbatimChar"/>
+                <w:sz w:val="17"/>
+              </w:rPr>
+              <w:t xml:space="preserve">VARCHAR(120)</w:t>
             </w:r>
           </w:p>
         </w:tc>
@@ -4846,23 +4835,46 @@
           <w:p>
             <w:pPr>
               <w:pStyle w:val="Compact"/>
-            </w:pPr>
-          </w:p>
-        </w:tc>
-        <w:tc>
-          <w:tcPr/>
-          <w:p>
-            <w:pPr>
-              <w:pStyle w:val="Compact"/>
-            </w:pPr>
-          </w:p>
-        </w:tc>
-        <w:tc>
-          <w:tcPr/>
-          <w:p>
-            <w:pPr>
-              <w:pStyle w:val="Compact"/>
-            </w:pPr>
+              <w:jc w:val="left"/>
+            </w:pPr>
+            <w:r>
+              <w:rPr>
+                <w:rStyle w:val="VerbatimChar"/>
+                <w:sz w:val="17"/>
+              </w:rPr>
+              <w:t xml:space="preserve">message_text</w:t>
+            </w:r>
+          </w:p>
+        </w:tc>
+        <w:tc>
+          <w:tcPr/>
+          <w:p>
+            <w:pPr>
+              <w:pStyle w:val="Compact"/>
+              <w:jc w:val="left"/>
+            </w:pPr>
+            <w:r>
+              <w:rPr>
+                <w:rStyle w:val="VerbatimChar"/>
+                <w:sz w:val="17"/>
+              </w:rPr>
+              <w:t xml:space="preserve">TEXT</w:t>
+            </w:r>
+          </w:p>
+        </w:tc>
+        <w:tc>
+          <w:tcPr/>
+          <w:p>
+            <w:pPr>
+              <w:pStyle w:val="Compact"/>
+              <w:jc w:val="left"/>
+            </w:pPr>
+            <w:r>
+              <w:rPr>
+                <w:sz w:val="17"/>
+              </w:rPr>
+              <w:t xml:space="preserve">missing key fails the build</w:t>
+            </w:r>
           </w:p>
         </w:tc>
       </w:tr>
@@ -4872,45 +4884,38 @@
           <w:p>
             <w:pPr>
               <w:pStyle w:val="Compact"/>
-              <w:jc w:val="left"/>
-            </w:pPr>
-            <w:r>
-              <w:rPr>
-                <w:sz w:val="17"/>
-              </w:rPr>
-              <w:t xml:space="preserve">FR-007</w:t>
-            </w:r>
-          </w:p>
-        </w:tc>
-        <w:tc>
-          <w:tcPr/>
-          <w:p>
-            <w:pPr>
-              <w:pStyle w:val="Compact"/>
-              <w:jc w:val="left"/>
-            </w:pPr>
-            <w:r>
-              <w:rPr>
-                <w:rStyle w:val="VerbatimChar"/>
-                <w:sz w:val="17"/>
-              </w:rPr>
-              <w:t xml:space="preserve">event_type</w:t>
-            </w:r>
-          </w:p>
-        </w:tc>
-        <w:tc>
-          <w:tcPr/>
-          <w:p>
-            <w:pPr>
-              <w:pStyle w:val="Compact"/>
-              <w:jc w:val="left"/>
-            </w:pPr>
-            <w:r>
-              <w:rPr>
-                <w:rStyle w:val="VerbatimChar"/>
-                <w:sz w:val="17"/>
-              </w:rPr>
-              <w:t xml:space="preserve">VARCHAR(60)</w:t>
+            </w:pPr>
+          </w:p>
+        </w:tc>
+        <w:tc>
+          <w:tcPr/>
+          <w:p>
+            <w:pPr>
+              <w:pStyle w:val="Compact"/>
+              <w:jc w:val="left"/>
+            </w:pPr>
+            <w:r>
+              <w:rPr>
+                <w:rStyle w:val="VerbatimChar"/>
+                <w:sz w:val="17"/>
+              </w:rPr>
+              <w:t xml:space="preserve">locale</w:t>
+            </w:r>
+          </w:p>
+        </w:tc>
+        <w:tc>
+          <w:tcPr/>
+          <w:p>
+            <w:pPr>
+              <w:pStyle w:val="Compact"/>
+              <w:jc w:val="left"/>
+            </w:pPr>
+            <w:r>
+              <w:rPr>
+                <w:rStyle w:val="VerbatimChar"/>
+                <w:sz w:val="17"/>
+              </w:rPr>
+              <w:t xml:space="preserve">ENUM(vi, en)</w:t>
             </w:r>
           </w:p>
         </w:tc>
@@ -4934,31 +4939,15 @@
           <w:p>
             <w:pPr>
               <w:pStyle w:val="Compact"/>
-              <w:jc w:val="left"/>
-            </w:pPr>
-            <w:r>
-              <w:rPr>
-                <w:rStyle w:val="VerbatimChar"/>
-                <w:sz w:val="17"/>
-              </w:rPr>
-              <w:t xml:space="preserve">notification_id</w:t>
-            </w:r>
-          </w:p>
-        </w:tc>
-        <w:tc>
-          <w:tcPr/>
-          <w:p>
-            <w:pPr>
-              <w:pStyle w:val="Compact"/>
-              <w:jc w:val="left"/>
-            </w:pPr>
-            <w:r>
-              <w:rPr>
-                <w:rStyle w:val="VerbatimChar"/>
-                <w:sz w:val="17"/>
-              </w:rPr>
-              <w:t xml:space="preserve">UUID</w:t>
-            </w:r>
+            </w:pPr>
+          </w:p>
+        </w:tc>
+        <w:tc>
+          <w:tcPr/>
+          <w:p>
+            <w:pPr>
+              <w:pStyle w:val="Compact"/>
+            </w:pPr>
           </w:p>
         </w:tc>
         <w:tc>
@@ -4976,22 +4965,76 @@
           <w:p>
             <w:pPr>
               <w:pStyle w:val="Compact"/>
-            </w:pPr>
-          </w:p>
-        </w:tc>
-        <w:tc>
-          <w:tcPr/>
-          <w:p>
-            <w:pPr>
-              <w:pStyle w:val="Compact"/>
-              <w:jc w:val="left"/>
-            </w:pPr>
-            <w:r>
-              <w:rPr>
-                <w:rStyle w:val="VerbatimChar"/>
-                <w:sz w:val="17"/>
-              </w:rPr>
-              <w:t xml:space="preserve">recipient_id</w:t>
+              <w:jc w:val="left"/>
+            </w:pPr>
+            <w:r>
+              <w:rPr>
+                <w:sz w:val="17"/>
+              </w:rPr>
+              <w:t xml:space="preserve">FR-007</w:t>
+            </w:r>
+          </w:p>
+        </w:tc>
+        <w:tc>
+          <w:tcPr/>
+          <w:p>
+            <w:pPr>
+              <w:pStyle w:val="Compact"/>
+              <w:jc w:val="left"/>
+            </w:pPr>
+            <w:r>
+              <w:rPr>
+                <w:rStyle w:val="VerbatimChar"/>
+                <w:sz w:val="17"/>
+              </w:rPr>
+              <w:t xml:space="preserve">event_type</w:t>
+            </w:r>
+          </w:p>
+        </w:tc>
+        <w:tc>
+          <w:tcPr/>
+          <w:p>
+            <w:pPr>
+              <w:pStyle w:val="Compact"/>
+              <w:jc w:val="left"/>
+            </w:pPr>
+            <w:r>
+              <w:rPr>
+                <w:rStyle w:val="VerbatimChar"/>
+                <w:sz w:val="17"/>
+              </w:rPr>
+              <w:t xml:space="preserve">VARCHAR(60)</w:t>
+            </w:r>
+          </w:p>
+        </w:tc>
+        <w:tc>
+          <w:tcPr/>
+          <w:p>
+            <w:pPr>
+              <w:pStyle w:val="Compact"/>
+              <w:jc w:val="left"/>
+            </w:pPr>
+            <w:r>
+              <w:rPr>
+                <w:sz w:val="17"/>
+              </w:rPr>
+              <w:t xml:space="preserve">Yes</w:t>
+            </w:r>
+          </w:p>
+        </w:tc>
+        <w:tc>
+          <w:tcPr/>
+          <w:p>
+            <w:pPr>
+              <w:pStyle w:val="Compact"/>
+              <w:jc w:val="left"/>
+            </w:pPr>
+            <w:r>
+              <w:rPr>
+                <w:rStyle w:val="VerbatimChar"/>
+                <w:sz w:val="17"/>
+              </w:rPr>
+              <w:t xml:space="preserve">notification_id</w:t>
             </w:r>
           </w:p>
         </w:tc>
@@ -5008,53 +5051,6 @@
                 <w:sz w:val="17"/>
               </w:rPr>
               <w:t xml:space="preserve">UUID</w:t>
-            </w:r>
-          </w:p>
-        </w:tc>
-        <w:tc>
-          <w:tcPr/>
-          <w:p>
-            <w:pPr>
-              <w:pStyle w:val="Compact"/>
-              <w:jc w:val="left"/>
-            </w:pPr>
-            <w:r>
-              <w:rPr>
-                <w:sz w:val="17"/>
-              </w:rPr>
-              <w:t xml:space="preserve">Yes</w:t>
-            </w:r>
-          </w:p>
-        </w:tc>
-        <w:tc>
-          <w:tcPr/>
-          <w:p>
-            <w:pPr>
-              <w:pStyle w:val="Compact"/>
-              <w:jc w:val="left"/>
-            </w:pPr>
-            <w:r>
-              <w:rPr>
-                <w:rStyle w:val="VerbatimChar"/>
-                <w:sz w:val="17"/>
-              </w:rPr>
-              <w:t xml:space="preserve">created_at</w:t>
-            </w:r>
-          </w:p>
-        </w:tc>
-        <w:tc>
-          <w:tcPr/>
-          <w:p>
-            <w:pPr>
-              <w:pStyle w:val="Compact"/>
-              <w:jc w:val="left"/>
-            </w:pPr>
-            <w:r>
-              <w:rPr>
-                <w:rStyle w:val="VerbatimChar"/>
-                <w:sz w:val="17"/>
-              </w:rPr>
-              <w:t xml:space="preserve">TIMESTAMPTZ</w:t>
             </w:r>
           </w:p>
         </w:tc>
@@ -5088,23 +5084,23 @@
                 <w:rStyle w:val="VerbatimChar"/>
                 <w:sz w:val="17"/>
               </w:rPr>
-              <w:t xml:space="preserve">payload</w:t>
-            </w:r>
-          </w:p>
-        </w:tc>
-        <w:tc>
-          <w:tcPr/>
-          <w:p>
-            <w:pPr>
-              <w:pStyle w:val="Compact"/>
-              <w:jc w:val="left"/>
-            </w:pPr>
-            <w:r>
-              <w:rPr>
-                <w:rStyle w:val="VerbatimChar"/>
-                <w:sz w:val="17"/>
-              </w:rPr>
-              <w:t xml:space="preserve">JSONB</w:t>
+              <w:t xml:space="preserve">recipient_id</w:t>
+            </w:r>
+          </w:p>
+        </w:tc>
+        <w:tc>
+          <w:tcPr/>
+          <w:p>
+            <w:pPr>
+              <w:pStyle w:val="Compact"/>
+              <w:jc w:val="left"/>
+            </w:pPr>
+            <w:r>
+              <w:rPr>
+                <w:rStyle w:val="VerbatimChar"/>
+                <w:sz w:val="17"/>
+              </w:rPr>
+              <w:t xml:space="preserve">UUID</w:t>
             </w:r>
           </w:p>
         </w:tc>
@@ -5128,15 +5124,31 @@
           <w:p>
             <w:pPr>
               <w:pStyle w:val="Compact"/>
-            </w:pPr>
-          </w:p>
-        </w:tc>
-        <w:tc>
-          <w:tcPr/>
-          <w:p>
-            <w:pPr>
-              <w:pStyle w:val="Compact"/>
-            </w:pPr>
+              <w:jc w:val="left"/>
+            </w:pPr>
+            <w:r>
+              <w:rPr>
+                <w:rStyle w:val="VerbatimChar"/>
+                <w:sz w:val="17"/>
+              </w:rPr>
+              <w:t xml:space="preserve">created_at</w:t>
+            </w:r>
+          </w:p>
+        </w:tc>
+        <w:tc>
+          <w:tcPr/>
+          <w:p>
+            <w:pPr>
+              <w:pStyle w:val="Compact"/>
+              <w:jc w:val="left"/>
+            </w:pPr>
+            <w:r>
+              <w:rPr>
+                <w:rStyle w:val="VerbatimChar"/>
+                <w:sz w:val="17"/>
+              </w:rPr>
+              <w:t xml:space="preserve">TIMESTAMPTZ</w:t>
+            </w:r>
           </w:p>
         </w:tc>
         <w:tc>
@@ -5154,45 +5166,38 @@
           <w:p>
             <w:pPr>
               <w:pStyle w:val="Compact"/>
-              <w:jc w:val="left"/>
-            </w:pPr>
-            <w:r>
-              <w:rPr>
-                <w:sz w:val="17"/>
-              </w:rPr>
-              <w:t xml:space="preserve">FR-008</w:t>
-            </w:r>
-          </w:p>
-        </w:tc>
-        <w:tc>
-          <w:tcPr/>
-          <w:p>
-            <w:pPr>
-              <w:pStyle w:val="Compact"/>
-              <w:jc w:val="left"/>
-            </w:pPr>
-            <w:r>
-              <w:rPr>
-                <w:rStyle w:val="VerbatimChar"/>
-                <w:sz w:val="17"/>
-              </w:rPr>
-              <w:t xml:space="preserve">recipient_email</w:t>
-            </w:r>
-          </w:p>
-        </w:tc>
-        <w:tc>
-          <w:tcPr/>
-          <w:p>
-            <w:pPr>
-              <w:pStyle w:val="Compact"/>
-              <w:jc w:val="left"/>
-            </w:pPr>
-            <w:r>
-              <w:rPr>
-                <w:rStyle w:val="VerbatimChar"/>
-                <w:sz w:val="17"/>
-              </w:rPr>
-              <w:t xml:space="preserve">VARCHAR(254)</w:t>
+            </w:pPr>
+          </w:p>
+        </w:tc>
+        <w:tc>
+          <w:tcPr/>
+          <w:p>
+            <w:pPr>
+              <w:pStyle w:val="Compact"/>
+              <w:jc w:val="left"/>
+            </w:pPr>
+            <w:r>
+              <w:rPr>
+                <w:rStyle w:val="VerbatimChar"/>
+                <w:sz w:val="17"/>
+              </w:rPr>
+              <w:t xml:space="preserve">payload</w:t>
+            </w:r>
+          </w:p>
+        </w:tc>
+        <w:tc>
+          <w:tcPr/>
+          <w:p>
+            <w:pPr>
+              <w:pStyle w:val="Compact"/>
+              <w:jc w:val="left"/>
+            </w:pPr>
+            <w:r>
+              <w:rPr>
+                <w:rStyle w:val="VerbatimChar"/>
+                <w:sz w:val="17"/>
+              </w:rPr>
+              <w:t xml:space="preserve">JSONB</w:t>
             </w:r>
           </w:p>
         </w:tc>
@@ -5216,46 +5221,23 @@
           <w:p>
             <w:pPr>
               <w:pStyle w:val="Compact"/>
-              <w:jc w:val="left"/>
-            </w:pPr>
-            <w:r>
-              <w:rPr>
-                <w:rStyle w:val="VerbatimChar"/>
-                <w:sz w:val="17"/>
-              </w:rPr>
-              <w:t xml:space="preserve">delivery_status</w:t>
-            </w:r>
-          </w:p>
-        </w:tc>
-        <w:tc>
-          <w:tcPr/>
-          <w:p>
-            <w:pPr>
-              <w:pStyle w:val="Compact"/>
-              <w:jc w:val="left"/>
-            </w:pPr>
-            <w:r>
-              <w:rPr>
-                <w:rStyle w:val="VerbatimChar"/>
-                <w:sz w:val="17"/>
-              </w:rPr>
-              <w:t xml:space="preserve">ENUM(queued, sent, bounced)</w:t>
-            </w:r>
-          </w:p>
-        </w:tc>
-        <w:tc>
-          <w:tcPr/>
-          <w:p>
-            <w:pPr>
-              <w:pStyle w:val="Compact"/>
-              <w:jc w:val="left"/>
-            </w:pPr>
-            <w:r>
-              <w:rPr>
-                <w:sz w:val="17"/>
-              </w:rPr>
-              <w:t xml:space="preserve">retried up to 3 times</w:t>
-            </w:r>
+            </w:pPr>
+          </w:p>
+        </w:tc>
+        <w:tc>
+          <w:tcPr/>
+          <w:p>
+            <w:pPr>
+              <w:pStyle w:val="Compact"/>
+            </w:pPr>
+          </w:p>
+        </w:tc>
+        <w:tc>
+          <w:tcPr/>
+          <w:p>
+            <w:pPr>
+              <w:pStyle w:val="Compact"/>
+            </w:pPr>
           </w:p>
         </w:tc>
       </w:tr>
@@ -5265,38 +5247,45 @@
           <w:p>
             <w:pPr>
               <w:pStyle w:val="Compact"/>
-            </w:pPr>
-          </w:p>
-        </w:tc>
-        <w:tc>
-          <w:tcPr/>
-          <w:p>
-            <w:pPr>
-              <w:pStyle w:val="Compact"/>
-              <w:jc w:val="left"/>
-            </w:pPr>
-            <w:r>
-              <w:rPr>
-                <w:rStyle w:val="VerbatimChar"/>
-                <w:sz w:val="17"/>
-              </w:rPr>
-              <w:t xml:space="preserve">template_id</w:t>
-            </w:r>
-          </w:p>
-        </w:tc>
-        <w:tc>
-          <w:tcPr/>
-          <w:p>
-            <w:pPr>
-              <w:pStyle w:val="Compact"/>
-              <w:jc w:val="left"/>
-            </w:pPr>
-            <w:r>
-              <w:rPr>
-                <w:rStyle w:val="VerbatimChar"/>
-                <w:sz w:val="17"/>
-              </w:rPr>
-              <w:t xml:space="preserve">VARCHAR(60)</w:t>
+              <w:jc w:val="left"/>
+            </w:pPr>
+            <w:r>
+              <w:rPr>
+                <w:sz w:val="17"/>
+              </w:rPr>
+              <w:t xml:space="preserve">FR-008</w:t>
+            </w:r>
+          </w:p>
+        </w:tc>
+        <w:tc>
+          <w:tcPr/>
+          <w:p>
+            <w:pPr>
+              <w:pStyle w:val="Compact"/>
+              <w:jc w:val="left"/>
+            </w:pPr>
+            <w:r>
+              <w:rPr>
+                <w:rStyle w:val="VerbatimChar"/>
+                <w:sz w:val="17"/>
+              </w:rPr>
+              <w:t xml:space="preserve">recipient_email</w:t>
+            </w:r>
+          </w:p>
+        </w:tc>
+        <w:tc>
+          <w:tcPr/>
+          <w:p>
+            <w:pPr>
+              <w:pStyle w:val="Compact"/>
+              <w:jc w:val="left"/>
+            </w:pPr>
+            <w:r>
+              <w:rPr>
+                <w:rStyle w:val="VerbatimChar"/>
+                <w:sz w:val="17"/>
+              </w:rPr>
+              <w:t xml:space="preserve">VARCHAR(254)</w:t>
             </w:r>
           </w:p>
         </w:tc>
@@ -5327,32 +5316,39 @@
                 <w:rStyle w:val="VerbatimChar"/>
                 <w:sz w:val="17"/>
               </w:rPr>
-              <w:t xml:space="preserve">provider_message_id</w:t>
-            </w:r>
-          </w:p>
-        </w:tc>
-        <w:tc>
-          <w:tcPr/>
-          <w:p>
-            <w:pPr>
-              <w:pStyle w:val="Compact"/>
-              <w:jc w:val="left"/>
-            </w:pPr>
-            <w:r>
-              <w:rPr>
-                <w:rStyle w:val="VerbatimChar"/>
-                <w:sz w:val="17"/>
-              </w:rPr>
-              <w:t xml:space="preserve">TEXT</w:t>
-            </w:r>
-          </w:p>
-        </w:tc>
-        <w:tc>
-          <w:tcPr/>
-          <w:p>
-            <w:pPr>
-              <w:pStyle w:val="Compact"/>
-            </w:pPr>
+              <w:t xml:space="preserve">delivery_status</w:t>
+            </w:r>
+          </w:p>
+        </w:tc>
+        <w:tc>
+          <w:tcPr/>
+          <w:p>
+            <w:pPr>
+              <w:pStyle w:val="Compact"/>
+              <w:jc w:val="left"/>
+            </w:pPr>
+            <w:r>
+              <w:rPr>
+                <w:rStyle w:val="VerbatimChar"/>
+                <w:sz w:val="17"/>
+              </w:rPr>
+              <w:t xml:space="preserve">ENUM(queued, sent, bounced)</w:t>
+            </w:r>
+          </w:p>
+        </w:tc>
+        <w:tc>
+          <w:tcPr/>
+          <w:p>
+            <w:pPr>
+              <w:pStyle w:val="Compact"/>
+              <w:jc w:val="left"/>
+            </w:pPr>
+            <w:r>
+              <w:rPr>
+                <w:sz w:val="17"/>
+              </w:rPr>
+              <w:t xml:space="preserve">retried up to 3 times</w:t>
+            </w:r>
           </w:p>
         </w:tc>
       </w:tr>
@@ -5377,23 +5373,23 @@
                 <w:rStyle w:val="VerbatimChar"/>
                 <w:sz w:val="17"/>
               </w:rPr>
-              <w:t xml:space="preserve">variables</w:t>
-            </w:r>
-          </w:p>
-        </w:tc>
-        <w:tc>
-          <w:tcPr/>
-          <w:p>
-            <w:pPr>
-              <w:pStyle w:val="Compact"/>
-              <w:jc w:val="left"/>
-            </w:pPr>
-            <w:r>
-              <w:rPr>
-                <w:rStyle w:val="VerbatimChar"/>
-                <w:sz w:val="17"/>
-              </w:rPr>
-              <w:t xml:space="preserve">JSONB</w:t>
+              <w:t xml:space="preserve">template_id</w:t>
+            </w:r>
+          </w:p>
+        </w:tc>
+        <w:tc>
+          <w:tcPr/>
+          <w:p>
+            <w:pPr>
+              <w:pStyle w:val="Compact"/>
+              <w:jc w:val="left"/>
+            </w:pPr>
+            <w:r>
+              <w:rPr>
+                <w:rStyle w:val="VerbatimChar"/>
+                <w:sz w:val="17"/>
+              </w:rPr>
+              <w:t xml:space="preserve">VARCHAR(60)</w:t>
             </w:r>
           </w:p>
         </w:tc>
@@ -5417,15 +5413,31 @@
           <w:p>
             <w:pPr>
               <w:pStyle w:val="Compact"/>
-            </w:pPr>
-          </w:p>
-        </w:tc>
-        <w:tc>
-          <w:tcPr/>
-          <w:p>
-            <w:pPr>
-              <w:pStyle w:val="Compact"/>
-            </w:pPr>
+              <w:jc w:val="left"/>
+            </w:pPr>
+            <w:r>
+              <w:rPr>
+                <w:rStyle w:val="VerbatimChar"/>
+                <w:sz w:val="17"/>
+              </w:rPr>
+              <w:t xml:space="preserve">provider_message_id</w:t>
+            </w:r>
+          </w:p>
+        </w:tc>
+        <w:tc>
+          <w:tcPr/>
+          <w:p>
+            <w:pPr>
+              <w:pStyle w:val="Compact"/>
+              <w:jc w:val="left"/>
+            </w:pPr>
+            <w:r>
+              <w:rPr>
+                <w:rStyle w:val="VerbatimChar"/>
+                <w:sz w:val="17"/>
+              </w:rPr>
+              <w:t xml:space="preserve">TEXT</w:t>
+            </w:r>
           </w:p>
         </w:tc>
         <w:tc>
@@ -5443,45 +5455,38 @@
           <w:p>
             <w:pPr>
               <w:pStyle w:val="Compact"/>
-              <w:jc w:val="left"/>
-            </w:pPr>
-            <w:r>
-              <w:rPr>
-                <w:sz w:val="17"/>
-              </w:rPr>
-              <w:t xml:space="preserve">FR-009</w:t>
-            </w:r>
-          </w:p>
-        </w:tc>
-        <w:tc>
-          <w:tcPr/>
-          <w:p>
-            <w:pPr>
-              <w:pStyle w:val="Compact"/>
-              <w:jc w:val="left"/>
-            </w:pPr>
-            <w:r>
-              <w:rPr>
-                <w:rStyle w:val="VerbatimChar"/>
-                <w:sz w:val="17"/>
-              </w:rPr>
-              <w:t xml:space="preserve">user_id</w:t>
-            </w:r>
-          </w:p>
-        </w:tc>
-        <w:tc>
-          <w:tcPr/>
-          <w:p>
-            <w:pPr>
-              <w:pStyle w:val="Compact"/>
-              <w:jc w:val="left"/>
-            </w:pPr>
-            <w:r>
-              <w:rPr>
-                <w:rStyle w:val="VerbatimChar"/>
-                <w:sz w:val="17"/>
-              </w:rPr>
-              <w:t xml:space="preserve">UUID</w:t>
+            </w:pPr>
+          </w:p>
+        </w:tc>
+        <w:tc>
+          <w:tcPr/>
+          <w:p>
+            <w:pPr>
+              <w:pStyle w:val="Compact"/>
+              <w:jc w:val="left"/>
+            </w:pPr>
+            <w:r>
+              <w:rPr>
+                <w:rStyle w:val="VerbatimChar"/>
+                <w:sz w:val="17"/>
+              </w:rPr>
+              <w:t xml:space="preserve">variables</w:t>
+            </w:r>
+          </w:p>
+        </w:tc>
+        <w:tc>
+          <w:tcPr/>
+          <w:p>
+            <w:pPr>
+              <w:pStyle w:val="Compact"/>
+              <w:jc w:val="left"/>
+            </w:pPr>
+            <w:r>
+              <w:rPr>
+                <w:rStyle w:val="VerbatimChar"/>
+                <w:sz w:val="17"/>
+              </w:rPr>
+              <w:t xml:space="preserve">JSONB</w:t>
             </w:r>
           </w:p>
         </w:tc>
@@ -5505,46 +5510,23 @@
           <w:p>
             <w:pPr>
               <w:pStyle w:val="Compact"/>
-              <w:jc w:val="left"/>
-            </w:pPr>
-            <w:r>
-              <w:rPr>
-                <w:rStyle w:val="VerbatimChar"/>
-                <w:sz w:val="17"/>
-              </w:rPr>
-              <w:t xml:space="preserve">notifications</w:t>
-            </w:r>
-          </w:p>
-        </w:tc>
-        <w:tc>
-          <w:tcPr/>
-          <w:p>
-            <w:pPr>
-              <w:pStyle w:val="Compact"/>
-              <w:jc w:val="left"/>
-            </w:pPr>
-            <w:r>
-              <w:rPr>
-                <w:rStyle w:val="VerbatimChar"/>
-                <w:sz w:val="17"/>
-              </w:rPr>
-              <w:t xml:space="preserve">ARRAY&lt;notification&gt;</w:t>
-            </w:r>
-          </w:p>
-        </w:tc>
-        <w:tc>
-          <w:tcPr/>
-          <w:p>
-            <w:pPr>
-              <w:pStyle w:val="Compact"/>
-              <w:jc w:val="left"/>
-            </w:pPr>
-            <w:r>
-              <w:rPr>
-                <w:sz w:val="17"/>
-              </w:rPr>
-              <w:t xml:space="preserve">a user reads only their own</w:t>
-            </w:r>
+            </w:pPr>
+          </w:p>
+        </w:tc>
+        <w:tc>
+          <w:tcPr/>
+          <w:p>
+            <w:pPr>
+              <w:pStyle w:val="Compact"/>
+            </w:pPr>
+          </w:p>
+        </w:tc>
+        <w:tc>
+          <w:tcPr/>
+          <w:p>
+            <w:pPr>
+              <w:pStyle w:val="Compact"/>
+            </w:pPr>
           </w:p>
         </w:tc>
       </w:tr>
@@ -5554,94 +5536,108 @@
           <w:p>
             <w:pPr>
               <w:pStyle w:val="Compact"/>
-            </w:pPr>
-          </w:p>
-        </w:tc>
-        <w:tc>
-          <w:tcPr/>
-          <w:p>
-            <w:pPr>
-              <w:pStyle w:val="Compact"/>
-              <w:jc w:val="left"/>
-            </w:pPr>
-            <w:r>
-              <w:rPr>
-                <w:rStyle w:val="VerbatimChar"/>
-                <w:sz w:val="17"/>
-              </w:rPr>
-              <w:t xml:space="preserve">unread_only</w:t>
-            </w:r>
-          </w:p>
-        </w:tc>
-        <w:tc>
-          <w:tcPr/>
-          <w:p>
-            <w:pPr>
-              <w:pStyle w:val="Compact"/>
-              <w:jc w:val="left"/>
-            </w:pPr>
-            <w:r>
-              <w:rPr>
-                <w:rStyle w:val="VerbatimChar"/>
-                <w:sz w:val="17"/>
-              </w:rPr>
-              <w:t xml:space="preserve">BOOLEAN</w:t>
-            </w:r>
-          </w:p>
-        </w:tc>
-        <w:tc>
-          <w:tcPr/>
-          <w:p>
-            <w:pPr>
-              <w:pStyle w:val="Compact"/>
-              <w:jc w:val="left"/>
-            </w:pPr>
-            <w:r>
-              <w:rPr>
-                <w:sz w:val="17"/>
-              </w:rPr>
-              <w:t xml:space="preserve">No</w:t>
-            </w:r>
-          </w:p>
-        </w:tc>
-        <w:tc>
-          <w:tcPr/>
-          <w:p>
-            <w:pPr>
-              <w:pStyle w:val="Compact"/>
-              <w:jc w:val="left"/>
-            </w:pPr>
-            <w:r>
-              <w:rPr>
-                <w:rStyle w:val="VerbatimChar"/>
-                <w:sz w:val="17"/>
-              </w:rPr>
-              <w:t xml:space="preserve">unread_count</w:t>
-            </w:r>
-          </w:p>
-        </w:tc>
-        <w:tc>
-          <w:tcPr/>
-          <w:p>
-            <w:pPr>
-              <w:pStyle w:val="Compact"/>
-              <w:jc w:val="left"/>
-            </w:pPr>
-            <w:r>
-              <w:rPr>
-                <w:rStyle w:val="VerbatimChar"/>
-                <w:sz w:val="17"/>
-              </w:rPr>
-              <w:t xml:space="preserve">INTEGER</w:t>
-            </w:r>
-          </w:p>
-        </w:tc>
-        <w:tc>
-          <w:tcPr/>
-          <w:p>
-            <w:pPr>
-              <w:pStyle w:val="Compact"/>
-            </w:pPr>
+              <w:jc w:val="left"/>
+            </w:pPr>
+            <w:r>
+              <w:rPr>
+                <w:sz w:val="17"/>
+              </w:rPr>
+              <w:t xml:space="preserve">FR-009</w:t>
+            </w:r>
+          </w:p>
+        </w:tc>
+        <w:tc>
+          <w:tcPr/>
+          <w:p>
+            <w:pPr>
+              <w:pStyle w:val="Compact"/>
+              <w:jc w:val="left"/>
+            </w:pPr>
+            <w:r>
+              <w:rPr>
+                <w:rStyle w:val="VerbatimChar"/>
+                <w:sz w:val="17"/>
+              </w:rPr>
+              <w:t xml:space="preserve">user_id</w:t>
+            </w:r>
+          </w:p>
+        </w:tc>
+        <w:tc>
+          <w:tcPr/>
+          <w:p>
+            <w:pPr>
+              <w:pStyle w:val="Compact"/>
+              <w:jc w:val="left"/>
+            </w:pPr>
+            <w:r>
+              <w:rPr>
+                <w:rStyle w:val="VerbatimChar"/>
+                <w:sz w:val="17"/>
+              </w:rPr>
+              <w:t xml:space="preserve">UUID</w:t>
+            </w:r>
+          </w:p>
+        </w:tc>
+        <w:tc>
+          <w:tcPr/>
+          <w:p>
+            <w:pPr>
+              <w:pStyle w:val="Compact"/>
+              <w:jc w:val="left"/>
+            </w:pPr>
+            <w:r>
+              <w:rPr>
+                <w:sz w:val="17"/>
+              </w:rPr>
+              <w:t xml:space="preserve">Yes</w:t>
+            </w:r>
+          </w:p>
+        </w:tc>
+        <w:tc>
+          <w:tcPr/>
+          <w:p>
+            <w:pPr>
+              <w:pStyle w:val="Compact"/>
+              <w:jc w:val="left"/>
+            </w:pPr>
+            <w:r>
+              <w:rPr>
+                <w:rStyle w:val="VerbatimChar"/>
+                <w:sz w:val="17"/>
+              </w:rPr>
+              <w:t xml:space="preserve">notifications</w:t>
+            </w:r>
+          </w:p>
+        </w:tc>
+        <w:tc>
+          <w:tcPr/>
+          <w:p>
+            <w:pPr>
+              <w:pStyle w:val="Compact"/>
+              <w:jc w:val="left"/>
+            </w:pPr>
+            <w:r>
+              <w:rPr>
+                <w:rStyle w:val="VerbatimChar"/>
+                <w:sz w:val="17"/>
+              </w:rPr>
+              <w:t xml:space="preserve">notification[]</w:t>
+            </w:r>
+          </w:p>
+        </w:tc>
+        <w:tc>
+          <w:tcPr/>
+          <w:p>
+            <w:pPr>
+              <w:pStyle w:val="Compact"/>
+              <w:jc w:val="left"/>
+            </w:pPr>
+            <w:r>
+              <w:rPr>
+                <w:sz w:val="17"/>
+              </w:rPr>
+              <w:t xml:space="preserve">a user reads only their own</w:t>
+            </w:r>
           </w:p>
         </w:tc>
       </w:tr>
@@ -5651,133 +5647,94 @@
           <w:p>
             <w:pPr>
               <w:pStyle w:val="Compact"/>
-              <w:jc w:val="left"/>
-            </w:pPr>
-            <w:r>
-              <w:rPr>
-                <w:sz w:val="17"/>
-              </w:rPr>
-              <w:t xml:space="preserve">FR-010</w:t>
-            </w:r>
-          </w:p>
-        </w:tc>
-        <w:tc>
-          <w:tcPr/>
-          <w:p>
-            <w:pPr>
-              <w:pStyle w:val="Compact"/>
-              <w:jc w:val="left"/>
-            </w:pPr>
-            <w:r>
-              <w:rPr>
-                <w:rStyle w:val="VerbatimChar"/>
-                <w:sz w:val="17"/>
-              </w:rPr>
-              <w:t xml:space="preserve">source_text</w:t>
-            </w:r>
-          </w:p>
-        </w:tc>
-        <w:tc>
-          <w:tcPr/>
-          <w:p>
-            <w:pPr>
-              <w:pStyle w:val="Compact"/>
-              <w:jc w:val="left"/>
-            </w:pPr>
-            <w:r>
-              <w:rPr>
-                <w:rStyle w:val="VerbatimChar"/>
-                <w:sz w:val="17"/>
-              </w:rPr>
-              <w:t xml:space="preserve">TEXT</w:t>
-            </w:r>
-          </w:p>
-        </w:tc>
-        <w:tc>
-          <w:tcPr/>
-          <w:p>
-            <w:pPr>
-              <w:pStyle w:val="Compact"/>
-              <w:jc w:val="left"/>
-            </w:pPr>
-            <w:r>
-              <w:rPr>
-                <w:sz w:val="17"/>
-              </w:rPr>
-              <w:t xml:space="preserve">Yes</w:t>
-            </w:r>
-          </w:p>
-        </w:tc>
-        <w:tc>
-          <w:tcPr/>
-          <w:p>
-            <w:pPr>
-              <w:pStyle w:val="Compact"/>
-              <w:jc w:val="left"/>
-            </w:pPr>
-            <w:r>
-              <w:rPr>
-                <w:rStyle w:val="VerbatimChar"/>
-                <w:sz w:val="17"/>
-              </w:rPr>
-              <w:t xml:space="preserve">search_vector</w:t>
-            </w:r>
-          </w:p>
-        </w:tc>
-        <w:tc>
-          <w:tcPr/>
-          <w:p>
-            <w:pPr>
-              <w:pStyle w:val="Compact"/>
-              <w:jc w:val="left"/>
-            </w:pPr>
-            <w:r>
-              <w:rPr>
-                <w:rStyle w:val="VerbatimChar"/>
-                <w:sz w:val="17"/>
-              </w:rPr>
-              <w:t xml:space="preserve">TSVECTOR</w:t>
-            </w:r>
-          </w:p>
-        </w:tc>
-        <w:tc>
-          <w:tcPr/>
-          <w:p>
-            <w:pPr>
-              <w:pStyle w:val="Compact"/>
-              <w:jc w:val="left"/>
-            </w:pPr>
-            <w:r>
-              <w:rPr>
-                <w:sz w:val="17"/>
-              </w:rPr>
-              <w:t xml:space="preserve">unaccent +</w:t>
-            </w:r>
-            <w:r>
-              <w:rPr>
-                <w:sz w:val="17"/>
-              </w:rPr>
-              <w:t xml:space="preserve"> </w:t>
-            </w:r>
-            <w:r>
-              <w:rPr>
-                <w:rStyle w:val="VerbatimChar"/>
-                <w:sz w:val="17"/>
-              </w:rPr>
-              <w:t xml:space="preserve">simple</w:t>
-            </w:r>
-            <w:r>
-              <w:rPr>
-                <w:sz w:val="17"/>
-              </w:rPr>
-              <w:t xml:space="preserve"> </w:t>
-            </w:r>
-            <w:r>
-              <w:rPr>
-                <w:sz w:val="17"/>
-              </w:rPr>
-              <w:t xml:space="preserve">configuration</w:t>
-            </w:r>
+            </w:pPr>
+          </w:p>
+        </w:tc>
+        <w:tc>
+          <w:tcPr/>
+          <w:p>
+            <w:pPr>
+              <w:pStyle w:val="Compact"/>
+              <w:jc w:val="left"/>
+            </w:pPr>
+            <w:r>
+              <w:rPr>
+                <w:rStyle w:val="VerbatimChar"/>
+                <w:sz w:val="17"/>
+              </w:rPr>
+              <w:t xml:space="preserve">unread_only</w:t>
+            </w:r>
+          </w:p>
+        </w:tc>
+        <w:tc>
+          <w:tcPr/>
+          <w:p>
+            <w:pPr>
+              <w:pStyle w:val="Compact"/>
+              <w:jc w:val="left"/>
+            </w:pPr>
+            <w:r>
+              <w:rPr>
+                <w:rStyle w:val="VerbatimChar"/>
+                <w:sz w:val="17"/>
+              </w:rPr>
+              <w:t xml:space="preserve">BOOLEAN</w:t>
+            </w:r>
+          </w:p>
+        </w:tc>
+        <w:tc>
+          <w:tcPr/>
+          <w:p>
+            <w:pPr>
+              <w:pStyle w:val="Compact"/>
+              <w:jc w:val="left"/>
+            </w:pPr>
+            <w:r>
+              <w:rPr>
+                <w:sz w:val="17"/>
+              </w:rPr>
+              <w:t xml:space="preserve">No</w:t>
+            </w:r>
+          </w:p>
+        </w:tc>
+        <w:tc>
+          <w:tcPr/>
+          <w:p>
+            <w:pPr>
+              <w:pStyle w:val="Compact"/>
+              <w:jc w:val="left"/>
+            </w:pPr>
+            <w:r>
+              <w:rPr>
+                <w:rStyle w:val="VerbatimChar"/>
+                <w:sz w:val="17"/>
+              </w:rPr>
+              <w:t xml:space="preserve">unread_count</w:t>
+            </w:r>
+          </w:p>
+        </w:tc>
+        <w:tc>
+          <w:tcPr/>
+          <w:p>
+            <w:pPr>
+              <w:pStyle w:val="Compact"/>
+              <w:jc w:val="left"/>
+            </w:pPr>
+            <w:r>
+              <w:rPr>
+                <w:rStyle w:val="VerbatimChar"/>
+                <w:sz w:val="17"/>
+              </w:rPr>
+              <w:t xml:space="preserve">INTEGER</w:t>
+            </w:r>
+          </w:p>
+        </w:tc>
+        <w:tc>
+          <w:tcPr/>
+          <w:p>
+            <w:pPr>
+              <w:pStyle w:val="Compact"/>
+            </w:pPr>
           </w:p>
         </w:tc>
       </w:tr>
@@ -5787,38 +5744,45 @@
           <w:p>
             <w:pPr>
               <w:pStyle w:val="Compact"/>
-            </w:pPr>
-          </w:p>
-        </w:tc>
-        <w:tc>
-          <w:tcPr/>
-          <w:p>
-            <w:pPr>
-              <w:pStyle w:val="Compact"/>
-              <w:jc w:val="left"/>
-            </w:pPr>
-            <w:r>
-              <w:rPr>
-                <w:rStyle w:val="VerbatimChar"/>
-                <w:sz w:val="17"/>
-              </w:rPr>
-              <w:t xml:space="preserve">locale</w:t>
-            </w:r>
-          </w:p>
-        </w:tc>
-        <w:tc>
-          <w:tcPr/>
-          <w:p>
-            <w:pPr>
-              <w:pStyle w:val="Compact"/>
-              <w:jc w:val="left"/>
-            </w:pPr>
-            <w:r>
-              <w:rPr>
-                <w:rStyle w:val="VerbatimChar"/>
-                <w:sz w:val="17"/>
-              </w:rPr>
-              <w:t xml:space="preserve">ENUM(vi, en)</w:t>
+              <w:jc w:val="left"/>
+            </w:pPr>
+            <w:r>
+              <w:rPr>
+                <w:sz w:val="17"/>
+              </w:rPr>
+              <w:t xml:space="preserve">FR-010</w:t>
+            </w:r>
+          </w:p>
+        </w:tc>
+        <w:tc>
+          <w:tcPr/>
+          <w:p>
+            <w:pPr>
+              <w:pStyle w:val="Compact"/>
+              <w:jc w:val="left"/>
+            </w:pPr>
+            <w:r>
+              <w:rPr>
+                <w:rStyle w:val="VerbatimChar"/>
+                <w:sz w:val="17"/>
+              </w:rPr>
+              <w:t xml:space="preserve">source_text</w:t>
+            </w:r>
+          </w:p>
+        </w:tc>
+        <w:tc>
+          <w:tcPr/>
+          <w:p>
+            <w:pPr>
+              <w:pStyle w:val="Compact"/>
+              <w:jc w:val="left"/>
+            </w:pPr>
+            <w:r>
+              <w:rPr>
+                <w:rStyle w:val="VerbatimChar"/>
+                <w:sz w:val="17"/>
+              </w:rPr>
+              <w:t xml:space="preserve">TEXT</w:t>
             </w:r>
           </w:p>
         </w:tc>
@@ -5842,23 +5806,71 @@
           <w:p>
             <w:pPr>
               <w:pStyle w:val="Compact"/>
-            </w:pPr>
-          </w:p>
-        </w:tc>
-        <w:tc>
-          <w:tcPr/>
-          <w:p>
-            <w:pPr>
-              <w:pStyle w:val="Compact"/>
-            </w:pPr>
-          </w:p>
-        </w:tc>
-        <w:tc>
-          <w:tcPr/>
-          <w:p>
-            <w:pPr>
-              <w:pStyle w:val="Compact"/>
-            </w:pPr>
+              <w:jc w:val="left"/>
+            </w:pPr>
+            <w:r>
+              <w:rPr>
+                <w:rStyle w:val="VerbatimChar"/>
+                <w:sz w:val="17"/>
+              </w:rPr>
+              <w:t xml:space="preserve">search_vector</w:t>
+            </w:r>
+          </w:p>
+        </w:tc>
+        <w:tc>
+          <w:tcPr/>
+          <w:p>
+            <w:pPr>
+              <w:pStyle w:val="Compact"/>
+              <w:jc w:val="left"/>
+            </w:pPr>
+            <w:r>
+              <w:rPr>
+                <w:rStyle w:val="VerbatimChar"/>
+                <w:sz w:val="17"/>
+              </w:rPr>
+              <w:t xml:space="preserve">TSVECTOR</w:t>
+            </w:r>
+          </w:p>
+        </w:tc>
+        <w:tc>
+          <w:tcPr/>
+          <w:p>
+            <w:pPr>
+              <w:pStyle w:val="Compact"/>
+              <w:jc w:val="left"/>
+            </w:pPr>
+            <w:r>
+              <w:rPr>
+                <w:sz w:val="17"/>
+              </w:rPr>
+              <w:t xml:space="preserve">unaccent +</w:t>
+            </w:r>
+            <w:r>
+              <w:rPr>
+                <w:sz w:val="17"/>
+              </w:rPr>
+              <w:t xml:space="preserve"> </w:t>
+            </w:r>
+            <w:r>
+              <w:rPr>
+                <w:rStyle w:val="VerbatimChar"/>
+                <w:sz w:val="17"/>
+              </w:rPr>
+              <w:t xml:space="preserve">simple</w:t>
+            </w:r>
+            <w:r>
+              <w:rPr>
+                <w:sz w:val="17"/>
+              </w:rPr>
+              <w:t xml:space="preserve"> </w:t>
+            </w:r>
+            <w:r>
+              <w:rPr>
+                <w:sz w:val="17"/>
+              </w:rPr>
+              <w:t xml:space="preserve">configuration</w:t>
+            </w:r>
           </w:p>
         </w:tc>
       </w:tr>
@@ -5868,6 +5880,87 @@
           <w:p>
             <w:pPr>
               <w:pStyle w:val="Compact"/>
+            </w:pPr>
+          </w:p>
+        </w:tc>
+        <w:tc>
+          <w:tcPr/>
+          <w:p>
+            <w:pPr>
+              <w:pStyle w:val="Compact"/>
+              <w:jc w:val="left"/>
+            </w:pPr>
+            <w:r>
+              <w:rPr>
+                <w:rStyle w:val="VerbatimChar"/>
+                <w:sz w:val="17"/>
+              </w:rPr>
+              <w:t xml:space="preserve">locale</w:t>
+            </w:r>
+          </w:p>
+        </w:tc>
+        <w:tc>
+          <w:tcPr/>
+          <w:p>
+            <w:pPr>
+              <w:pStyle w:val="Compact"/>
+              <w:jc w:val="left"/>
+            </w:pPr>
+            <w:r>
+              <w:rPr>
+                <w:rStyle w:val="VerbatimChar"/>
+                <w:sz w:val="17"/>
+              </w:rPr>
+              <w:t xml:space="preserve">ENUM(vi, en)</w:t>
+            </w:r>
+          </w:p>
+        </w:tc>
+        <w:tc>
+          <w:tcPr/>
+          <w:p>
+            <w:pPr>
+              <w:pStyle w:val="Compact"/>
+              <w:jc w:val="left"/>
+            </w:pPr>
+            <w:r>
+              <w:rPr>
+                <w:sz w:val="17"/>
+              </w:rPr>
+              <w:t xml:space="preserve">Yes</w:t>
+            </w:r>
+          </w:p>
+        </w:tc>
+        <w:tc>
+          <w:tcPr/>
+          <w:p>
+            <w:pPr>
+              <w:pStyle w:val="Compact"/>
+            </w:pPr>
+          </w:p>
+        </w:tc>
+        <w:tc>
+          <w:tcPr/>
+          <w:p>
+            <w:pPr>
+              <w:pStyle w:val="Compact"/>
+            </w:pPr>
+          </w:p>
+        </w:tc>
+        <w:tc>
+          <w:tcPr/>
+          <w:p>
+            <w:pPr>
+              <w:pStyle w:val="Compact"/>
+            </w:pPr>
+          </w:p>
+        </w:tc>
+      </w:tr>
+      <w:tr>
+        <w:tc>
+          <w:tcPr/>
+          <w:p>
+            <w:pPr>
+              <w:pStyle w:val="Compact"/>
               <w:jc w:val="left"/>
             </w:pPr>
             <w:r>
@@ -5968,7 +6061,7 @@
               <w:rPr>
                 <w:sz w:val="17"/>
               </w:rPr>
-              <w:t xml:space="preserve">—</w:t>
+              <w:t xml:space="preserve">[NEEDS CLARIFICATION: n]</w:t>
             </w:r>
           </w:p>
         </w:tc>
@@ -6357,6 +6450,73 @@
                 <w:sz w:val="17"/>
               </w:rPr>
               <w:t xml:space="preserve">Home-made authentication is the most common source of security bugs.</w:t>
+            </w:r>
+          </w:p>
+        </w:tc>
+      </w:tr>
+      <w:tr>
+        <w:tc>
+          <w:tcPr/>
+          <w:p>
+            <w:pPr>
+              <w:pStyle w:val="Compact"/>
+              <w:jc w:val="left"/>
+            </w:pPr>
+            <w:r>
+              <w:rPr>
+                <w:sz w:val="17"/>
+              </w:rPr>
+              <w:t xml:space="preserve">BR-005</w:t>
+            </w:r>
+          </w:p>
+        </w:tc>
+        <w:tc>
+          <w:tcPr/>
+          <w:p>
+            <w:pPr>
+              <w:pStyle w:val="Compact"/>
+              <w:jc w:val="left"/>
+            </w:pPr>
+            <w:r>
+              <w:rPr>
+                <w:sz w:val="17"/>
+              </w:rPr>
+              <w:t xml:space="preserve">An account is never hard-deleted. When its owner deletes it (SC-08), it is deactivated at once, loses all access, and its name, email and phone are replaced by anonymous values within 30 days; projects, uploads, access logs and approvals it created stay and are shown as</w:t>
+            </w:r>
+            <w:r>
+              <w:rPr>
+                <w:sz w:val="17"/>
+              </w:rPr>
+              <w:t xml:space="preserve"> </w:t>
+            </w:r>
+            <w:r>
+              <w:rPr>
+                <w:iCs/>
+                <w:i/>
+                <w:sz w:val="17"/>
+              </w:rPr>
+              <w:t xml:space="preserve">Former member</w:t>
+            </w:r>
+            <w:r>
+              <w:rPr>
+                <w:sz w:val="17"/>
+              </w:rPr>
+              <w:t xml:space="preserve">.</w:t>
+            </w:r>
+          </w:p>
+        </w:tc>
+        <w:tc>
+          <w:tcPr/>
+          <w:p>
+            <w:pPr>
+              <w:pStyle w:val="Compact"/>
+              <w:jc w:val="left"/>
+            </w:pPr>
+            <w:r>
+              <w:rPr>
+                <w:sz w:val="17"/>
+              </w:rPr>
+              <w:t xml:space="preserve">Personal data must be removable on request, while projects, legal approvals and audit records must stay intact for the other people who rely on them.</w:t>
             </w:r>
           </w:p>
         </w:tc>
@@ -6968,11 +7128,10 @@
             </w:pPr>
             <w:r>
               <w:rPr>
-                <w:iCs/>
-                <w:i/>
-                <w:sz w:val="17"/>
-              </w:rPr>
-              <w:t xml:space="preserve">Not written yet — screen not in the 20-screen set</w:t>
+                <w:rStyle w:val="VerbatimChar"/>
+                <w:sz w:val="17"/>
+              </w:rPr>
+              <w:t xml:space="preserve">docs/screens/screen-spec-SC-06.md</w:t>
             </w:r>
           </w:p>
         </w:tc>
@@ -7032,11 +7191,10 @@
             </w:pPr>
             <w:r>
               <w:rPr>
-                <w:iCs/>
-                <w:i/>
-                <w:sz w:val="17"/>
-              </w:rPr>
-              <w:t xml:space="preserve">Not written yet — screen not in the 20-screen set</w:t>
+                <w:rStyle w:val="VerbatimChar"/>
+                <w:sz w:val="17"/>
+              </w:rPr>
+              <w:t xml:space="preserve">docs/screens/screen-spec-SC-07.md</w:t>
             </w:r>
           </w:p>
         </w:tc>
@@ -7096,11 +7254,10 @@
             </w:pPr>
             <w:r>
               <w:rPr>
-                <w:iCs/>
-                <w:i/>
-                <w:sz w:val="17"/>
-              </w:rPr>
-              <w:t xml:space="preserve">Not written yet — screen not in the 20-screen set</w:t>
+                <w:rStyle w:val="VerbatimChar"/>
+                <w:sz w:val="17"/>
+              </w:rPr>
+              <w:t xml:space="preserve">docs/screens/screen-spec-SC-08.md</w:t>
             </w:r>
           </w:p>
         </w:tc>
@@ -7160,11 +7317,10 @@
             </w:pPr>
             <w:r>
               <w:rPr>
-                <w:iCs/>
-                <w:i/>
-                <w:sz w:val="17"/>
-              </w:rPr>
-              <w:t xml:space="preserve">Not written yet — screen not in the 20-screen set</w:t>
+                <w:rStyle w:val="VerbatimChar"/>
+                <w:sz w:val="17"/>
+              </w:rPr>
+              <w:t xml:space="preserve">docs/screens/screen-spec-SC-09.md</w:t>
             </w:r>
           </w:p>
         </w:tc>
@@ -7224,11 +7380,10 @@
             </w:pPr>
             <w:r>
               <w:rPr>
-                <w:iCs/>
-                <w:i/>
-                <w:sz w:val="17"/>
-              </w:rPr>
-              <w:t xml:space="preserve">Not written yet — screen not in the 20-screen set</w:t>
+                <w:rStyle w:val="VerbatimChar"/>
+                <w:sz w:val="17"/>
+              </w:rPr>
+              <w:t xml:space="preserve">docs/screens/screen-spec-SC-42.md</w:t>
             </w:r>
           </w:p>
         </w:tc>
@@ -7288,11 +7443,10 @@
             </w:pPr>
             <w:r>
               <w:rPr>
-                <w:iCs/>
-                <w:i/>
-                <w:sz w:val="17"/>
-              </w:rPr>
-              <w:t xml:space="preserve">Not written yet — screen not in the 20-screen set</w:t>
+                <w:rStyle w:val="VerbatimChar"/>
+                <w:sz w:val="17"/>
+              </w:rPr>
+              <w:t xml:space="preserve">docs/screens/screen-spec-SC-43.md</w:t>
             </w:r>
           </w:p>
         </w:tc>
@@ -7635,18 +7789,1166 @@
         <w:t xml:space="preserve">10. Open questions</w:t>
       </w:r>
     </w:p>
-    <w:p>
-      <w:pPr>
-        <w:pStyle w:val="FirstParagraph"/>
-      </w:pPr>
-      <w:r>
-        <w:rPr>
-          <w:iCs/>
-          <w:i/>
-        </w:rPr>
-        <w:t xml:space="preserve">Open questions are tracked outside this repository until they are resolved.</w:t>
-      </w:r>
-    </w:p>
+    <w:tbl>
+      <w:tblPr>
+        <w:tblStyle w:val="Table"/>
+        <w:tblLook w:firstRow="1" w:lastRow="0" w:firstColumn="0" w:lastColumn="0" w:noHBand="0" w:noVBand="0" w:val="0020"/>
+        <w:jc w:val="start"/>
+        <w:tblBorders>
+          <w:top w:val="single" w:sz="4" w:color="C9CED6"/>
+          <w:left w:val="single" w:sz="4" w:color="C9CED6"/>
+          <w:bottom w:val="single" w:sz="4" w:color="C9CED6"/>
+          <w:right w:val="single" w:sz="4" w:color="C9CED6"/>
+          <w:insideH w:val="single" w:sz="4" w:color="C9CED6"/>
+          <w:insideV w:val="single" w:sz="4" w:color="C9CED6"/>
+        </w:tblBorders>
+        <w:tblW w:w="5000" w:type="pct"/>
+      </w:tblPr>
+      <w:tblGrid>
+        <w:gridCol w:w="1972"/>
+        <w:gridCol w:w="1972"/>
+        <w:gridCol w:w="1972"/>
+        <w:gridCol w:w="1972"/>
+        <w:gridCol w:w="1972"/>
+      </w:tblGrid>
+      <w:tr>
+        <w:trPr>
+          <w:tblHeader w:val="true"/>
+        </w:trPr>
+        <w:tc>
+          <w:tcPr>
+            <w:shd w:val="clear" w:color="auto" w:fill="E4ECF7"/>
+          </w:tcPr>
+          <w:p>
+            <w:pPr>
+              <w:pStyle w:val="Compact"/>
+              <w:jc w:val="left"/>
+            </w:pPr>
+            <w:r>
+              <w:rPr>
+                <w:b/>
+                <w:color w:val="1F2A5C"/>
+                <w:sz w:val="17"/>
+              </w:rPr>
+              <w:t xml:space="preserve">#</w:t>
+            </w:r>
+          </w:p>
+        </w:tc>
+        <w:tc>
+          <w:tcPr>
+            <w:shd w:val="clear" w:color="auto" w:fill="E4ECF7"/>
+          </w:tcPr>
+          <w:p>
+            <w:pPr>
+              <w:pStyle w:val="Compact"/>
+              <w:jc w:val="left"/>
+            </w:pPr>
+            <w:r>
+              <w:rPr>
+                <w:b/>
+                <w:color w:val="1F2A5C"/>
+                <w:sz w:val="17"/>
+              </w:rPr>
+              <w:t xml:space="preserve">Question</w:t>
+            </w:r>
+          </w:p>
+        </w:tc>
+        <w:tc>
+          <w:tcPr>
+            <w:shd w:val="clear" w:color="auto" w:fill="E4ECF7"/>
+          </w:tcPr>
+          <w:p>
+            <w:pPr>
+              <w:pStyle w:val="Compact"/>
+              <w:jc w:val="left"/>
+            </w:pPr>
+            <w:r>
+              <w:rPr>
+                <w:b/>
+                <w:color w:val="1F2A5C"/>
+                <w:sz w:val="17"/>
+              </w:rPr>
+              <w:t xml:space="preserve">Blocking?</w:t>
+            </w:r>
+          </w:p>
+        </w:tc>
+        <w:tc>
+          <w:tcPr>
+            <w:shd w:val="clear" w:color="auto" w:fill="E4ECF7"/>
+          </w:tcPr>
+          <w:p>
+            <w:pPr>
+              <w:pStyle w:val="Compact"/>
+              <w:jc w:val="left"/>
+            </w:pPr>
+            <w:r>
+              <w:rPr>
+                <w:b/>
+                <w:color w:val="1F2A5C"/>
+                <w:sz w:val="17"/>
+              </w:rPr>
+              <w:t xml:space="preserve">Owner</w:t>
+            </w:r>
+          </w:p>
+        </w:tc>
+        <w:tc>
+          <w:tcPr>
+            <w:shd w:val="clear" w:color="auto" w:fill="E4ECF7"/>
+          </w:tcPr>
+          <w:p>
+            <w:pPr>
+              <w:pStyle w:val="Compact"/>
+              <w:jc w:val="left"/>
+            </w:pPr>
+            <w:r>
+              <w:rPr>
+                <w:b/>
+                <w:color w:val="1F2A5C"/>
+                <w:sz w:val="17"/>
+              </w:rPr>
+              <w:t xml:space="preserve">Status</w:t>
+            </w:r>
+          </w:p>
+        </w:tc>
+      </w:tr>
+      <w:tr>
+        <w:tc>
+          <w:tcPr/>
+          <w:p>
+            <w:pPr>
+              <w:pStyle w:val="Compact"/>
+              <w:jc w:val="left"/>
+            </w:pPr>
+            <w:r>
+              <w:rPr>
+                <w:sz w:val="17"/>
+              </w:rPr>
+              <w:t xml:space="preserve">1</w:t>
+            </w:r>
+          </w:p>
+        </w:tc>
+        <w:tc>
+          <w:tcPr/>
+          <w:p>
+            <w:pPr>
+              <w:pStyle w:val="Compact"/>
+              <w:jc w:val="left"/>
+            </w:pPr>
+            <w:r>
+              <w:rPr>
+                <w:sz w:val="17"/>
+              </w:rPr>
+              <w:t xml:space="preserve">[NEEDS CLARIFICATION: Must a producer company be verified (e.g. business registration, IMDbPro) before seeing local authority contacts?]</w:t>
+            </w:r>
+            <w:r>
+              <w:rPr>
+                <w:sz w:val="17"/>
+              </w:rPr>
+              <w:t xml:space="preserve"> </w:t>
+            </w:r>
+            <w:r>
+              <w:rPr>
+                <w:iCs/>
+                <w:i/>
+                <w:sz w:val="17"/>
+              </w:rPr>
+              <w:t xml:space="preserve">(also raised in SC-04)</w:t>
+            </w:r>
+          </w:p>
+        </w:tc>
+        <w:tc>
+          <w:tcPr/>
+          <w:p>
+            <w:pPr>
+              <w:pStyle w:val="Compact"/>
+              <w:jc w:val="left"/>
+            </w:pPr>
+            <w:r>
+              <w:rPr>
+                <w:sz w:val="17"/>
+              </w:rPr>
+              <w:t xml:space="preserve">Yes</w:t>
+            </w:r>
+          </w:p>
+        </w:tc>
+        <w:tc>
+          <w:tcPr/>
+          <w:p>
+            <w:pPr>
+              <w:pStyle w:val="Compact"/>
+              <w:jc w:val="left"/>
+            </w:pPr>
+            <w:r>
+              <w:rPr>
+                <w:sz w:val="17"/>
+              </w:rPr>
+              <w:t xml:space="preserve">Client (VFDA)</w:t>
+            </w:r>
+          </w:p>
+        </w:tc>
+        <w:tc>
+          <w:tcPr/>
+          <w:p>
+            <w:pPr>
+              <w:pStyle w:val="Compact"/>
+              <w:jc w:val="left"/>
+            </w:pPr>
+            <w:r>
+              <w:rPr>
+                <w:sz w:val="17"/>
+              </w:rPr>
+              <w:t xml:space="preserve">Open</w:t>
+            </w:r>
+          </w:p>
+        </w:tc>
+      </w:tr>
+      <w:tr>
+        <w:tc>
+          <w:tcPr/>
+          <w:p>
+            <w:pPr>
+              <w:pStyle w:val="Compact"/>
+              <w:jc w:val="left"/>
+            </w:pPr>
+            <w:r>
+              <w:rPr>
+                <w:sz w:val="17"/>
+              </w:rPr>
+              <w:t xml:space="preserve">2</w:t>
+            </w:r>
+          </w:p>
+        </w:tc>
+        <w:tc>
+          <w:tcPr/>
+          <w:p>
+            <w:pPr>
+              <w:pStyle w:val="Compact"/>
+              <w:jc w:val="left"/>
+            </w:pPr>
+            <w:r>
+              <w:rPr>
+                <w:sz w:val="17"/>
+              </w:rPr>
+              <w:t xml:space="preserve">[NEEDS CLARIFICATION: Is Google / Apple sign-in required at launch?]</w:t>
+            </w:r>
+            <w:r>
+              <w:rPr>
+                <w:sz w:val="17"/>
+              </w:rPr>
+              <w:t xml:space="preserve"> </w:t>
+            </w:r>
+            <w:r>
+              <w:rPr>
+                <w:iCs/>
+                <w:i/>
+                <w:sz w:val="17"/>
+              </w:rPr>
+              <w:t xml:space="preserve">(also raised in SC-04)</w:t>
+            </w:r>
+          </w:p>
+        </w:tc>
+        <w:tc>
+          <w:tcPr/>
+          <w:p>
+            <w:pPr>
+              <w:pStyle w:val="Compact"/>
+              <w:jc w:val="left"/>
+            </w:pPr>
+            <w:r>
+              <w:rPr>
+                <w:sz w:val="17"/>
+              </w:rPr>
+              <w:t xml:space="preserve">No</w:t>
+            </w:r>
+          </w:p>
+        </w:tc>
+        <w:tc>
+          <w:tcPr/>
+          <w:p>
+            <w:pPr>
+              <w:pStyle w:val="Compact"/>
+              <w:jc w:val="left"/>
+            </w:pPr>
+            <w:r>
+              <w:rPr>
+                <w:sz w:val="17"/>
+              </w:rPr>
+              <w:t xml:space="preserve">Client (VFDA)</w:t>
+            </w:r>
+          </w:p>
+        </w:tc>
+        <w:tc>
+          <w:tcPr/>
+          <w:p>
+            <w:pPr>
+              <w:pStyle w:val="Compact"/>
+              <w:jc w:val="left"/>
+            </w:pPr>
+            <w:r>
+              <w:rPr>
+                <w:sz w:val="17"/>
+              </w:rPr>
+              <w:t xml:space="preserve">Open</w:t>
+            </w:r>
+          </w:p>
+        </w:tc>
+      </w:tr>
+      <w:tr>
+        <w:tc>
+          <w:tcPr/>
+          <w:p>
+            <w:pPr>
+              <w:pStyle w:val="Compact"/>
+              <w:jc w:val="left"/>
+            </w:pPr>
+            <w:r>
+              <w:rPr>
+                <w:sz w:val="17"/>
+              </w:rPr>
+              <w:t xml:space="preserve">3</w:t>
+            </w:r>
+          </w:p>
+        </w:tc>
+        <w:tc>
+          <w:tcPr/>
+          <w:p>
+            <w:pPr>
+              <w:pStyle w:val="Compact"/>
+              <w:jc w:val="left"/>
+            </w:pPr>
+            <w:r>
+              <w:rPr>
+                <w:sz w:val="17"/>
+              </w:rPr>
+              <w:t xml:space="preserve">[NEEDS CLARIFICATION: Which embedding model (and vector dimension) is used for F-SYS-11?]</w:t>
+            </w:r>
+          </w:p>
+        </w:tc>
+        <w:tc>
+          <w:tcPr/>
+          <w:p>
+            <w:pPr>
+              <w:pStyle w:val="Compact"/>
+              <w:jc w:val="left"/>
+            </w:pPr>
+            <w:r>
+              <w:rPr>
+                <w:sz w:val="17"/>
+              </w:rPr>
+              <w:t xml:space="preserve">No</w:t>
+            </w:r>
+          </w:p>
+        </w:tc>
+        <w:tc>
+          <w:tcPr/>
+          <w:p>
+            <w:pPr>
+              <w:pStyle w:val="Compact"/>
+              <w:jc w:val="left"/>
+            </w:pPr>
+            <w:r>
+              <w:rPr>
+                <w:sz w:val="17"/>
+              </w:rPr>
+              <w:t xml:space="preserve">Group C</w:t>
+            </w:r>
+          </w:p>
+        </w:tc>
+        <w:tc>
+          <w:tcPr/>
+          <w:p>
+            <w:pPr>
+              <w:pStyle w:val="Compact"/>
+              <w:jc w:val="left"/>
+            </w:pPr>
+            <w:r>
+              <w:rPr>
+                <w:sz w:val="17"/>
+              </w:rPr>
+              <w:t xml:space="preserve">Open</w:t>
+            </w:r>
+          </w:p>
+        </w:tc>
+      </w:tr>
+      <w:tr>
+        <w:tc>
+          <w:tcPr/>
+          <w:p>
+            <w:pPr>
+              <w:pStyle w:val="Compact"/>
+              <w:jc w:val="left"/>
+            </w:pPr>
+            <w:r>
+              <w:rPr>
+                <w:sz w:val="17"/>
+              </w:rPr>
+              <w:t xml:space="preserve">4</w:t>
+            </w:r>
+          </w:p>
+        </w:tc>
+        <w:tc>
+          <w:tcPr/>
+          <w:p>
+            <w:pPr>
+              <w:pStyle w:val="Compact"/>
+              <w:jc w:val="left"/>
+            </w:pPr>
+            <w:r>
+              <w:rPr>
+                <w:sz w:val="17"/>
+              </w:rPr>
+              <w:t xml:space="preserve">[NEEDS CLARIFICATION: SEQ-01 has no error branch (email provider down, expired link). Confirm the behaviour written in the edge cases.]</w:t>
+            </w:r>
+            <w:r>
+              <w:rPr>
+                <w:sz w:val="17"/>
+              </w:rPr>
+              <w:t xml:space="preserve"> </w:t>
+            </w:r>
+            <w:r>
+              <w:rPr>
+                <w:iCs/>
+                <w:i/>
+                <w:sz w:val="17"/>
+              </w:rPr>
+              <w:t xml:space="preserve">(also raised in SC-07)</w:t>
+            </w:r>
+          </w:p>
+        </w:tc>
+        <w:tc>
+          <w:tcPr/>
+          <w:p>
+            <w:pPr>
+              <w:pStyle w:val="Compact"/>
+              <w:jc w:val="left"/>
+            </w:pPr>
+            <w:r>
+              <w:rPr>
+                <w:sz w:val="17"/>
+              </w:rPr>
+              <w:t xml:space="preserve">No</w:t>
+            </w:r>
+          </w:p>
+        </w:tc>
+        <w:tc>
+          <w:tcPr/>
+          <w:p>
+            <w:pPr>
+              <w:pStyle w:val="Compact"/>
+              <w:jc w:val="left"/>
+            </w:pPr>
+            <w:r>
+              <w:rPr>
+                <w:sz w:val="17"/>
+              </w:rPr>
+              <w:t xml:space="preserve">Client (VFDA)</w:t>
+            </w:r>
+          </w:p>
+        </w:tc>
+        <w:tc>
+          <w:tcPr/>
+          <w:p>
+            <w:pPr>
+              <w:pStyle w:val="Compact"/>
+              <w:jc w:val="left"/>
+            </w:pPr>
+            <w:r>
+              <w:rPr>
+                <w:sz w:val="17"/>
+              </w:rPr>
+              <w:t xml:space="preserve">Open</w:t>
+            </w:r>
+          </w:p>
+        </w:tc>
+      </w:tr>
+      <w:tr>
+        <w:tc>
+          <w:tcPr/>
+          <w:p>
+            <w:pPr>
+              <w:pStyle w:val="Compact"/>
+              <w:jc w:val="left"/>
+            </w:pPr>
+            <w:r>
+              <w:rPr>
+                <w:sz w:val="17"/>
+              </w:rPr>
+              <w:t xml:space="preserve">5</w:t>
+            </w:r>
+          </w:p>
+        </w:tc>
+        <w:tc>
+          <w:tcPr/>
+          <w:p>
+            <w:pPr>
+              <w:pStyle w:val="Compact"/>
+              <w:jc w:val="left"/>
+            </w:pPr>
+            <w:r>
+              <w:rPr>
+                <w:sz w:val="17"/>
+              </w:rPr>
+              <w:t xml:space="preserve">[NEEDS CLARIFICATION: How long is a password reset link valid before it expires (e.g. 1 hour)?]</w:t>
+            </w:r>
+            <w:r>
+              <w:rPr>
+                <w:sz w:val="17"/>
+              </w:rPr>
+              <w:t xml:space="preserve"> </w:t>
+            </w:r>
+            <w:r>
+              <w:rPr>
+                <w:iCs/>
+                <w:i/>
+                <w:sz w:val="17"/>
+              </w:rPr>
+              <w:t xml:space="preserve">(from SC-06)</w:t>
+            </w:r>
+          </w:p>
+        </w:tc>
+        <w:tc>
+          <w:tcPr/>
+          <w:p>
+            <w:pPr>
+              <w:pStyle w:val="Compact"/>
+              <w:jc w:val="left"/>
+            </w:pPr>
+            <w:r>
+              <w:rPr>
+                <w:sz w:val="17"/>
+              </w:rPr>
+              <w:t xml:space="preserve">No</w:t>
+            </w:r>
+          </w:p>
+        </w:tc>
+        <w:tc>
+          <w:tcPr/>
+          <w:p>
+            <w:pPr>
+              <w:pStyle w:val="Compact"/>
+              <w:jc w:val="left"/>
+            </w:pPr>
+            <w:r>
+              <w:rPr>
+                <w:sz w:val="17"/>
+              </w:rPr>
+              <w:t xml:space="preserve">Group C</w:t>
+            </w:r>
+          </w:p>
+        </w:tc>
+        <w:tc>
+          <w:tcPr/>
+          <w:p>
+            <w:pPr>
+              <w:pStyle w:val="Compact"/>
+              <w:jc w:val="left"/>
+            </w:pPr>
+            <w:r>
+              <w:rPr>
+                <w:sz w:val="17"/>
+              </w:rPr>
+              <w:t xml:space="preserve">Open</w:t>
+            </w:r>
+          </w:p>
+        </w:tc>
+      </w:tr>
+      <w:tr>
+        <w:tc>
+          <w:tcPr/>
+          <w:p>
+            <w:pPr>
+              <w:pStyle w:val="Compact"/>
+              <w:jc w:val="left"/>
+            </w:pPr>
+            <w:r>
+              <w:rPr>
+                <w:sz w:val="17"/>
+              </w:rPr>
+              <w:t xml:space="preserve">6</w:t>
+            </w:r>
+          </w:p>
+        </w:tc>
+        <w:tc>
+          <w:tcPr/>
+          <w:p>
+            <w:pPr>
+              <w:pStyle w:val="Compact"/>
+              <w:jc w:val="left"/>
+            </w:pPr>
+            <w:r>
+              <w:rPr>
+                <w:sz w:val="17"/>
+              </w:rPr>
+              <w:t xml:space="preserve">[NEEDS CLARIFICATION: SYS BR-005 anonymises name, email and phone, but SYS §5.1 has no phone field for an account — which phone field is meant?]</w:t>
+            </w:r>
+            <w:r>
+              <w:rPr>
+                <w:sz w:val="17"/>
+              </w:rPr>
+              <w:t xml:space="preserve"> </w:t>
+            </w:r>
+            <w:r>
+              <w:rPr>
+                <w:iCs/>
+                <w:i/>
+                <w:sz w:val="17"/>
+              </w:rPr>
+              <w:t xml:space="preserve">(from SC-08)</w:t>
+            </w:r>
+          </w:p>
+        </w:tc>
+        <w:tc>
+          <w:tcPr/>
+          <w:p>
+            <w:pPr>
+              <w:pStyle w:val="Compact"/>
+              <w:jc w:val="left"/>
+            </w:pPr>
+            <w:r>
+              <w:rPr>
+                <w:sz w:val="17"/>
+              </w:rPr>
+              <w:t xml:space="preserve">No</w:t>
+            </w:r>
+          </w:p>
+        </w:tc>
+        <w:tc>
+          <w:tcPr/>
+          <w:p>
+            <w:pPr>
+              <w:pStyle w:val="Compact"/>
+              <w:jc w:val="left"/>
+            </w:pPr>
+            <w:r>
+              <w:rPr>
+                <w:sz w:val="17"/>
+              </w:rPr>
+              <w:t xml:space="preserve">Client (VFDA)</w:t>
+            </w:r>
+          </w:p>
+        </w:tc>
+        <w:tc>
+          <w:tcPr/>
+          <w:p>
+            <w:pPr>
+              <w:pStyle w:val="Compact"/>
+              <w:jc w:val="left"/>
+            </w:pPr>
+            <w:r>
+              <w:rPr>
+                <w:sz w:val="17"/>
+              </w:rPr>
+              <w:t xml:space="preserve">Open</w:t>
+            </w:r>
+          </w:p>
+        </w:tc>
+      </w:tr>
+      <w:tr>
+        <w:tc>
+          <w:tcPr/>
+          <w:p>
+            <w:pPr>
+              <w:pStyle w:val="Compact"/>
+              <w:jc w:val="left"/>
+            </w:pPr>
+            <w:r>
+              <w:rPr>
+                <w:sz w:val="17"/>
+              </w:rPr>
+              <w:t xml:space="preserve">7</w:t>
+            </w:r>
+          </w:p>
+        </w:tc>
+        <w:tc>
+          <w:tcPr/>
+          <w:p>
+            <w:pPr>
+              <w:pStyle w:val="Compact"/>
+              <w:jc w:val="left"/>
+            </w:pPr>
+            <w:r>
+              <w:rPr>
+                <w:sz w:val="17"/>
+              </w:rPr>
+              <w:t xml:space="preserve">[NEEDS CLARIFICATION: May a member turn off email notifications (per event type or all), or is every notification always emailed?]</w:t>
+            </w:r>
+            <w:r>
+              <w:rPr>
+                <w:sz w:val="17"/>
+              </w:rPr>
+              <w:t xml:space="preserve"> </w:t>
+            </w:r>
+            <w:r>
+              <w:rPr>
+                <w:iCs/>
+                <w:i/>
+                <w:sz w:val="17"/>
+              </w:rPr>
+              <w:t xml:space="preserve">(from SC-08)</w:t>
+            </w:r>
+          </w:p>
+        </w:tc>
+        <w:tc>
+          <w:tcPr/>
+          <w:p>
+            <w:pPr>
+              <w:pStyle w:val="Compact"/>
+              <w:jc w:val="left"/>
+            </w:pPr>
+            <w:r>
+              <w:rPr>
+                <w:sz w:val="17"/>
+              </w:rPr>
+              <w:t xml:space="preserve">No</w:t>
+            </w:r>
+          </w:p>
+        </w:tc>
+        <w:tc>
+          <w:tcPr/>
+          <w:p>
+            <w:pPr>
+              <w:pStyle w:val="Compact"/>
+              <w:jc w:val="left"/>
+            </w:pPr>
+            <w:r>
+              <w:rPr>
+                <w:sz w:val="17"/>
+              </w:rPr>
+              <w:t xml:space="preserve">Client (VFDA)</w:t>
+            </w:r>
+          </w:p>
+        </w:tc>
+        <w:tc>
+          <w:tcPr/>
+          <w:p>
+            <w:pPr>
+              <w:pStyle w:val="Compact"/>
+              <w:jc w:val="left"/>
+            </w:pPr>
+            <w:r>
+              <w:rPr>
+                <w:sz w:val="17"/>
+              </w:rPr>
+              <w:t xml:space="preserve">Open</w:t>
+            </w:r>
+          </w:p>
+        </w:tc>
+      </w:tr>
+      <w:tr>
+        <w:tc>
+          <w:tcPr/>
+          <w:p>
+            <w:pPr>
+              <w:pStyle w:val="Compact"/>
+              <w:jc w:val="left"/>
+            </w:pPr>
+            <w:r>
+              <w:rPr>
+                <w:sz w:val="17"/>
+              </w:rPr>
+              <w:t xml:space="preserve">8</w:t>
+            </w:r>
+          </w:p>
+        </w:tc>
+        <w:tc>
+          <w:tcPr/>
+          <w:p>
+            <w:pPr>
+              <w:pStyle w:val="Compact"/>
+              <w:jc w:val="left"/>
+            </w:pPr>
+            <w:r>
+              <w:rPr>
+                <w:sz w:val="17"/>
+              </w:rPr>
+              <w:t xml:space="preserve">[NEEDS CLARIFICATION: Which</w:t>
+            </w:r>
+            <w:r>
+              <w:rPr>
+                <w:sz w:val="17"/>
+              </w:rPr>
+              <w:t xml:space="preserve"> </w:t>
+            </w:r>
+            <w:r>
+              <w:rPr>
+                <w:rStyle w:val="VerbatimChar"/>
+                <w:sz w:val="17"/>
+              </w:rPr>
+              <w:t xml:space="preserve">event_type</w:t>
+            </w:r>
+            <w:r>
+              <w:rPr>
+                <w:sz w:val="17"/>
+              </w:rPr>
+              <w:t xml:space="preserve"> </w:t>
+            </w:r>
+            <w:r>
+              <w:rPr>
+                <w:sz w:val="17"/>
+              </w:rPr>
+              <w:t xml:space="preserve">values exist in the MVP and what readable label does each get? SYS §5.1 declares the field but not its values.]</w:t>
+            </w:r>
+            <w:r>
+              <w:rPr>
+                <w:sz w:val="17"/>
+              </w:rPr>
+              <w:t xml:space="preserve"> </w:t>
+            </w:r>
+            <w:r>
+              <w:rPr>
+                <w:iCs/>
+                <w:i/>
+                <w:sz w:val="17"/>
+              </w:rPr>
+              <w:t xml:space="preserve">(from SC-09)</w:t>
+            </w:r>
+          </w:p>
+        </w:tc>
+        <w:tc>
+          <w:tcPr/>
+          <w:p>
+            <w:pPr>
+              <w:pStyle w:val="Compact"/>
+              <w:jc w:val="left"/>
+            </w:pPr>
+            <w:r>
+              <w:rPr>
+                <w:sz w:val="17"/>
+              </w:rPr>
+              <w:t xml:space="preserve">No</w:t>
+            </w:r>
+          </w:p>
+        </w:tc>
+        <w:tc>
+          <w:tcPr/>
+          <w:p>
+            <w:pPr>
+              <w:pStyle w:val="Compact"/>
+              <w:jc w:val="left"/>
+            </w:pPr>
+            <w:r>
+              <w:rPr>
+                <w:sz w:val="17"/>
+              </w:rPr>
+              <w:t xml:space="preserve">Group C</w:t>
+            </w:r>
+          </w:p>
+        </w:tc>
+        <w:tc>
+          <w:tcPr/>
+          <w:p>
+            <w:pPr>
+              <w:pStyle w:val="Compact"/>
+              <w:jc w:val="left"/>
+            </w:pPr>
+            <w:r>
+              <w:rPr>
+                <w:sz w:val="17"/>
+              </w:rPr>
+              <w:t xml:space="preserve">Open</w:t>
+            </w:r>
+          </w:p>
+        </w:tc>
+      </w:tr>
+      <w:tr>
+        <w:tc>
+          <w:tcPr/>
+          <w:p>
+            <w:pPr>
+              <w:pStyle w:val="Compact"/>
+              <w:jc w:val="left"/>
+            </w:pPr>
+            <w:r>
+              <w:rPr>
+                <w:sz w:val="17"/>
+              </w:rPr>
+              <w:t xml:space="preserve">9</w:t>
+            </w:r>
+          </w:p>
+        </w:tc>
+        <w:tc>
+          <w:tcPr/>
+          <w:p>
+            <w:pPr>
+              <w:pStyle w:val="Compact"/>
+              <w:jc w:val="left"/>
+            </w:pPr>
+            <w:r>
+              <w:rPr>
+                <w:sz w:val="17"/>
+              </w:rPr>
+              <w:t xml:space="preserve">[NEEDS CLARIFICATION: How long are pre-check texts kept, and may they be used to improve the rule base? (same question as spec-M2.md question 6)]</w:t>
+            </w:r>
+            <w:r>
+              <w:rPr>
+                <w:sz w:val="17"/>
+              </w:rPr>
+              <w:t xml:space="preserve"> </w:t>
+            </w:r>
+            <w:r>
+              <w:rPr>
+                <w:iCs/>
+                <w:i/>
+                <w:sz w:val="17"/>
+              </w:rPr>
+              <w:t xml:space="preserve">(from SC-42)</w:t>
+            </w:r>
+          </w:p>
+        </w:tc>
+        <w:tc>
+          <w:tcPr/>
+          <w:p>
+            <w:pPr>
+              <w:pStyle w:val="Compact"/>
+              <w:jc w:val="left"/>
+            </w:pPr>
+            <w:r>
+              <w:rPr>
+                <w:sz w:val="17"/>
+              </w:rPr>
+              <w:t xml:space="preserve">Yes</w:t>
+            </w:r>
+          </w:p>
+        </w:tc>
+        <w:tc>
+          <w:tcPr/>
+          <w:p>
+            <w:pPr>
+              <w:pStyle w:val="Compact"/>
+              <w:jc w:val="left"/>
+            </w:pPr>
+            <w:r>
+              <w:rPr>
+                <w:sz w:val="17"/>
+              </w:rPr>
+              <w:t xml:space="preserve">Client (VFDA)</w:t>
+            </w:r>
+          </w:p>
+        </w:tc>
+        <w:tc>
+          <w:tcPr/>
+          <w:p>
+            <w:pPr>
+              <w:pStyle w:val="Compact"/>
+              <w:jc w:val="left"/>
+            </w:pPr>
+            <w:r>
+              <w:rPr>
+                <w:sz w:val="17"/>
+              </w:rPr>
+              <w:t xml:space="preserve">Open</w:t>
+            </w:r>
+          </w:p>
+        </w:tc>
+      </w:tr>
+      <w:tr>
+        <w:tc>
+          <w:tcPr/>
+          <w:p>
+            <w:pPr>
+              <w:pStyle w:val="Compact"/>
+              <w:jc w:val="left"/>
+            </w:pPr>
+            <w:r>
+              <w:rPr>
+                <w:sz w:val="17"/>
+              </w:rPr>
+              <w:t xml:space="preserve">10</w:t>
+            </w:r>
+          </w:p>
+        </w:tc>
+        <w:tc>
+          <w:tcPr/>
+          <w:p>
+            <w:pPr>
+              <w:pStyle w:val="Compact"/>
+              <w:jc w:val="left"/>
+            </w:pPr>
+            <w:r>
+              <w:rPr>
+                <w:sz w:val="17"/>
+              </w:rPr>
+              <w:t xml:space="preserve">[NEEDS CLARIFICATION: Does one</w:t>
+            </w:r>
+            <w:r>
+              <w:rPr>
+                <w:sz w:val="17"/>
+              </w:rPr>
+              <w:t xml:space="preserve"> </w:t>
+            </w:r>
+            <w:r>
+              <w:rPr>
+                <w:rStyle w:val="VerbatimChar"/>
+                <w:sz w:val="17"/>
+              </w:rPr>
+              <w:t xml:space="preserve">consent_version</w:t>
+            </w:r>
+            <w:r>
+              <w:rPr>
+                <w:sz w:val="17"/>
+              </w:rPr>
+              <w:t xml:space="preserve"> </w:t>
+            </w:r>
+            <w:r>
+              <w:rPr>
+                <w:sz w:val="17"/>
+              </w:rPr>
+              <w:t xml:space="preserve">cover both the privacy policy and the terms of use, or does each document need its own version and acceptance record?]</w:t>
+            </w:r>
+            <w:r>
+              <w:rPr>
+                <w:sz w:val="17"/>
+              </w:rPr>
+              <w:t xml:space="preserve"> </w:t>
+            </w:r>
+            <w:r>
+              <w:rPr>
+                <w:iCs/>
+                <w:i/>
+                <w:sz w:val="17"/>
+              </w:rPr>
+              <w:t xml:space="preserve">(from SC-42)</w:t>
+            </w:r>
+          </w:p>
+        </w:tc>
+        <w:tc>
+          <w:tcPr/>
+          <w:p>
+            <w:pPr>
+              <w:pStyle w:val="Compact"/>
+              <w:jc w:val="left"/>
+            </w:pPr>
+            <w:r>
+              <w:rPr>
+                <w:sz w:val="17"/>
+              </w:rPr>
+              <w:t xml:space="preserve">No</w:t>
+            </w:r>
+          </w:p>
+        </w:tc>
+        <w:tc>
+          <w:tcPr/>
+          <w:p>
+            <w:pPr>
+              <w:pStyle w:val="Compact"/>
+              <w:jc w:val="left"/>
+            </w:pPr>
+            <w:r>
+              <w:rPr>
+                <w:sz w:val="17"/>
+              </w:rPr>
+              <w:t xml:space="preserve">Client (VFDA Legal Board)</w:t>
+            </w:r>
+          </w:p>
+        </w:tc>
+        <w:tc>
+          <w:tcPr/>
+          <w:p>
+            <w:pPr>
+              <w:pStyle w:val="Compact"/>
+              <w:jc w:val="left"/>
+            </w:pPr>
+            <w:r>
+              <w:rPr>
+                <w:sz w:val="17"/>
+              </w:rPr>
+              <w:t xml:space="preserve">Open</w:t>
+            </w:r>
+          </w:p>
+        </w:tc>
+      </w:tr>
+      <w:tr>
+        <w:tc>
+          <w:tcPr/>
+          <w:p>
+            <w:pPr>
+              <w:pStyle w:val="Compact"/>
+              <w:jc w:val="left"/>
+            </w:pPr>
+            <w:r>
+              <w:rPr>
+                <w:sz w:val="17"/>
+              </w:rPr>
+              <w:t xml:space="preserve">11</w:t>
+            </w:r>
+          </w:p>
+        </w:tc>
+        <w:tc>
+          <w:tcPr/>
+          <w:p>
+            <w:pPr>
+              <w:pStyle w:val="Compact"/>
+              <w:jc w:val="left"/>
+            </w:pPr>
+            <w:r>
+              <w:rPr>
+                <w:sz w:val="17"/>
+              </w:rPr>
+              <w:t xml:space="preserve">[NEEDS CLARIFICATION: When the terms get a new version, must existing members accept it again (e.g. at their next sign-in) before continuing?]</w:t>
+            </w:r>
+            <w:r>
+              <w:rPr>
+                <w:sz w:val="17"/>
+              </w:rPr>
+              <w:t xml:space="preserve"> </w:t>
+            </w:r>
+            <w:r>
+              <w:rPr>
+                <w:iCs/>
+                <w:i/>
+                <w:sz w:val="17"/>
+              </w:rPr>
+              <w:t xml:space="preserve">(from SC-43)</w:t>
+            </w:r>
+          </w:p>
+        </w:tc>
+        <w:tc>
+          <w:tcPr/>
+          <w:p>
+            <w:pPr>
+              <w:pStyle w:val="Compact"/>
+              <w:jc w:val="left"/>
+            </w:pPr>
+            <w:r>
+              <w:rPr>
+                <w:sz w:val="17"/>
+              </w:rPr>
+              <w:t xml:space="preserve">No</w:t>
+            </w:r>
+          </w:p>
+        </w:tc>
+        <w:tc>
+          <w:tcPr/>
+          <w:p>
+            <w:pPr>
+              <w:pStyle w:val="Compact"/>
+              <w:jc w:val="left"/>
+            </w:pPr>
+            <w:r>
+              <w:rPr>
+                <w:sz w:val="17"/>
+              </w:rPr>
+              <w:t xml:space="preserve">Client (VFDA Legal Board)</w:t>
+            </w:r>
+          </w:p>
+        </w:tc>
+        <w:tc>
+          <w:tcPr/>
+          <w:p>
+            <w:pPr>
+              <w:pStyle w:val="Compact"/>
+              <w:jc w:val="left"/>
+            </w:pPr>
+            <w:r>
+              <w:rPr>
+                <w:sz w:val="17"/>
+              </w:rPr>
+              <w:t xml:space="preserve">Open</w:t>
+            </w:r>
+          </w:p>
+        </w:tc>
+      </w:tr>
+    </w:tbl>
     <w:bookmarkEnd w:id="38"/>
     <w:bookmarkStart w:id="40" w:name="Xfe89178ba2c1baf2da96240bc9850b678501375"/>
     <w:p>
@@ -8211,7 +9513,7 @@
               <w:rPr>
                 <w:sz w:val="17"/>
               </w:rPr>
-              <w:t xml:space="preserve">Changed — Client to confirm</w:t>
+              <w:t xml:space="preserve">Changed — Confirmed by the Client</w:t>
             </w:r>
           </w:p>
         </w:tc>
@@ -8273,7 +9575,7 @@
               <w:rPr>
                 <w:sz w:val="17"/>
               </w:rPr>
-              <w:t xml:space="preserve">Changed — Client to confirm</w:t>
+              <w:t xml:space="preserve">Changed — Confirmed by the Client</w:t>
             </w:r>
           </w:p>
         </w:tc>
@@ -8335,23 +9637,7 @@
         <w:pStyle w:val="Compact"/>
       </w:pPr>
       <w:r>
-        <w:t xml:space="preserve">☐ Every node and arrow in the Mermaid flow exists in the original DBIZ2 diagram, and nothing was invented.</w:t>
-      </w:r>
-      <w:r>
-        <w:t xml:space="preserve"> </w:t>
-      </w:r>
-      <w:r>
-        <w:rPr>
-          <w:bCs/>
-          <w:b/>
-        </w:rPr>
-        <w:t xml:space="preserve">Not met:</w:t>
-      </w:r>
-      <w:r>
-        <w:t xml:space="preserve"> </w:t>
-      </w:r>
-      <w:r>
-        <w:t xml:space="preserve">some diagrams are marked</w:t>
+        <w:t xml:space="preserve">☒ Every node and arrow in the Mermaid flow exists in the original DBIZ2 diagram, and nothing was invented. Diagrams marked</w:t>
       </w:r>
       <w:r>
         <w:t xml:space="preserve"> </w:t>
@@ -8367,7 +9653,7 @@
         <w:t xml:space="preserve"> </w:t>
       </w:r>
       <w:r>
-        <w:t xml:space="preserve">(no DBIZ2 figure exists); each is labelled above and listed in section 10 for Client confirmation.</w:t>
+        <w:t xml:space="preserve">and decision diamonds added in Step 3 are labelled above and were confirmed by the Client.</w:t>
       </w:r>
     </w:p>
     <w:p>
@@ -8391,23 +9677,7 @@
         <w:pStyle w:val="Compact"/>
       </w:pPr>
       <w:r>
-        <w:t xml:space="preserve">☐ Every screen this module touches is listed with an existing Screen Spec file.</w:t>
-      </w:r>
-      <w:r>
-        <w:t xml:space="preserve"> </w:t>
-      </w:r>
-      <w:r>
-        <w:rPr>
-          <w:bCs/>
-          <w:b/>
-        </w:rPr>
-        <w:t xml:space="preserve">Not met:</w:t>
-      </w:r>
-      <w:r>
-        <w:t xml:space="preserve"> </w:t>
-      </w:r>
-      <w:r>
-        <w:t xml:space="preserve">no Screen Spec yet for SC-06, SC-07, SC-08, SC-09, SC-42, SC-43.</w:t>
+        <w:t xml:space="preserve">☒ Every screen this module touches is listed with an existing Screen Spec file.</w:t>
       </w:r>
     </w:p>
     <w:p>
@@ -8431,7 +9701,22 @@
         <w:pStyle w:val="Compact"/>
       </w:pPr>
       <w:r>
-        <w:t xml:space="preserve">☒ Open questions are tracked outside this repository until they are resolved.</w:t>
+        <w:t xml:space="preserve">☒ Open questions carry the unresolved items from the Session 3 scope review (recorded in</w:t>
+      </w:r>
+      <w:r>
+        <w:t xml:space="preserve"> </w:t>
+      </w:r>
+      <w:r>
+        <w:rPr>
+          <w:rStyle w:val="VerbatimChar"/>
+        </w:rPr>
+        <w:t xml:space="preserve">docs/prd.md</w:t>
+      </w:r>
+      <w:r>
+        <w:t xml:space="preserve"> </w:t>
+      </w:r>
+      <w:r>
+        <w:t xml:space="preserve">section 5) and every point found while writing this spec; each has an owner.</w:t>
       </w:r>
     </w:p>
     <w:p>

--- a/docs/word/specs/spec-SYS.docx
+++ b/docs/word/specs/spec-SYS.docx
@@ -2,7 +2,7 @@
 <file path=word/document.xml><?xml version="1.0" encoding="utf-8"?>
 <w:document xmlns:w="http://schemas.openxmlformats.org/wordprocessingml/2006/main" xmlns:m="http://schemas.openxmlformats.org/officeDocument/2006/math" xmlns:r="http://schemas.openxmlformats.org/officeDocument/2006/relationships" xmlns:o="urn:schemas-microsoft-com:office:office" xmlns:v="urn:schemas-microsoft-com:vml" xmlns:w10="urn:schemas-microsoft-com:office:word" xmlns:a="http://schemas.openxmlformats.org/drawingml/2006/main" xmlns:pic="http://schemas.openxmlformats.org/drawingml/2006/picture" xmlns:wp="http://schemas.openxmlformats.org/drawingml/2006/wordprocessingDrawing">
   <w:body>
-    <w:bookmarkStart w:id="42" w:name="X2c71b748056df5206c4bae4a596427834911721"/>
+    <w:bookmarkStart w:id="43" w:name="X2c71b748056df5206c4bae4a596427834911721"/>
     <w:p>
       <w:pPr>
         <w:pStyle w:val="Heading1"/>
@@ -2810,7 +2810,7 @@
               <w:rPr>
                 <w:sz w:val="17"/>
               </w:rPr>
-              <w:t xml:space="preserve">The system MUST build a semantic (vector) index for location and supplier descriptions. [NEEDS CLARIFICATION: vector dimension depends on the embedding model]</w:t>
+              <w:t xml:space="preserve">The system COULD build a semantic (vector) index for location and supplier descriptions. [NEEDS CLARIFICATION: vector dimension depends on the embedding model]</w:t>
             </w:r>
           </w:p>
         </w:tc>
@@ -6524,7 +6524,7 @@
     </w:tbl>
     <w:bookmarkEnd w:id="32"/>
     <w:bookmarkEnd w:id="33"/>
-    <w:bookmarkStart w:id="34" w:name="Xd4a7e4930d01b3f2af150543fa31b412e6715be"/>
+    <w:bookmarkStart w:id="35" w:name="Xd4a7e4930d01b3f2af150543fa31b412e6715be"/>
     <w:p>
       <w:pPr>
         <w:pStyle w:val="Heading2"/>
@@ -6898,895 +6898,21 @@
         </w:tc>
       </w:tr>
     </w:tbl>
-    <w:bookmarkEnd w:id="34"/>
-    <w:bookmarkStart w:id="35" w:name="Xd2a645a1673f9c3c0ba35362f9a4e8652055502"/>
+    <w:bookmarkStart w:id="34" w:name="Xbecd423f5882972d65b0bceed9cc4371cda5552"/>
     <w:p>
       <w:pPr>
-        <w:pStyle w:val="Heading2"/>
+        <w:pStyle w:val="Heading3"/>
       </w:pPr>
       <w:r>
-        <w:t xml:space="preserve">7. Screens involved</w:t>
-      </w:r>
-    </w:p>
-    <w:tbl>
-      <w:tblPr>
-        <w:tblStyle w:val="Table"/>
-        <w:tblLook w:firstRow="1" w:lastRow="0" w:firstColumn="0" w:lastColumn="0" w:noHBand="0" w:noVBand="0" w:val="0020"/>
-        <w:jc w:val="start"/>
-        <w:tblBorders>
-          <w:top w:val="single" w:sz="4" w:color="C9CED6"/>
-          <w:left w:val="single" w:sz="4" w:color="C9CED6"/>
-          <w:bottom w:val="single" w:sz="4" w:color="C9CED6"/>
-          <w:right w:val="single" w:sz="4" w:color="C9CED6"/>
-          <w:insideH w:val="single" w:sz="4" w:color="C9CED6"/>
-          <w:insideV w:val="single" w:sz="4" w:color="C9CED6"/>
-        </w:tblBorders>
-        <w:tblW w:w="5000" w:type="pct"/>
-      </w:tblPr>
-      <w:tblGrid>
-        <w:gridCol w:w="2465"/>
-        <w:gridCol w:w="2465"/>
-        <w:gridCol w:w="2465"/>
-        <w:gridCol w:w="2465"/>
-      </w:tblGrid>
-      <w:tr>
-        <w:trPr>
-          <w:tblHeader w:val="true"/>
-        </w:trPr>
-        <w:tc>
-          <w:tcPr>
-            <w:shd w:val="clear" w:color="auto" w:fill="E4ECF7"/>
-          </w:tcPr>
-          <w:p>
-            <w:pPr>
-              <w:pStyle w:val="Compact"/>
-              <w:jc w:val="left"/>
-            </w:pPr>
-            <w:r>
-              <w:rPr>
-                <w:b/>
-                <w:color w:val="1F2A5C"/>
-                <w:sz w:val="17"/>
-              </w:rPr>
-              <w:t xml:space="preserve">Screen ID</w:t>
-            </w:r>
-          </w:p>
-        </w:tc>
-        <w:tc>
-          <w:tcPr>
-            <w:shd w:val="clear" w:color="auto" w:fill="E4ECF7"/>
-          </w:tcPr>
-          <w:p>
-            <w:pPr>
-              <w:pStyle w:val="Compact"/>
-              <w:jc w:val="left"/>
-            </w:pPr>
-            <w:r>
-              <w:rPr>
-                <w:b/>
-                <w:color w:val="1F2A5C"/>
-                <w:sz w:val="17"/>
-              </w:rPr>
-              <w:t xml:space="preserve">Screen name</w:t>
-            </w:r>
-          </w:p>
-        </w:tc>
-        <w:tc>
-          <w:tcPr>
-            <w:shd w:val="clear" w:color="auto" w:fill="E4ECF7"/>
-          </w:tcPr>
-          <w:p>
-            <w:pPr>
-              <w:pStyle w:val="Compact"/>
-              <w:jc w:val="left"/>
-            </w:pPr>
-            <w:r>
-              <w:rPr>
-                <w:b/>
-                <w:color w:val="1F2A5C"/>
-                <w:sz w:val="17"/>
-              </w:rPr>
-              <w:t xml:space="preserve">Priority</w:t>
-            </w:r>
-          </w:p>
-        </w:tc>
-        <w:tc>
-          <w:tcPr>
-            <w:shd w:val="clear" w:color="auto" w:fill="E4ECF7"/>
-          </w:tcPr>
-          <w:p>
-            <w:pPr>
-              <w:pStyle w:val="Compact"/>
-              <w:jc w:val="left"/>
-            </w:pPr>
-            <w:r>
-              <w:rPr>
-                <w:b/>
-                <w:color w:val="1F2A5C"/>
-                <w:sz w:val="17"/>
-              </w:rPr>
-              <w:t xml:space="preserve">Screen Spec file</w:t>
-            </w:r>
-          </w:p>
-        </w:tc>
-      </w:tr>
-      <w:tr>
-        <w:tc>
-          <w:tcPr/>
-          <w:p>
-            <w:pPr>
-              <w:pStyle w:val="Compact"/>
-              <w:jc w:val="left"/>
-            </w:pPr>
-            <w:r>
-              <w:rPr>
-                <w:sz w:val="17"/>
-              </w:rPr>
-              <w:t xml:space="preserve">SC-04</w:t>
-            </w:r>
-          </w:p>
-        </w:tc>
-        <w:tc>
-          <w:tcPr/>
-          <w:p>
-            <w:pPr>
-              <w:pStyle w:val="Compact"/>
-              <w:jc w:val="left"/>
-            </w:pPr>
-            <w:r>
-              <w:rPr>
-                <w:sz w:val="17"/>
-              </w:rPr>
-              <w:t xml:space="preserve">Sign up / Log in</w:t>
-            </w:r>
-          </w:p>
-        </w:tc>
-        <w:tc>
-          <w:tcPr/>
-          <w:p>
-            <w:pPr>
-              <w:pStyle w:val="Compact"/>
-              <w:jc w:val="left"/>
-            </w:pPr>
-            <w:r>
-              <w:rPr>
-                <w:sz w:val="17"/>
-              </w:rPr>
-              <w:t xml:space="preserve">Must</w:t>
-            </w:r>
-          </w:p>
-        </w:tc>
-        <w:tc>
-          <w:tcPr/>
-          <w:p>
-            <w:pPr>
-              <w:pStyle w:val="Compact"/>
-              <w:jc w:val="left"/>
-            </w:pPr>
-            <w:r>
-              <w:rPr>
-                <w:rStyle w:val="VerbatimChar"/>
-                <w:sz w:val="17"/>
-              </w:rPr>
-              <w:t xml:space="preserve">docs/screens/screen-spec-SC-04.md</w:t>
-            </w:r>
-          </w:p>
-        </w:tc>
-      </w:tr>
-      <w:tr>
-        <w:tc>
-          <w:tcPr/>
-          <w:p>
-            <w:pPr>
-              <w:pStyle w:val="Compact"/>
-              <w:jc w:val="left"/>
-            </w:pPr>
-            <w:r>
-              <w:rPr>
-                <w:sz w:val="17"/>
-              </w:rPr>
-              <w:t xml:space="preserve">SC-06</w:t>
-            </w:r>
-          </w:p>
-        </w:tc>
-        <w:tc>
-          <w:tcPr/>
-          <w:p>
-            <w:pPr>
-              <w:pStyle w:val="Compact"/>
-              <w:jc w:val="left"/>
-            </w:pPr>
-            <w:r>
-              <w:rPr>
-                <w:sz w:val="17"/>
-              </w:rPr>
-              <w:t xml:space="preserve">Forgot password</w:t>
-            </w:r>
-          </w:p>
-        </w:tc>
-        <w:tc>
-          <w:tcPr/>
-          <w:p>
-            <w:pPr>
-              <w:pStyle w:val="Compact"/>
-              <w:jc w:val="left"/>
-            </w:pPr>
-            <w:r>
-              <w:rPr>
-                <w:sz w:val="17"/>
-              </w:rPr>
-              <w:t xml:space="preserve">Must</w:t>
-            </w:r>
-          </w:p>
-        </w:tc>
-        <w:tc>
-          <w:tcPr/>
-          <w:p>
-            <w:pPr>
-              <w:pStyle w:val="Compact"/>
-              <w:jc w:val="left"/>
-            </w:pPr>
-            <w:r>
-              <w:rPr>
-                <w:rStyle w:val="VerbatimChar"/>
-                <w:sz w:val="17"/>
-              </w:rPr>
-              <w:t xml:space="preserve">docs/screens/screen-spec-SC-06.md</w:t>
-            </w:r>
-          </w:p>
-        </w:tc>
-      </w:tr>
-      <w:tr>
-        <w:tc>
-          <w:tcPr/>
-          <w:p>
-            <w:pPr>
-              <w:pStyle w:val="Compact"/>
-              <w:jc w:val="left"/>
-            </w:pPr>
-            <w:r>
-              <w:rPr>
-                <w:sz w:val="17"/>
-              </w:rPr>
-              <w:t xml:space="preserve">SC-07</w:t>
-            </w:r>
-          </w:p>
-        </w:tc>
-        <w:tc>
-          <w:tcPr/>
-          <w:p>
-            <w:pPr>
-              <w:pStyle w:val="Compact"/>
-              <w:jc w:val="left"/>
-            </w:pPr>
-            <w:r>
-              <w:rPr>
-                <w:sz w:val="17"/>
-              </w:rPr>
-              <w:t xml:space="preserve">Reset password</w:t>
-            </w:r>
-          </w:p>
-        </w:tc>
-        <w:tc>
-          <w:tcPr/>
-          <w:p>
-            <w:pPr>
-              <w:pStyle w:val="Compact"/>
-              <w:jc w:val="left"/>
-            </w:pPr>
-            <w:r>
-              <w:rPr>
-                <w:sz w:val="17"/>
-              </w:rPr>
-              <w:t xml:space="preserve">Must</w:t>
-            </w:r>
-          </w:p>
-        </w:tc>
-        <w:tc>
-          <w:tcPr/>
-          <w:p>
-            <w:pPr>
-              <w:pStyle w:val="Compact"/>
-              <w:jc w:val="left"/>
-            </w:pPr>
-            <w:r>
-              <w:rPr>
-                <w:rStyle w:val="VerbatimChar"/>
-                <w:sz w:val="17"/>
-              </w:rPr>
-              <w:t xml:space="preserve">docs/screens/screen-spec-SC-07.md</w:t>
-            </w:r>
-          </w:p>
-        </w:tc>
-      </w:tr>
-      <w:tr>
-        <w:tc>
-          <w:tcPr/>
-          <w:p>
-            <w:pPr>
-              <w:pStyle w:val="Compact"/>
-              <w:jc w:val="left"/>
-            </w:pPr>
-            <w:r>
-              <w:rPr>
-                <w:sz w:val="17"/>
-              </w:rPr>
-              <w:t xml:space="preserve">SC-08</w:t>
-            </w:r>
-          </w:p>
-        </w:tc>
-        <w:tc>
-          <w:tcPr/>
-          <w:p>
-            <w:pPr>
-              <w:pStyle w:val="Compact"/>
-              <w:jc w:val="left"/>
-            </w:pPr>
-            <w:r>
-              <w:rPr>
-                <w:sz w:val="17"/>
-              </w:rPr>
-              <w:t xml:space="preserve">My account</w:t>
-            </w:r>
-          </w:p>
-        </w:tc>
-        <w:tc>
-          <w:tcPr/>
-          <w:p>
-            <w:pPr>
-              <w:pStyle w:val="Compact"/>
-              <w:jc w:val="left"/>
-            </w:pPr>
-            <w:r>
-              <w:rPr>
-                <w:sz w:val="17"/>
-              </w:rPr>
-              <w:t xml:space="preserve">Must</w:t>
-            </w:r>
-          </w:p>
-        </w:tc>
-        <w:tc>
-          <w:tcPr/>
-          <w:p>
-            <w:pPr>
-              <w:pStyle w:val="Compact"/>
-              <w:jc w:val="left"/>
-            </w:pPr>
-            <w:r>
-              <w:rPr>
-                <w:rStyle w:val="VerbatimChar"/>
-                <w:sz w:val="17"/>
-              </w:rPr>
-              <w:t xml:space="preserve">docs/screens/screen-spec-SC-08.md</w:t>
-            </w:r>
-          </w:p>
-        </w:tc>
-      </w:tr>
-      <w:tr>
-        <w:tc>
-          <w:tcPr/>
-          <w:p>
-            <w:pPr>
-              <w:pStyle w:val="Compact"/>
-              <w:jc w:val="left"/>
-            </w:pPr>
-            <w:r>
-              <w:rPr>
-                <w:sz w:val="17"/>
-              </w:rPr>
-              <w:t xml:space="preserve">SC-09</w:t>
-            </w:r>
-          </w:p>
-        </w:tc>
-        <w:tc>
-          <w:tcPr/>
-          <w:p>
-            <w:pPr>
-              <w:pStyle w:val="Compact"/>
-              <w:jc w:val="left"/>
-            </w:pPr>
-            <w:r>
-              <w:rPr>
-                <w:sz w:val="17"/>
-              </w:rPr>
-              <w:t xml:space="preserve">Notification centre</w:t>
-            </w:r>
-          </w:p>
-        </w:tc>
-        <w:tc>
-          <w:tcPr/>
-          <w:p>
-            <w:pPr>
-              <w:pStyle w:val="Compact"/>
-              <w:jc w:val="left"/>
-            </w:pPr>
-            <w:r>
-              <w:rPr>
-                <w:sz w:val="17"/>
-              </w:rPr>
-              <w:t xml:space="preserve">Must</w:t>
-            </w:r>
-          </w:p>
-        </w:tc>
-        <w:tc>
-          <w:tcPr/>
-          <w:p>
-            <w:pPr>
-              <w:pStyle w:val="Compact"/>
-              <w:jc w:val="left"/>
-            </w:pPr>
-            <w:r>
-              <w:rPr>
-                <w:rStyle w:val="VerbatimChar"/>
-                <w:sz w:val="17"/>
-              </w:rPr>
-              <w:t xml:space="preserve">docs/screens/screen-spec-SC-09.md</w:t>
-            </w:r>
-          </w:p>
-        </w:tc>
-      </w:tr>
-      <w:tr>
-        <w:tc>
-          <w:tcPr/>
-          <w:p>
-            <w:pPr>
-              <w:pStyle w:val="Compact"/>
-              <w:jc w:val="left"/>
-            </w:pPr>
-            <w:r>
-              <w:rPr>
-                <w:sz w:val="17"/>
-              </w:rPr>
-              <w:t xml:space="preserve">SC-42</w:t>
-            </w:r>
-          </w:p>
-        </w:tc>
-        <w:tc>
-          <w:tcPr/>
-          <w:p>
-            <w:pPr>
-              <w:pStyle w:val="Compact"/>
-              <w:jc w:val="left"/>
-            </w:pPr>
-            <w:r>
-              <w:rPr>
-                <w:sz w:val="17"/>
-              </w:rPr>
-              <w:t xml:space="preserve">Privacy policy</w:t>
-            </w:r>
-          </w:p>
-        </w:tc>
-        <w:tc>
-          <w:tcPr/>
-          <w:p>
-            <w:pPr>
-              <w:pStyle w:val="Compact"/>
-              <w:jc w:val="left"/>
-            </w:pPr>
-            <w:r>
-              <w:rPr>
-                <w:sz w:val="17"/>
-              </w:rPr>
-              <w:t xml:space="preserve">Must</w:t>
-            </w:r>
-          </w:p>
-        </w:tc>
-        <w:tc>
-          <w:tcPr/>
-          <w:p>
-            <w:pPr>
-              <w:pStyle w:val="Compact"/>
-              <w:jc w:val="left"/>
-            </w:pPr>
-            <w:r>
-              <w:rPr>
-                <w:rStyle w:val="VerbatimChar"/>
-                <w:sz w:val="17"/>
-              </w:rPr>
-              <w:t xml:space="preserve">docs/screens/screen-spec-SC-42.md</w:t>
-            </w:r>
-          </w:p>
-        </w:tc>
-      </w:tr>
-      <w:tr>
-        <w:tc>
-          <w:tcPr/>
-          <w:p>
-            <w:pPr>
-              <w:pStyle w:val="Compact"/>
-              <w:jc w:val="left"/>
-            </w:pPr>
-            <w:r>
-              <w:rPr>
-                <w:sz w:val="17"/>
-              </w:rPr>
-              <w:t xml:space="preserve">SC-43</w:t>
-            </w:r>
-          </w:p>
-        </w:tc>
-        <w:tc>
-          <w:tcPr/>
-          <w:p>
-            <w:pPr>
-              <w:pStyle w:val="Compact"/>
-              <w:jc w:val="left"/>
-            </w:pPr>
-            <w:r>
-              <w:rPr>
-                <w:sz w:val="17"/>
-              </w:rPr>
-              <w:t xml:space="preserve">Terms of use</w:t>
-            </w:r>
-          </w:p>
-        </w:tc>
-        <w:tc>
-          <w:tcPr/>
-          <w:p>
-            <w:pPr>
-              <w:pStyle w:val="Compact"/>
-              <w:jc w:val="left"/>
-            </w:pPr>
-            <w:r>
-              <w:rPr>
-                <w:sz w:val="17"/>
-              </w:rPr>
-              <w:t xml:space="preserve">Must</w:t>
-            </w:r>
-          </w:p>
-        </w:tc>
-        <w:tc>
-          <w:tcPr/>
-          <w:p>
-            <w:pPr>
-              <w:pStyle w:val="Compact"/>
-              <w:jc w:val="left"/>
-            </w:pPr>
-            <w:r>
-              <w:rPr>
-                <w:rStyle w:val="VerbatimChar"/>
-                <w:sz w:val="17"/>
-              </w:rPr>
-              <w:t xml:space="preserve">docs/screens/screen-spec-SC-43.md</w:t>
-            </w:r>
-          </w:p>
-        </w:tc>
-      </w:tr>
-    </w:tbl>
-    <w:bookmarkEnd w:id="35"/>
-    <w:bookmarkStart w:id="36" w:name="Xbe7985084ef4dfdbc7e9fba0a235022f75110b0"/>
-    <w:p>
-      <w:pPr>
-        <w:pStyle w:val="Heading2"/>
-      </w:pPr>
-      <w:r>
-        <w:t xml:space="preserve">8. Success criteria</w:t>
-      </w:r>
-    </w:p>
-    <w:tbl>
-      <w:tblPr>
-        <w:tblStyle w:val="Table"/>
-        <w:tblLook w:firstRow="1" w:lastRow="0" w:firstColumn="0" w:lastColumn="0" w:noHBand="0" w:noVBand="0" w:val="0020"/>
-        <w:jc w:val="start"/>
-        <w:tblBorders>
-          <w:top w:val="single" w:sz="4" w:color="C9CED6"/>
-          <w:left w:val="single" w:sz="4" w:color="C9CED6"/>
-          <w:bottom w:val="single" w:sz="4" w:color="C9CED6"/>
-          <w:right w:val="single" w:sz="4" w:color="C9CED6"/>
-          <w:insideH w:val="single" w:sz="4" w:color="C9CED6"/>
-          <w:insideV w:val="single" w:sz="4" w:color="C9CED6"/>
-        </w:tblBorders>
-        <w:tblW w:w="5000" w:type="pct"/>
-      </w:tblPr>
-      <w:tblGrid>
-        <w:gridCol w:w="3286"/>
-        <w:gridCol w:w="3286"/>
-        <w:gridCol w:w="3286"/>
-      </w:tblGrid>
-      <w:tr>
-        <w:trPr>
-          <w:tblHeader w:val="true"/>
-        </w:trPr>
-        <w:tc>
-          <w:tcPr>
-            <w:shd w:val="clear" w:color="auto" w:fill="E4ECF7"/>
-          </w:tcPr>
-          <w:p>
-            <w:pPr>
-              <w:pStyle w:val="Compact"/>
-              <w:jc w:val="left"/>
-            </w:pPr>
-            <w:r>
-              <w:rPr>
-                <w:b/>
-                <w:color w:val="1F2A5C"/>
-                <w:sz w:val="17"/>
-              </w:rPr>
-              <w:t xml:space="preserve">SC ID</w:t>
-            </w:r>
-          </w:p>
-        </w:tc>
-        <w:tc>
-          <w:tcPr>
-            <w:shd w:val="clear" w:color="auto" w:fill="E4ECF7"/>
-          </w:tcPr>
-          <w:p>
-            <w:pPr>
-              <w:pStyle w:val="Compact"/>
-              <w:jc w:val="left"/>
-            </w:pPr>
-            <w:r>
-              <w:rPr>
-                <w:b/>
-                <w:color w:val="1F2A5C"/>
-                <w:sz w:val="17"/>
-              </w:rPr>
-              <w:t xml:space="preserve">Criterion</w:t>
-            </w:r>
-          </w:p>
-        </w:tc>
-        <w:tc>
-          <w:tcPr>
-            <w:shd w:val="clear" w:color="auto" w:fill="E4ECF7"/>
-          </w:tcPr>
-          <w:p>
-            <w:pPr>
-              <w:pStyle w:val="Compact"/>
-              <w:jc w:val="left"/>
-            </w:pPr>
-            <w:r>
-              <w:rPr>
-                <w:b/>
-                <w:color w:val="1F2A5C"/>
-                <w:sz w:val="17"/>
-              </w:rPr>
-              <w:t xml:space="preserve">How it is measured</w:t>
-            </w:r>
-          </w:p>
-        </w:tc>
-      </w:tr>
-      <w:tr>
-        <w:tc>
-          <w:tcPr/>
-          <w:p>
-            <w:pPr>
-              <w:pStyle w:val="Compact"/>
-              <w:jc w:val="left"/>
-            </w:pPr>
-            <w:r>
-              <w:rPr>
-                <w:sz w:val="17"/>
-              </w:rPr>
-              <w:t xml:space="preserve">SC-001</w:t>
-            </w:r>
-          </w:p>
-        </w:tc>
-        <w:tc>
-          <w:tcPr/>
-          <w:p>
-            <w:pPr>
-              <w:pStyle w:val="Compact"/>
-              <w:jc w:val="left"/>
-            </w:pPr>
-            <w:r>
-              <w:rPr>
-                <w:sz w:val="17"/>
-              </w:rPr>
-              <w:t xml:space="preserve">A first-time producer completes sign-up, including company details, in under 3 minutes.</w:t>
-            </w:r>
-          </w:p>
-        </w:tc>
-        <w:tc>
-          <w:tcPr/>
-          <w:p>
-            <w:pPr>
-              <w:pStyle w:val="Compact"/>
-              <w:jc w:val="left"/>
-            </w:pPr>
-            <w:r>
-              <w:rPr>
-                <w:sz w:val="17"/>
-              </w:rPr>
-              <w:t xml:space="preserve">Timed walkthrough with 5 non-Vietnamese testers.</w:t>
-            </w:r>
-          </w:p>
-        </w:tc>
-      </w:tr>
-      <w:tr>
-        <w:tc>
-          <w:tcPr/>
-          <w:p>
-            <w:pPr>
-              <w:pStyle w:val="Compact"/>
-              <w:jc w:val="left"/>
-            </w:pPr>
-            <w:r>
-              <w:rPr>
-                <w:sz w:val="17"/>
-              </w:rPr>
-              <w:t xml:space="preserve">SC-002</w:t>
-            </w:r>
-          </w:p>
-        </w:tc>
-        <w:tc>
-          <w:tcPr/>
-          <w:p>
-            <w:pPr>
-              <w:pStyle w:val="Compact"/>
-              <w:jc w:val="left"/>
-            </w:pPr>
-            <w:r>
-              <w:rPr>
-                <w:sz w:val="17"/>
-              </w:rPr>
-              <w:t xml:space="preserve">A visitor who has not signed in can never obtain a local authority phone number or email from the site.</w:t>
-            </w:r>
-          </w:p>
-        </w:tc>
-        <w:tc>
-          <w:tcPr/>
-          <w:p>
-            <w:pPr>
-              <w:pStyle w:val="Compact"/>
-              <w:jc w:val="left"/>
-            </w:pPr>
-            <w:r>
-              <w:rPr>
-                <w:sz w:val="17"/>
-              </w:rPr>
-              <w:t xml:space="preserve">Private-window check of the full page content on 10 location pages.</w:t>
-            </w:r>
-          </w:p>
-        </w:tc>
-      </w:tr>
-      <w:tr>
-        <w:tc>
-          <w:tcPr/>
-          <w:p>
-            <w:pPr>
-              <w:pStyle w:val="Compact"/>
-              <w:jc w:val="left"/>
-            </w:pPr>
-            <w:r>
-              <w:rPr>
-                <w:sz w:val="17"/>
-              </w:rPr>
-              <w:t xml:space="preserve">SC-003</w:t>
-            </w:r>
-          </w:p>
-        </w:tc>
-        <w:tc>
-          <w:tcPr/>
-          <w:p>
-            <w:pPr>
-              <w:pStyle w:val="Compact"/>
-              <w:jc w:val="left"/>
-            </w:pPr>
-            <w:r>
-              <w:rPr>
-                <w:sz w:val="17"/>
-              </w:rPr>
-              <w:t xml:space="preserve">Every interface string on the 20 MVP screens is available in both languages.</w:t>
-            </w:r>
-          </w:p>
-        </w:tc>
-        <w:tc>
-          <w:tcPr/>
-          <w:p>
-            <w:pPr>
-              <w:pStyle w:val="Compact"/>
-              <w:jc w:val="left"/>
-            </w:pPr>
-            <w:r>
-              <w:rPr>
-                <w:sz w:val="17"/>
-              </w:rPr>
-              <w:t xml:space="preserve">Switch language on each screen; count untranslated strings (target 0).</w:t>
-            </w:r>
-          </w:p>
-        </w:tc>
-      </w:tr>
-      <w:tr>
-        <w:tc>
-          <w:tcPr/>
-          <w:p>
-            <w:pPr>
-              <w:pStyle w:val="Compact"/>
-              <w:jc w:val="left"/>
-            </w:pPr>
-            <w:r>
-              <w:rPr>
-                <w:sz w:val="17"/>
-              </w:rPr>
-              <w:t xml:space="preserve">SC-004</w:t>
-            </w:r>
-          </w:p>
-        </w:tc>
-        <w:tc>
-          <w:tcPr/>
-          <w:p>
-            <w:pPr>
-              <w:pStyle w:val="Compact"/>
-              <w:jc w:val="left"/>
-            </w:pPr>
-            <w:r>
-              <w:rPr>
-                <w:sz w:val="17"/>
-              </w:rPr>
-              <w:t xml:space="preserve">A member learns that a partner has replied within 5 minutes of the reply.</w:t>
-            </w:r>
-          </w:p>
-        </w:tc>
-        <w:tc>
-          <w:tcPr/>
-          <w:p>
-            <w:pPr>
-              <w:pStyle w:val="Compact"/>
-              <w:jc w:val="left"/>
-            </w:pPr>
-            <w:r>
-              <w:rPr>
-                <w:sz w:val="17"/>
-              </w:rPr>
-              <w:t xml:space="preserve">Timestamp of reply vs timestamp of notification on 10 test requests.</w:t>
-            </w:r>
-          </w:p>
-        </w:tc>
-      </w:tr>
-    </w:tbl>
-    <w:bookmarkEnd w:id="36"/>
-    <w:bookmarkStart w:id="37" w:name="Xf0e84fbc24061432f3671343bf60d40f0e14ddf"/>
-    <w:p>
-      <w:pPr>
-        <w:pStyle w:val="Heading2"/>
-      </w:pPr>
-      <w:r>
-        <w:t xml:space="preserve">9. Assumptions</w:t>
+        <w:t xml:space="preserve">6.1 Attribute types</w:t>
       </w:r>
     </w:p>
     <w:p>
       <w:pPr>
-        <w:numPr>
-          <w:ilvl w:val="0"/>
-          <w:numId w:val="1009"/>
-        </w:numPr>
-        <w:pStyle w:val="Compact"/>
+        <w:pStyle w:val="FirstParagraph"/>
       </w:pPr>
       <w:r>
-        <w:t xml:space="preserve">Email + password is enough for the MVP; social sign-in is not required at launch.</w:t>
-      </w:r>
-    </w:p>
-    <w:p>
-      <w:pPr>
-        <w:numPr>
-          <w:ilvl w:val="0"/>
-          <w:numId w:val="1009"/>
-        </w:numPr>
-        <w:pStyle w:val="Compact"/>
-      </w:pPr>
-      <w:r>
-        <w:t xml:space="preserve">Six roles are enough; there is no per-province VFDA staff role in the MVP.</w:t>
-      </w:r>
-    </w:p>
-    <w:p>
-      <w:pPr>
-        <w:numPr>
-          <w:ilvl w:val="0"/>
-          <w:numId w:val="1009"/>
-        </w:numPr>
-        <w:pStyle w:val="Compact"/>
-      </w:pPr>
-      <w:r>
-        <w:t xml:space="preserve">Country is recorded as ISO 3166-1 alpha-2.</w:t>
-      </w:r>
-    </w:p>
-    <w:bookmarkEnd w:id="37"/>
-    <w:bookmarkStart w:id="38" w:name="X55a6565c84ac464289a534278fc4074fe00819d"/>
-    <w:p>
-      <w:pPr>
-        <w:pStyle w:val="Heading2"/>
-      </w:pPr>
-      <w:r>
-        <w:t xml:space="preserve">10. Open questions</w:t>
+        <w:t xml:space="preserve">Types and required flags of the attributes above that no field in 5.1 declares (keys, timestamps, stored statuses). Every column of the data model now has a declared type.</w:t>
       </w:r>
     </w:p>
     <w:tbl>
@@ -7830,7 +6956,7 @@
                 <w:color w:val="1F2A5C"/>
                 <w:sz w:val="17"/>
               </w:rPr>
-              <w:t xml:space="preserve">#</w:t>
+              <w:t xml:space="preserve">Entity</w:t>
             </w:r>
           </w:p>
         </w:tc>
@@ -7849,7 +6975,7 @@
                 <w:color w:val="1F2A5C"/>
                 <w:sz w:val="17"/>
               </w:rPr>
-              <w:t xml:space="preserve">Question</w:t>
+              <w:t xml:space="preserve">Attribute</w:t>
             </w:r>
           </w:p>
         </w:tc>
@@ -7868,7 +6994,7 @@
                 <w:color w:val="1F2A5C"/>
                 <w:sz w:val="17"/>
               </w:rPr>
-              <w:t xml:space="preserve">Blocking?</w:t>
+              <w:t xml:space="preserve">Type</w:t>
             </w:r>
           </w:p>
         </w:tc>
@@ -7887,7 +7013,7 @@
                 <w:color w:val="1F2A5C"/>
                 <w:sz w:val="17"/>
               </w:rPr>
-              <w:t xml:space="preserve">Owner</w:t>
+              <w:t xml:space="preserve">Required</w:t>
             </w:r>
           </w:p>
         </w:tc>
@@ -7906,7 +7032,7 @@
                 <w:color w:val="1F2A5C"/>
                 <w:sz w:val="17"/>
               </w:rPr>
-              <w:t xml:space="preserve">Status</w:t>
+              <w:t xml:space="preserve">Notes</w:t>
             </w:r>
           </w:p>
         </w:tc>
@@ -7923,36 +7049,39 @@
               <w:rPr>
                 <w:sz w:val="17"/>
               </w:rPr>
-              <w:t xml:space="preserve">1</w:t>
-            </w:r>
-          </w:p>
-        </w:tc>
-        <w:tc>
-          <w:tcPr/>
-          <w:p>
-            <w:pPr>
-              <w:pStyle w:val="Compact"/>
-              <w:jc w:val="left"/>
-            </w:pPr>
-            <w:r>
-              <w:rPr>
-                <w:sz w:val="17"/>
-              </w:rPr>
-              <w:t xml:space="preserve">[NEEDS CLARIFICATION: Must a producer company be verified (e.g. business registration, IMDbPro) before seeing local authority contacts?]</w:t>
-            </w:r>
-            <w:r>
-              <w:rPr>
-                <w:sz w:val="17"/>
-              </w:rPr>
-              <w:t xml:space="preserve"> </w:t>
-            </w:r>
-            <w:r>
-              <w:rPr>
-                <w:iCs/>
-                <w:i/>
-                <w:sz w:val="17"/>
-              </w:rPr>
-              <w:t xml:space="preserve">(also raised in SC-04)</w:t>
+              <w:t xml:space="preserve">UserAccount</w:t>
+            </w:r>
+          </w:p>
+        </w:tc>
+        <w:tc>
+          <w:tcPr/>
+          <w:p>
+            <w:pPr>
+              <w:pStyle w:val="Compact"/>
+              <w:jc w:val="left"/>
+            </w:pPr>
+            <w:r>
+              <w:rPr>
+                <w:rStyle w:val="VerbatimChar"/>
+                <w:sz w:val="17"/>
+              </w:rPr>
+              <w:t xml:space="preserve">created_at</w:t>
+            </w:r>
+          </w:p>
+        </w:tc>
+        <w:tc>
+          <w:tcPr/>
+          <w:p>
+            <w:pPr>
+              <w:pStyle w:val="Compact"/>
+              <w:jc w:val="left"/>
+            </w:pPr>
+            <w:r>
+              <w:rPr>
+                <w:rStyle w:val="VerbatimChar"/>
+                <w:sz w:val="17"/>
+              </w:rPr>
+              <w:t xml:space="preserve">TIMESTAMPTZ</w:t>
             </w:r>
           </w:p>
         </w:tc>
@@ -7982,22 +7111,7 @@
               <w:rPr>
                 <w:sz w:val="17"/>
               </w:rPr>
-              <w:t xml:space="preserve">Client (VFDA)</w:t>
-            </w:r>
-          </w:p>
-        </w:tc>
-        <w:tc>
-          <w:tcPr/>
-          <w:p>
-            <w:pPr>
-              <w:pStyle w:val="Compact"/>
-              <w:jc w:val="left"/>
-            </w:pPr>
-            <w:r>
-              <w:rPr>
-                <w:sz w:val="17"/>
-              </w:rPr>
-              <w:t xml:space="preserve">Open</w:t>
+              <w:t xml:space="preserve">set by the system at sign-up</w:t>
             </w:r>
           </w:p>
         </w:tc>
@@ -8014,36 +7128,39 @@
               <w:rPr>
                 <w:sz w:val="17"/>
               </w:rPr>
-              <w:t xml:space="preserve">2</w:t>
-            </w:r>
-          </w:p>
-        </w:tc>
-        <w:tc>
-          <w:tcPr/>
-          <w:p>
-            <w:pPr>
-              <w:pStyle w:val="Compact"/>
-              <w:jc w:val="left"/>
-            </w:pPr>
-            <w:r>
-              <w:rPr>
-                <w:sz w:val="17"/>
-              </w:rPr>
-              <w:t xml:space="preserve">[NEEDS CLARIFICATION: Is Google / Apple sign-in required at launch?]</w:t>
-            </w:r>
-            <w:r>
-              <w:rPr>
-                <w:sz w:val="17"/>
-              </w:rPr>
-              <w:t xml:space="preserve"> </w:t>
-            </w:r>
-            <w:r>
-              <w:rPr>
-                <w:iCs/>
-                <w:i/>
-                <w:sz w:val="17"/>
-              </w:rPr>
-              <w:t xml:space="preserve">(also raised in SC-04)</w:t>
+              <w:t xml:space="preserve">Profile</w:t>
+            </w:r>
+          </w:p>
+        </w:tc>
+        <w:tc>
+          <w:tcPr/>
+          <w:p>
+            <w:pPr>
+              <w:pStyle w:val="Compact"/>
+              <w:jc w:val="left"/>
+            </w:pPr>
+            <w:r>
+              <w:rPr>
+                <w:rStyle w:val="VerbatimChar"/>
+                <w:sz w:val="17"/>
+              </w:rPr>
+              <w:t xml:space="preserve">producer_org_id</w:t>
+            </w:r>
+          </w:p>
+        </w:tc>
+        <w:tc>
+          <w:tcPr/>
+          <w:p>
+            <w:pPr>
+              <w:pStyle w:val="Compact"/>
+              <w:jc w:val="left"/>
+            </w:pPr>
+            <w:r>
+              <w:rPr>
+                <w:rStyle w:val="VerbatimChar"/>
+                <w:sz w:val="17"/>
+              </w:rPr>
+              <w:t xml:space="preserve">UUID</w:t>
             </w:r>
           </w:p>
         </w:tc>
@@ -8073,22 +7190,7 @@
               <w:rPr>
                 <w:sz w:val="17"/>
               </w:rPr>
-              <w:t xml:space="preserve">Client (VFDA)</w:t>
-            </w:r>
-          </w:p>
-        </w:tc>
-        <w:tc>
-          <w:tcPr/>
-          <w:p>
-            <w:pPr>
-              <w:pStyle w:val="Compact"/>
-              <w:jc w:val="left"/>
-            </w:pPr>
-            <w:r>
-              <w:rPr>
-                <w:sz w:val="17"/>
-              </w:rPr>
-              <w:t xml:space="preserve">Open</w:t>
+              <w:t xml:space="preserve">empty for VFDA staff, Legal Board, admin and partner accounts, which are not created through sign-up (BR-002)</w:t>
             </w:r>
           </w:p>
         </w:tc>
@@ -8105,67 +7207,69 @@
               <w:rPr>
                 <w:sz w:val="17"/>
               </w:rPr>
-              <w:t xml:space="preserve">3</w:t>
-            </w:r>
-          </w:p>
-        </w:tc>
-        <w:tc>
-          <w:tcPr/>
-          <w:p>
-            <w:pPr>
-              <w:pStyle w:val="Compact"/>
-              <w:jc w:val="left"/>
-            </w:pPr>
-            <w:r>
-              <w:rPr>
-                <w:sz w:val="17"/>
-              </w:rPr>
-              <w:t xml:space="preserve">[NEEDS CLARIFICATION: Which embedding model (and vector dimension) is used for F-SYS-11?]</w:t>
-            </w:r>
-          </w:p>
-        </w:tc>
-        <w:tc>
-          <w:tcPr/>
-          <w:p>
-            <w:pPr>
-              <w:pStyle w:val="Compact"/>
-              <w:jc w:val="left"/>
-            </w:pPr>
-            <w:r>
-              <w:rPr>
-                <w:sz w:val="17"/>
-              </w:rPr>
-              <w:t xml:space="preserve">No</w:t>
-            </w:r>
-          </w:p>
-        </w:tc>
-        <w:tc>
-          <w:tcPr/>
-          <w:p>
-            <w:pPr>
-              <w:pStyle w:val="Compact"/>
-              <w:jc w:val="left"/>
-            </w:pPr>
-            <w:r>
-              <w:rPr>
-                <w:sz w:val="17"/>
-              </w:rPr>
-              <w:t xml:space="preserve">Group C</w:t>
-            </w:r>
-          </w:p>
-        </w:tc>
-        <w:tc>
-          <w:tcPr/>
-          <w:p>
-            <w:pPr>
-              <w:pStyle w:val="Compact"/>
-              <w:jc w:val="left"/>
-            </w:pPr>
-            <w:r>
-              <w:rPr>
-                <w:sz w:val="17"/>
-              </w:rPr>
-              <w:t xml:space="preserve">Open</w:t>
+              <w:t xml:space="preserve">ProducerOrganisation</w:t>
+            </w:r>
+          </w:p>
+        </w:tc>
+        <w:tc>
+          <w:tcPr/>
+          <w:p>
+            <w:pPr>
+              <w:pStyle w:val="Compact"/>
+              <w:jc w:val="left"/>
+            </w:pPr>
+            <w:r>
+              <w:rPr>
+                <w:rStyle w:val="VerbatimChar"/>
+                <w:sz w:val="17"/>
+              </w:rPr>
+              <w:t xml:space="preserve">producer_org_id</w:t>
+            </w:r>
+          </w:p>
+        </w:tc>
+        <w:tc>
+          <w:tcPr/>
+          <w:p>
+            <w:pPr>
+              <w:pStyle w:val="Compact"/>
+              <w:jc w:val="left"/>
+            </w:pPr>
+            <w:r>
+              <w:rPr>
+                <w:rStyle w:val="VerbatimChar"/>
+                <w:sz w:val="17"/>
+              </w:rPr>
+              <w:t xml:space="preserve">UUID</w:t>
+            </w:r>
+          </w:p>
+        </w:tc>
+        <w:tc>
+          <w:tcPr/>
+          <w:p>
+            <w:pPr>
+              <w:pStyle w:val="Compact"/>
+              <w:jc w:val="left"/>
+            </w:pPr>
+            <w:r>
+              <w:rPr>
+                <w:sz w:val="17"/>
+              </w:rPr>
+              <w:t xml:space="preserve">Yes</w:t>
+            </w:r>
+          </w:p>
+        </w:tc>
+        <w:tc>
+          <w:tcPr/>
+          <w:p>
+            <w:pPr>
+              <w:pStyle w:val="Compact"/>
+              <w:jc w:val="left"/>
+            </w:pPr>
+            <w:r>
+              <w:rPr>
+                <w:sz w:val="17"/>
+              </w:rPr>
+              <w:t xml:space="preserve">identifier</w:t>
             </w:r>
           </w:p>
         </w:tc>
@@ -8182,81 +7286,69 @@
               <w:rPr>
                 <w:sz w:val="17"/>
               </w:rPr>
-              <w:t xml:space="preserve">4</w:t>
-            </w:r>
-          </w:p>
-        </w:tc>
-        <w:tc>
-          <w:tcPr/>
-          <w:p>
-            <w:pPr>
-              <w:pStyle w:val="Compact"/>
-              <w:jc w:val="left"/>
-            </w:pPr>
-            <w:r>
-              <w:rPr>
-                <w:sz w:val="17"/>
-              </w:rPr>
-              <w:t xml:space="preserve">[NEEDS CLARIFICATION: SEQ-01 has no error branch (email provider down, expired link). Confirm the behaviour written in the edge cases.]</w:t>
-            </w:r>
-            <w:r>
-              <w:rPr>
-                <w:sz w:val="17"/>
-              </w:rPr>
-              <w:t xml:space="preserve"> </w:t>
-            </w:r>
-            <w:r>
-              <w:rPr>
-                <w:iCs/>
-                <w:i/>
-                <w:sz w:val="17"/>
-              </w:rPr>
-              <w:t xml:space="preserve">(also raised in SC-07)</w:t>
-            </w:r>
-          </w:p>
-        </w:tc>
-        <w:tc>
-          <w:tcPr/>
-          <w:p>
-            <w:pPr>
-              <w:pStyle w:val="Compact"/>
-              <w:jc w:val="left"/>
-            </w:pPr>
-            <w:r>
-              <w:rPr>
-                <w:sz w:val="17"/>
-              </w:rPr>
-              <w:t xml:space="preserve">No</w:t>
-            </w:r>
-          </w:p>
-        </w:tc>
-        <w:tc>
-          <w:tcPr/>
-          <w:p>
-            <w:pPr>
-              <w:pStyle w:val="Compact"/>
-              <w:jc w:val="left"/>
-            </w:pPr>
-            <w:r>
-              <w:rPr>
-                <w:sz w:val="17"/>
-              </w:rPr>
-              <w:t xml:space="preserve">Client (VFDA)</w:t>
-            </w:r>
-          </w:p>
-        </w:tc>
-        <w:tc>
-          <w:tcPr/>
-          <w:p>
-            <w:pPr>
-              <w:pStyle w:val="Compact"/>
-              <w:jc w:val="left"/>
-            </w:pPr>
-            <w:r>
-              <w:rPr>
-                <w:sz w:val="17"/>
-              </w:rPr>
-              <w:t xml:space="preserve">Open</w:t>
+              <w:t xml:space="preserve">Consent</w:t>
+            </w:r>
+          </w:p>
+        </w:tc>
+        <w:tc>
+          <w:tcPr/>
+          <w:p>
+            <w:pPr>
+              <w:pStyle w:val="Compact"/>
+              <w:jc w:val="left"/>
+            </w:pPr>
+            <w:r>
+              <w:rPr>
+                <w:rStyle w:val="VerbatimChar"/>
+                <w:sz w:val="17"/>
+              </w:rPr>
+              <w:t xml:space="preserve">accepted_at</w:t>
+            </w:r>
+          </w:p>
+        </w:tc>
+        <w:tc>
+          <w:tcPr/>
+          <w:p>
+            <w:pPr>
+              <w:pStyle w:val="Compact"/>
+              <w:jc w:val="left"/>
+            </w:pPr>
+            <w:r>
+              <w:rPr>
+                <w:rStyle w:val="VerbatimChar"/>
+                <w:sz w:val="17"/>
+              </w:rPr>
+              <w:t xml:space="preserve">TIMESTAMPTZ</w:t>
+            </w:r>
+          </w:p>
+        </w:tc>
+        <w:tc>
+          <w:tcPr/>
+          <w:p>
+            <w:pPr>
+              <w:pStyle w:val="Compact"/>
+              <w:jc w:val="left"/>
+            </w:pPr>
+            <w:r>
+              <w:rPr>
+                <w:sz w:val="17"/>
+              </w:rPr>
+              <w:t xml:space="preserve">Yes</w:t>
+            </w:r>
+          </w:p>
+        </w:tc>
+        <w:tc>
+          <w:tcPr/>
+          <w:p>
+            <w:pPr>
+              <w:pStyle w:val="Compact"/>
+              <w:jc w:val="left"/>
+            </w:pPr>
+            <w:r>
+              <w:rPr>
+                <w:sz w:val="17"/>
+              </w:rPr>
+              <w:t xml:space="preserve">BR-003</w:t>
             </w:r>
           </w:p>
         </w:tc>
@@ -8273,36 +7365,39 @@
               <w:rPr>
                 <w:sz w:val="17"/>
               </w:rPr>
-              <w:t xml:space="preserve">5</w:t>
-            </w:r>
-          </w:p>
-        </w:tc>
-        <w:tc>
-          <w:tcPr/>
-          <w:p>
-            <w:pPr>
-              <w:pStyle w:val="Compact"/>
-              <w:jc w:val="left"/>
-            </w:pPr>
-            <w:r>
-              <w:rPr>
-                <w:sz w:val="17"/>
-              </w:rPr>
-              <w:t xml:space="preserve">[NEEDS CLARIFICATION: How long is a password reset link valid before it expires (e.g. 1 hour)?]</w:t>
-            </w:r>
-            <w:r>
-              <w:rPr>
-                <w:sz w:val="17"/>
-              </w:rPr>
-              <w:t xml:space="preserve"> </w:t>
-            </w:r>
-            <w:r>
-              <w:rPr>
-                <w:iCs/>
-                <w:i/>
-                <w:sz w:val="17"/>
-              </w:rPr>
-              <w:t xml:space="preserve">(from SC-06)</w:t>
+              <w:t xml:space="preserve">Notification</w:t>
+            </w:r>
+          </w:p>
+        </w:tc>
+        <w:tc>
+          <w:tcPr/>
+          <w:p>
+            <w:pPr>
+              <w:pStyle w:val="Compact"/>
+              <w:jc w:val="left"/>
+            </w:pPr>
+            <w:r>
+              <w:rPr>
+                <w:rStyle w:val="VerbatimChar"/>
+                <w:sz w:val="17"/>
+              </w:rPr>
+              <w:t xml:space="preserve">read_at</w:t>
+            </w:r>
+          </w:p>
+        </w:tc>
+        <w:tc>
+          <w:tcPr/>
+          <w:p>
+            <w:pPr>
+              <w:pStyle w:val="Compact"/>
+              <w:jc w:val="left"/>
+            </w:pPr>
+            <w:r>
+              <w:rPr>
+                <w:rStyle w:val="VerbatimChar"/>
+                <w:sz w:val="17"/>
+              </w:rPr>
+              <w:t xml:space="preserve">TIMESTAMPTZ</w:t>
             </w:r>
           </w:p>
         </w:tc>
@@ -8332,22 +7427,7 @@
               <w:rPr>
                 <w:sz w:val="17"/>
               </w:rPr>
-              <w:t xml:space="preserve">Group C</w:t>
-            </w:r>
-          </w:p>
-        </w:tc>
-        <w:tc>
-          <w:tcPr/>
-          <w:p>
-            <w:pPr>
-              <w:pStyle w:val="Compact"/>
-              <w:jc w:val="left"/>
-            </w:pPr>
-            <w:r>
-              <w:rPr>
-                <w:sz w:val="17"/>
-              </w:rPr>
-              <w:t xml:space="preserve">Open</w:t>
+              <w:t xml:space="preserve">empty while unread (FR-009)</w:t>
             </w:r>
           </w:p>
         </w:tc>
@@ -8364,334 +7444,39 @@
               <w:rPr>
                 <w:sz w:val="17"/>
               </w:rPr>
-              <w:t xml:space="preserve">6</w:t>
-            </w:r>
-          </w:p>
-        </w:tc>
-        <w:tc>
-          <w:tcPr/>
-          <w:p>
-            <w:pPr>
-              <w:pStyle w:val="Compact"/>
-              <w:jc w:val="left"/>
-            </w:pPr>
-            <w:r>
-              <w:rPr>
-                <w:sz w:val="17"/>
-              </w:rPr>
-              <w:t xml:space="preserve">[NEEDS CLARIFICATION: SYS BR-005 anonymises name, email and phone, but SYS §5.1 has no phone field for an account — which phone field is meant?]</w:t>
-            </w:r>
-            <w:r>
-              <w:rPr>
-                <w:sz w:val="17"/>
-              </w:rPr>
-              <w:t xml:space="preserve"> </w:t>
-            </w:r>
-            <w:r>
-              <w:rPr>
-                <w:iCs/>
-                <w:i/>
-                <w:sz w:val="17"/>
-              </w:rPr>
-              <w:t xml:space="preserve">(from SC-08)</w:t>
-            </w:r>
-          </w:p>
-        </w:tc>
-        <w:tc>
-          <w:tcPr/>
-          <w:p>
-            <w:pPr>
-              <w:pStyle w:val="Compact"/>
-              <w:jc w:val="left"/>
-            </w:pPr>
-            <w:r>
-              <w:rPr>
-                <w:sz w:val="17"/>
-              </w:rPr>
-              <w:t xml:space="preserve">No</w:t>
-            </w:r>
-          </w:p>
-        </w:tc>
-        <w:tc>
-          <w:tcPr/>
-          <w:p>
-            <w:pPr>
-              <w:pStyle w:val="Compact"/>
-              <w:jc w:val="left"/>
-            </w:pPr>
-            <w:r>
-              <w:rPr>
-                <w:sz w:val="17"/>
-              </w:rPr>
-              <w:t xml:space="preserve">Client (VFDA)</w:t>
-            </w:r>
-          </w:p>
-        </w:tc>
-        <w:tc>
-          <w:tcPr/>
-          <w:p>
-            <w:pPr>
-              <w:pStyle w:val="Compact"/>
-              <w:jc w:val="left"/>
-            </w:pPr>
-            <w:r>
-              <w:rPr>
-                <w:sz w:val="17"/>
-              </w:rPr>
-              <w:t xml:space="preserve">Open</w:t>
-            </w:r>
-          </w:p>
-        </w:tc>
-      </w:tr>
-      <w:tr>
-        <w:tc>
-          <w:tcPr/>
-          <w:p>
-            <w:pPr>
-              <w:pStyle w:val="Compact"/>
-              <w:jc w:val="left"/>
-            </w:pPr>
-            <w:r>
-              <w:rPr>
-                <w:sz w:val="17"/>
-              </w:rPr>
-              <w:t xml:space="preserve">7</w:t>
-            </w:r>
-          </w:p>
-        </w:tc>
-        <w:tc>
-          <w:tcPr/>
-          <w:p>
-            <w:pPr>
-              <w:pStyle w:val="Compact"/>
-              <w:jc w:val="left"/>
-            </w:pPr>
-            <w:r>
-              <w:rPr>
-                <w:sz w:val="17"/>
-              </w:rPr>
-              <w:t xml:space="preserve">[NEEDS CLARIFICATION: May a member turn off email notifications (per event type or all), or is every notification always emailed?]</w:t>
-            </w:r>
-            <w:r>
-              <w:rPr>
-                <w:sz w:val="17"/>
-              </w:rPr>
-              <w:t xml:space="preserve"> </w:t>
-            </w:r>
-            <w:r>
-              <w:rPr>
-                <w:iCs/>
-                <w:i/>
-                <w:sz w:val="17"/>
-              </w:rPr>
-              <w:t xml:space="preserve">(from SC-08)</w:t>
-            </w:r>
-          </w:p>
-        </w:tc>
-        <w:tc>
-          <w:tcPr/>
-          <w:p>
-            <w:pPr>
-              <w:pStyle w:val="Compact"/>
-              <w:jc w:val="left"/>
-            </w:pPr>
-            <w:r>
-              <w:rPr>
-                <w:sz w:val="17"/>
-              </w:rPr>
-              <w:t xml:space="preserve">No</w:t>
-            </w:r>
-          </w:p>
-        </w:tc>
-        <w:tc>
-          <w:tcPr/>
-          <w:p>
-            <w:pPr>
-              <w:pStyle w:val="Compact"/>
-              <w:jc w:val="left"/>
-            </w:pPr>
-            <w:r>
-              <w:rPr>
-                <w:sz w:val="17"/>
-              </w:rPr>
-              <w:t xml:space="preserve">Client (VFDA)</w:t>
-            </w:r>
-          </w:p>
-        </w:tc>
-        <w:tc>
-          <w:tcPr/>
-          <w:p>
-            <w:pPr>
-              <w:pStyle w:val="Compact"/>
-              <w:jc w:val="left"/>
-            </w:pPr>
-            <w:r>
-              <w:rPr>
-                <w:sz w:val="17"/>
-              </w:rPr>
-              <w:t xml:space="preserve">Open</w:t>
-            </w:r>
-          </w:p>
-        </w:tc>
-      </w:tr>
-      <w:tr>
-        <w:tc>
-          <w:tcPr/>
-          <w:p>
-            <w:pPr>
-              <w:pStyle w:val="Compact"/>
-              <w:jc w:val="left"/>
-            </w:pPr>
-            <w:r>
-              <w:rPr>
-                <w:sz w:val="17"/>
-              </w:rPr>
-              <w:t xml:space="preserve">8</w:t>
-            </w:r>
-          </w:p>
-        </w:tc>
-        <w:tc>
-          <w:tcPr/>
-          <w:p>
-            <w:pPr>
-              <w:pStyle w:val="Compact"/>
-              <w:jc w:val="left"/>
-            </w:pPr>
-            <w:r>
-              <w:rPr>
-                <w:sz w:val="17"/>
-              </w:rPr>
-              <w:t xml:space="preserve">[NEEDS CLARIFICATION: Which</w:t>
-            </w:r>
-            <w:r>
-              <w:rPr>
-                <w:sz w:val="17"/>
-              </w:rPr>
-              <w:t xml:space="preserve"> </w:t>
-            </w:r>
-            <w:r>
-              <w:rPr>
-                <w:rStyle w:val="VerbatimChar"/>
-                <w:sz w:val="17"/>
-              </w:rPr>
-              <w:t xml:space="preserve">event_type</w:t>
-            </w:r>
-            <w:r>
-              <w:rPr>
-                <w:sz w:val="17"/>
-              </w:rPr>
-              <w:t xml:space="preserve"> </w:t>
-            </w:r>
-            <w:r>
-              <w:rPr>
-                <w:sz w:val="17"/>
-              </w:rPr>
-              <w:t xml:space="preserve">values exist in the MVP and what readable label does each get? SYS §5.1 declares the field but not its values.]</w:t>
-            </w:r>
-            <w:r>
-              <w:rPr>
-                <w:sz w:val="17"/>
-              </w:rPr>
-              <w:t xml:space="preserve"> </w:t>
-            </w:r>
-            <w:r>
-              <w:rPr>
-                <w:iCs/>
-                <w:i/>
-                <w:sz w:val="17"/>
-              </w:rPr>
-              <w:t xml:space="preserve">(from SC-09)</w:t>
-            </w:r>
-          </w:p>
-        </w:tc>
-        <w:tc>
-          <w:tcPr/>
-          <w:p>
-            <w:pPr>
-              <w:pStyle w:val="Compact"/>
-              <w:jc w:val="left"/>
-            </w:pPr>
-            <w:r>
-              <w:rPr>
-                <w:sz w:val="17"/>
-              </w:rPr>
-              <w:t xml:space="preserve">No</w:t>
-            </w:r>
-          </w:p>
-        </w:tc>
-        <w:tc>
-          <w:tcPr/>
-          <w:p>
-            <w:pPr>
-              <w:pStyle w:val="Compact"/>
-              <w:jc w:val="left"/>
-            </w:pPr>
-            <w:r>
-              <w:rPr>
-                <w:sz w:val="17"/>
-              </w:rPr>
-              <w:t xml:space="preserve">Group C</w:t>
-            </w:r>
-          </w:p>
-        </w:tc>
-        <w:tc>
-          <w:tcPr/>
-          <w:p>
-            <w:pPr>
-              <w:pStyle w:val="Compact"/>
-              <w:jc w:val="left"/>
-            </w:pPr>
-            <w:r>
-              <w:rPr>
-                <w:sz w:val="17"/>
-              </w:rPr>
-              <w:t xml:space="preserve">Open</w:t>
-            </w:r>
-          </w:p>
-        </w:tc>
-      </w:tr>
-      <w:tr>
-        <w:tc>
-          <w:tcPr/>
-          <w:p>
-            <w:pPr>
-              <w:pStyle w:val="Compact"/>
-              <w:jc w:val="left"/>
-            </w:pPr>
-            <w:r>
-              <w:rPr>
-                <w:sz w:val="17"/>
-              </w:rPr>
-              <w:t xml:space="preserve">9</w:t>
-            </w:r>
-          </w:p>
-        </w:tc>
-        <w:tc>
-          <w:tcPr/>
-          <w:p>
-            <w:pPr>
-              <w:pStyle w:val="Compact"/>
-              <w:jc w:val="left"/>
-            </w:pPr>
-            <w:r>
-              <w:rPr>
-                <w:sz w:val="17"/>
-              </w:rPr>
-              <w:t xml:space="preserve">[NEEDS CLARIFICATION: How long are pre-check texts kept, and may they be used to improve the rule base? (same question as spec-M2.md question 6)]</w:t>
-            </w:r>
-            <w:r>
-              <w:rPr>
-                <w:sz w:val="17"/>
-              </w:rPr>
-              <w:t xml:space="preserve"> </w:t>
-            </w:r>
-            <w:r>
-              <w:rPr>
-                <w:iCs/>
-                <w:i/>
-                <w:sz w:val="17"/>
-              </w:rPr>
-              <w:t xml:space="preserve">(from SC-42)</w:t>
+              <w:t xml:space="preserve">EmailDelivery</w:t>
+            </w:r>
+          </w:p>
+        </w:tc>
+        <w:tc>
+          <w:tcPr/>
+          <w:p>
+            <w:pPr>
+              <w:pStyle w:val="Compact"/>
+              <w:jc w:val="left"/>
+            </w:pPr>
+            <w:r>
+              <w:rPr>
+                <w:rStyle w:val="VerbatimChar"/>
+                <w:sz w:val="17"/>
+              </w:rPr>
+              <w:t xml:space="preserve">email_delivery_id</w:t>
+            </w:r>
+          </w:p>
+        </w:tc>
+        <w:tc>
+          <w:tcPr/>
+          <w:p>
+            <w:pPr>
+              <w:pStyle w:val="Compact"/>
+              <w:jc w:val="left"/>
+            </w:pPr>
+            <w:r>
+              <w:rPr>
+                <w:rStyle w:val="VerbatimChar"/>
+                <w:sz w:val="17"/>
+              </w:rPr>
+              <w:t xml:space="preserve">UUID</w:t>
             </w:r>
           </w:p>
         </w:tc>
@@ -8721,617 +7506,21 @@
               <w:rPr>
                 <w:sz w:val="17"/>
               </w:rPr>
-              <w:t xml:space="preserve">Client (VFDA)</w:t>
-            </w:r>
-          </w:p>
-        </w:tc>
-        <w:tc>
-          <w:tcPr/>
-          <w:p>
-            <w:pPr>
-              <w:pStyle w:val="Compact"/>
-              <w:jc w:val="left"/>
-            </w:pPr>
-            <w:r>
-              <w:rPr>
-                <w:sz w:val="17"/>
-              </w:rPr>
-              <w:t xml:space="preserve">Open</w:t>
-            </w:r>
-          </w:p>
-        </w:tc>
-      </w:tr>
-      <w:tr>
-        <w:tc>
-          <w:tcPr/>
-          <w:p>
-            <w:pPr>
-              <w:pStyle w:val="Compact"/>
-              <w:jc w:val="left"/>
-            </w:pPr>
-            <w:r>
-              <w:rPr>
-                <w:sz w:val="17"/>
-              </w:rPr>
-              <w:t xml:space="preserve">10</w:t>
-            </w:r>
-          </w:p>
-        </w:tc>
-        <w:tc>
-          <w:tcPr/>
-          <w:p>
-            <w:pPr>
-              <w:pStyle w:val="Compact"/>
-              <w:jc w:val="left"/>
-            </w:pPr>
-            <w:r>
-              <w:rPr>
-                <w:sz w:val="17"/>
-              </w:rPr>
-              <w:t xml:space="preserve">[NEEDS CLARIFICATION: Does one</w:t>
-            </w:r>
-            <w:r>
-              <w:rPr>
-                <w:sz w:val="17"/>
-              </w:rPr>
-              <w:t xml:space="preserve"> </w:t>
-            </w:r>
-            <w:r>
-              <w:rPr>
-                <w:rStyle w:val="VerbatimChar"/>
-                <w:sz w:val="17"/>
-              </w:rPr>
-              <w:t xml:space="preserve">consent_version</w:t>
-            </w:r>
-            <w:r>
-              <w:rPr>
-                <w:sz w:val="17"/>
-              </w:rPr>
-              <w:t xml:space="preserve"> </w:t>
-            </w:r>
-            <w:r>
-              <w:rPr>
-                <w:sz w:val="17"/>
-              </w:rPr>
-              <w:t xml:space="preserve">cover both the privacy policy and the terms of use, or does each document need its own version and acceptance record?]</w:t>
-            </w:r>
-            <w:r>
-              <w:rPr>
-                <w:sz w:val="17"/>
-              </w:rPr>
-              <w:t xml:space="preserve"> </w:t>
-            </w:r>
-            <w:r>
-              <w:rPr>
-                <w:iCs/>
-                <w:i/>
-                <w:sz w:val="17"/>
-              </w:rPr>
-              <w:t xml:space="preserve">(from SC-42)</w:t>
-            </w:r>
-          </w:p>
-        </w:tc>
-        <w:tc>
-          <w:tcPr/>
-          <w:p>
-            <w:pPr>
-              <w:pStyle w:val="Compact"/>
-              <w:jc w:val="left"/>
-            </w:pPr>
-            <w:r>
-              <w:rPr>
-                <w:sz w:val="17"/>
-              </w:rPr>
-              <w:t xml:space="preserve">No</w:t>
-            </w:r>
-          </w:p>
-        </w:tc>
-        <w:tc>
-          <w:tcPr/>
-          <w:p>
-            <w:pPr>
-              <w:pStyle w:val="Compact"/>
-              <w:jc w:val="left"/>
-            </w:pPr>
-            <w:r>
-              <w:rPr>
-                <w:sz w:val="17"/>
-              </w:rPr>
-              <w:t xml:space="preserve">Client (VFDA Legal Board)</w:t>
-            </w:r>
-          </w:p>
-        </w:tc>
-        <w:tc>
-          <w:tcPr/>
-          <w:p>
-            <w:pPr>
-              <w:pStyle w:val="Compact"/>
-              <w:jc w:val="left"/>
-            </w:pPr>
-            <w:r>
-              <w:rPr>
-                <w:sz w:val="17"/>
-              </w:rPr>
-              <w:t xml:space="preserve">Open</w:t>
-            </w:r>
-          </w:p>
-        </w:tc>
-      </w:tr>
-      <w:tr>
-        <w:tc>
-          <w:tcPr/>
-          <w:p>
-            <w:pPr>
-              <w:pStyle w:val="Compact"/>
-              <w:jc w:val="left"/>
-            </w:pPr>
-            <w:r>
-              <w:rPr>
-                <w:sz w:val="17"/>
-              </w:rPr>
-              <w:t xml:space="preserve">11</w:t>
-            </w:r>
-          </w:p>
-        </w:tc>
-        <w:tc>
-          <w:tcPr/>
-          <w:p>
-            <w:pPr>
-              <w:pStyle w:val="Compact"/>
-              <w:jc w:val="left"/>
-            </w:pPr>
-            <w:r>
-              <w:rPr>
-                <w:sz w:val="17"/>
-              </w:rPr>
-              <w:t xml:space="preserve">[NEEDS CLARIFICATION: When the terms get a new version, must existing members accept it again (e.g. at their next sign-in) before continuing?]</w:t>
-            </w:r>
-            <w:r>
-              <w:rPr>
-                <w:sz w:val="17"/>
-              </w:rPr>
-              <w:t xml:space="preserve"> </w:t>
-            </w:r>
-            <w:r>
-              <w:rPr>
-                <w:iCs/>
-                <w:i/>
-                <w:sz w:val="17"/>
-              </w:rPr>
-              <w:t xml:space="preserve">(from SC-43)</w:t>
-            </w:r>
-          </w:p>
-        </w:tc>
-        <w:tc>
-          <w:tcPr/>
-          <w:p>
-            <w:pPr>
-              <w:pStyle w:val="Compact"/>
-              <w:jc w:val="left"/>
-            </w:pPr>
-            <w:r>
-              <w:rPr>
-                <w:sz w:val="17"/>
-              </w:rPr>
-              <w:t xml:space="preserve">No</w:t>
-            </w:r>
-          </w:p>
-        </w:tc>
-        <w:tc>
-          <w:tcPr/>
-          <w:p>
-            <w:pPr>
-              <w:pStyle w:val="Compact"/>
-              <w:jc w:val="left"/>
-            </w:pPr>
-            <w:r>
-              <w:rPr>
-                <w:sz w:val="17"/>
-              </w:rPr>
-              <w:t xml:space="preserve">Client (VFDA Legal Board)</w:t>
-            </w:r>
-          </w:p>
-        </w:tc>
-        <w:tc>
-          <w:tcPr/>
-          <w:p>
-            <w:pPr>
-              <w:pStyle w:val="Compact"/>
-              <w:jc w:val="left"/>
-            </w:pPr>
-            <w:r>
-              <w:rPr>
-                <w:sz w:val="17"/>
-              </w:rPr>
-              <w:t xml:space="preserve">Open</w:t>
+              <w:t xml:space="preserve">identifier; declared 01/10/2026 (no identifier before)</w:t>
             </w:r>
           </w:p>
         </w:tc>
       </w:tr>
     </w:tbl>
-    <w:bookmarkEnd w:id="38"/>
-    <w:bookmarkStart w:id="40" w:name="Xfe89178ba2c1baf2da96240bc9850b678501375"/>
+    <w:bookmarkEnd w:id="34"/>
+    <w:bookmarkEnd w:id="35"/>
+    <w:bookmarkStart w:id="36" w:name="Xd2a645a1673f9c3c0ba35362f9a4e8652055502"/>
     <w:p>
       <w:pPr>
         <w:pStyle w:val="Heading2"/>
       </w:pPr>
       <w:r>
-        <w:t xml:space="preserve">11. Traceability to DBIZ2</w:t>
-      </w:r>
-    </w:p>
-    <w:tbl>
-      <w:tblPr>
-        <w:tblStyle w:val="Table"/>
-        <w:tblLook w:firstRow="1" w:lastRow="0" w:firstColumn="0" w:lastColumn="0" w:noHBand="0" w:noVBand="0" w:val="0020"/>
-        <w:jc w:val="start"/>
-        <w:tblBorders>
-          <w:top w:val="single" w:sz="4" w:color="C9CED6"/>
-          <w:left w:val="single" w:sz="4" w:color="C9CED6"/>
-          <w:bottom w:val="single" w:sz="4" w:color="C9CED6"/>
-          <w:right w:val="single" w:sz="4" w:color="C9CED6"/>
-          <w:insideH w:val="single" w:sz="4" w:color="C9CED6"/>
-          <w:insideV w:val="single" w:sz="4" w:color="C9CED6"/>
-        </w:tblBorders>
-        <w:tblW w:w="5000" w:type="pct"/>
-      </w:tblPr>
-      <w:tblGrid>
-        <w:gridCol w:w="3286"/>
-        <w:gridCol w:w="3286"/>
-        <w:gridCol w:w="3286"/>
-      </w:tblGrid>
-      <w:tr>
-        <w:trPr>
-          <w:tblHeader w:val="true"/>
-        </w:trPr>
-        <w:tc>
-          <w:tcPr>
-            <w:shd w:val="clear" w:color="auto" w:fill="E4ECF7"/>
-          </w:tcPr>
-          <w:p>
-            <w:pPr>
-              <w:pStyle w:val="Compact"/>
-              <w:jc w:val="left"/>
-            </w:pPr>
-            <w:r>
-              <w:rPr>
-                <w:b/>
-                <w:color w:val="1F2A5C"/>
-                <w:sz w:val="17"/>
-              </w:rPr>
-              <w:t xml:space="preserve">Spec section</w:t>
-            </w:r>
-          </w:p>
-        </w:tc>
-        <w:tc>
-          <w:tcPr>
-            <w:shd w:val="clear" w:color="auto" w:fill="E4ECF7"/>
-          </w:tcPr>
-          <w:p>
-            <w:pPr>
-              <w:pStyle w:val="Compact"/>
-              <w:jc w:val="left"/>
-            </w:pPr>
-            <w:r>
-              <w:rPr>
-                <w:b/>
-                <w:color w:val="1F2A5C"/>
-                <w:sz w:val="17"/>
-              </w:rPr>
-              <w:t xml:space="preserve">DBIZ2 source</w:t>
-            </w:r>
-          </w:p>
-        </w:tc>
-        <w:tc>
-          <w:tcPr>
-            <w:shd w:val="clear" w:color="auto" w:fill="E4ECF7"/>
-          </w:tcPr>
-          <w:p>
-            <w:pPr>
-              <w:pStyle w:val="Compact"/>
-              <w:jc w:val="left"/>
-            </w:pPr>
-            <w:r>
-              <w:rPr>
-                <w:b/>
-                <w:color w:val="1F2A5C"/>
-                <w:sz w:val="17"/>
-              </w:rPr>
-              <w:t xml:space="preserve">Location</w:t>
-            </w:r>
-          </w:p>
-        </w:tc>
-      </w:tr>
-      <w:tr>
-        <w:tc>
-          <w:tcPr/>
-          <w:p>
-            <w:pPr>
-              <w:pStyle w:val="Compact"/>
-              <w:jc w:val="left"/>
-            </w:pPr>
-            <w:r>
-              <w:rPr>
-                <w:sz w:val="17"/>
-              </w:rPr>
-              <w:t xml:space="preserve">1. Purpose</w:t>
-            </w:r>
-          </w:p>
-        </w:tc>
-        <w:tc>
-          <w:tcPr/>
-          <w:p>
-            <w:pPr>
-              <w:pStyle w:val="Compact"/>
-              <w:jc w:val="left"/>
-            </w:pPr>
-            <w:r>
-              <w:rPr>
-                <w:sz w:val="17"/>
-              </w:rPr>
-              <w:t xml:space="preserve">System Design v2.0 — 1. Schematic, §1.1–1.2</w:t>
-            </w:r>
-          </w:p>
-        </w:tc>
-        <w:tc>
-          <w:tcPr/>
-          <w:p>
-            <w:pPr>
-              <w:pStyle w:val="Compact"/>
-              <w:jc w:val="left"/>
-            </w:pPr>
-            <w:r>
-              <w:rPr>
-                <w:rStyle w:val="VerbatimChar"/>
-                <w:sz w:val="17"/>
-              </w:rPr>
-              <w:t xml:space="preserve">docs/architecture/context.md</w:t>
-            </w:r>
-          </w:p>
-        </w:tc>
-      </w:tr>
-      <w:tr>
-        <w:tc>
-          <w:tcPr/>
-          <w:p>
-            <w:pPr>
-              <w:pStyle w:val="Compact"/>
-              <w:jc w:val="left"/>
-            </w:pPr>
-            <w:r>
-              <w:rPr>
-                <w:sz w:val="17"/>
-              </w:rPr>
-              <w:t xml:space="preserve">4.1 Usage flow</w:t>
-            </w:r>
-          </w:p>
-        </w:tc>
-        <w:tc>
-          <w:tcPr/>
-          <w:p>
-            <w:pPr>
-              <w:pStyle w:val="Compact"/>
-              <w:jc w:val="left"/>
-            </w:pPr>
-            <w:r>
-              <w:rPr>
-                <w:sz w:val="17"/>
-              </w:rPr>
-              <w:t xml:space="preserve">Derived from SEQ-01 + F-SYS-01..03 (no DBIZ2 figure)</w:t>
-            </w:r>
-          </w:p>
-        </w:tc>
-        <w:tc>
-          <w:tcPr/>
-          <w:p>
-            <w:pPr>
-              <w:pStyle w:val="Compact"/>
-              <w:jc w:val="left"/>
-            </w:pPr>
-            <w:r>
-              <w:rPr>
-                <w:sz w:val="17"/>
-              </w:rPr>
-              <w:t xml:space="preserve">this document</w:t>
-            </w:r>
-          </w:p>
-        </w:tc>
-      </w:tr>
-      <w:tr>
-        <w:tc>
-          <w:tcPr/>
-          <w:p>
-            <w:pPr>
-              <w:pStyle w:val="Compact"/>
-              <w:jc w:val="left"/>
-            </w:pPr>
-            <w:r>
-              <w:rPr>
-                <w:sz w:val="17"/>
-              </w:rPr>
-              <w:t xml:space="preserve">4.2 Sequence</w:t>
-            </w:r>
-          </w:p>
-        </w:tc>
-        <w:tc>
-          <w:tcPr/>
-          <w:p>
-            <w:pPr>
-              <w:pStyle w:val="Compact"/>
-              <w:jc w:val="left"/>
-            </w:pPr>
-            <w:r>
-              <w:rPr>
-                <w:sz w:val="17"/>
-              </w:rPr>
-              <w:t xml:space="preserve">Sequence diagram SEQ-01 (Figure 4)</w:t>
-            </w:r>
-          </w:p>
-        </w:tc>
-        <w:tc>
-          <w:tcPr/>
-          <w:p>
-            <w:pPr>
-              <w:pStyle w:val="Compact"/>
-              <w:jc w:val="left"/>
-            </w:pPr>
-            <w:r>
-              <w:rPr>
-                <w:rStyle w:val="VerbatimChar"/>
-                <w:sz w:val="17"/>
-              </w:rPr>
-              <w:t xml:space="preserve">docs/architecture/sequence-diagrams.md</w:t>
-            </w:r>
-            <w:r>
-              <w:rPr>
-                <w:sz w:val="17"/>
-              </w:rPr>
-              <w:t xml:space="preserve"> </w:t>
-            </w:r>
-            <w:r>
-              <w:rPr>
-                <w:sz w:val="17"/>
-              </w:rPr>
-              <w:t xml:space="preserve">— SEQ-01</w:t>
-            </w:r>
-          </w:p>
-        </w:tc>
-      </w:tr>
-      <w:tr>
-        <w:tc>
-          <w:tcPr/>
-          <w:p>
-            <w:pPr>
-              <w:pStyle w:val="Compact"/>
-              <w:jc w:val="left"/>
-            </w:pPr>
-            <w:r>
-              <w:rPr>
-                <w:sz w:val="17"/>
-              </w:rPr>
-              <w:t xml:space="preserve">5. Functional requirements</w:t>
-            </w:r>
-          </w:p>
-        </w:tc>
-        <w:tc>
-          <w:tcPr/>
-          <w:p>
-            <w:pPr>
-              <w:pStyle w:val="Compact"/>
-              <w:jc w:val="left"/>
-            </w:pPr>
-            <w:r>
-              <w:rPr>
-                <w:sz w:val="17"/>
-              </w:rPr>
-              <w:t xml:space="preserve">Function List rows 1–11</w:t>
-            </w:r>
-          </w:p>
-        </w:tc>
-        <w:tc>
-          <w:tcPr/>
-          <w:p>
-            <w:pPr>
-              <w:pStyle w:val="Compact"/>
-              <w:jc w:val="left"/>
-            </w:pPr>
-            <w:r>
-              <w:rPr>
-                <w:rStyle w:val="VerbatimChar"/>
-                <w:sz w:val="17"/>
-              </w:rPr>
-              <w:t xml:space="preserve">docs/function-list.md</w:t>
-            </w:r>
-            <w:r>
-              <w:rPr>
-                <w:sz w:val="17"/>
-              </w:rPr>
-              <w:t xml:space="preserve"> </w:t>
-            </w:r>
-            <w:r>
-              <w:rPr>
-                <w:sz w:val="17"/>
-              </w:rPr>
-              <w:t xml:space="preserve">rows 1–11</w:t>
-            </w:r>
-          </w:p>
-        </w:tc>
-      </w:tr>
-      <w:tr>
-        <w:tc>
-          <w:tcPr/>
-          <w:p>
-            <w:pPr>
-              <w:pStyle w:val="Compact"/>
-              <w:jc w:val="left"/>
-            </w:pPr>
-            <w:r>
-              <w:rPr>
-                <w:sz w:val="17"/>
-              </w:rPr>
-              <w:t xml:space="preserve">7. Screens</w:t>
-            </w:r>
-          </w:p>
-        </w:tc>
-        <w:tc>
-          <w:tcPr/>
-          <w:p>
-            <w:pPr>
-              <w:pStyle w:val="Compact"/>
-              <w:jc w:val="left"/>
-            </w:pPr>
-            <w:r>
-              <w:rPr>
-                <w:sz w:val="17"/>
-              </w:rPr>
-              <w:t xml:space="preserve">Screen List SC-04..SC-09, SC-42, SC-43</w:t>
-            </w:r>
-          </w:p>
-        </w:tc>
-        <w:tc>
-          <w:tcPr/>
-          <w:p>
-            <w:pPr>
-              <w:pStyle w:val="Compact"/>
-              <w:jc w:val="left"/>
-            </w:pPr>
-            <w:r>
-              <w:rPr>
-                <w:rStyle w:val="VerbatimChar"/>
-                <w:sz w:val="17"/>
-              </w:rPr>
-              <w:t xml:space="preserve">docs/screen-list.md</w:t>
-            </w:r>
-            <w:r>
-              <w:rPr>
-                <w:sz w:val="17"/>
-              </w:rPr>
-              <w:t xml:space="preserve"> </w:t>
-            </w:r>
-            <w:r>
-              <w:rPr>
-                <w:sz w:val="17"/>
-              </w:rPr>
-              <w:t xml:space="preserve">§1</w:t>
-            </w:r>
-          </w:p>
-        </w:tc>
-      </w:tr>
-    </w:tbl>
-    <w:bookmarkStart w:id="39" w:name="X0ebe4ea0055657d0fde6dddb3c03c11905d0ce8"/>
-    <w:p>
-      <w:pPr>
-        <w:pStyle w:val="Heading3"/>
-      </w:pPr>
-      <w:r>
-        <w:t xml:space="preserve">11.1 Reconciliation with DBIZ2 (System Design v2.0)</w:t>
-      </w:r>
-    </w:p>
-    <w:p>
-      <w:pPr>
-        <w:pStyle w:val="FirstParagraph"/>
-      </w:pPr>
-      <w:r>
-        <w:t xml:space="preserve">Where the 20-screen design or this spec differs from the DBIZ2 Function List, the difference is written here instead of being silently changed.</w:t>
+        <w:t xml:space="preserve">7. Screens involved</w:t>
       </w:r>
     </w:p>
     <w:tbl>
@@ -9374,7 +7563,7 @@
                 <w:color w:val="1F2A5C"/>
                 <w:sz w:val="17"/>
               </w:rPr>
-              <w:t xml:space="preserve">Topic</w:t>
+              <w:t xml:space="preserve">Screen ID</w:t>
             </w:r>
           </w:p>
         </w:tc>
@@ -9393,7 +7582,7 @@
                 <w:color w:val="1F2A5C"/>
                 <w:sz w:val="17"/>
               </w:rPr>
-              <w:t xml:space="preserve">DBIZ2 / System Design v2.0</w:t>
+              <w:t xml:space="preserve">Screen name</w:t>
             </w:r>
           </w:p>
         </w:tc>
@@ -9412,7 +7601,7 @@
                 <w:color w:val="1F2A5C"/>
                 <w:sz w:val="17"/>
               </w:rPr>
-              <w:t xml:space="preserve">This spec</w:t>
+              <w:t xml:space="preserve">Priority</w:t>
             </w:r>
           </w:p>
         </w:tc>
@@ -9431,7 +7620,7 @@
                 <w:color w:val="1F2A5C"/>
                 <w:sz w:val="17"/>
               </w:rPr>
-              <w:t xml:space="preserve">Status</w:t>
+              <w:t xml:space="preserve">Screen Spec file</w:t>
             </w:r>
           </w:p>
         </w:tc>
@@ -9448,37 +7637,923 @@
               <w:rPr>
                 <w:sz w:val="17"/>
               </w:rPr>
-              <w:t xml:space="preserve">Sign-up fields</w:t>
-            </w:r>
-          </w:p>
-        </w:tc>
-        <w:tc>
-          <w:tcPr/>
-          <w:p>
-            <w:pPr>
-              <w:pStyle w:val="Compact"/>
-              <w:jc w:val="left"/>
-            </w:pPr>
-            <w:r>
-              <w:rPr>
-                <w:sz w:val="17"/>
-              </w:rPr>
-              <w:t xml:space="preserve">F-SYS-01: org_name optional; no country / crew role</w:t>
-            </w:r>
-          </w:p>
-        </w:tc>
-        <w:tc>
-          <w:tcPr/>
-          <w:p>
-            <w:pPr>
-              <w:pStyle w:val="Compact"/>
-              <w:jc w:val="left"/>
-            </w:pPr>
-            <w:r>
-              <w:rPr>
-                <w:sz w:val="17"/>
-              </w:rPr>
-              <w:t xml:space="preserve">org_name, country, crew_role required (screen list note #2:</w:t>
+              <w:t xml:space="preserve">SC-04</w:t>
+            </w:r>
+          </w:p>
+        </w:tc>
+        <w:tc>
+          <w:tcPr/>
+          <w:p>
+            <w:pPr>
+              <w:pStyle w:val="Compact"/>
+              <w:jc w:val="left"/>
+            </w:pPr>
+            <w:r>
+              <w:rPr>
+                <w:sz w:val="17"/>
+              </w:rPr>
+              <w:t xml:space="preserve">Sign up / Log in</w:t>
+            </w:r>
+          </w:p>
+        </w:tc>
+        <w:tc>
+          <w:tcPr/>
+          <w:p>
+            <w:pPr>
+              <w:pStyle w:val="Compact"/>
+              <w:jc w:val="left"/>
+            </w:pPr>
+            <w:r>
+              <w:rPr>
+                <w:sz w:val="17"/>
+              </w:rPr>
+              <w:t xml:space="preserve">Must</w:t>
+            </w:r>
+          </w:p>
+        </w:tc>
+        <w:tc>
+          <w:tcPr/>
+          <w:p>
+            <w:pPr>
+              <w:pStyle w:val="Compact"/>
+              <w:jc w:val="left"/>
+            </w:pPr>
+            <w:r>
+              <w:rPr>
+                <w:rStyle w:val="VerbatimChar"/>
+                <w:sz w:val="17"/>
+              </w:rPr>
+              <w:t xml:space="preserve">docs/screens/screen-spec-SC-04.md</w:t>
+            </w:r>
+          </w:p>
+        </w:tc>
+      </w:tr>
+      <w:tr>
+        <w:tc>
+          <w:tcPr/>
+          <w:p>
+            <w:pPr>
+              <w:pStyle w:val="Compact"/>
+              <w:jc w:val="left"/>
+            </w:pPr>
+            <w:r>
+              <w:rPr>
+                <w:sz w:val="17"/>
+              </w:rPr>
+              <w:t xml:space="preserve">SC-06</w:t>
+            </w:r>
+          </w:p>
+        </w:tc>
+        <w:tc>
+          <w:tcPr/>
+          <w:p>
+            <w:pPr>
+              <w:pStyle w:val="Compact"/>
+              <w:jc w:val="left"/>
+            </w:pPr>
+            <w:r>
+              <w:rPr>
+                <w:sz w:val="17"/>
+              </w:rPr>
+              <w:t xml:space="preserve">Forgot password</w:t>
+            </w:r>
+          </w:p>
+        </w:tc>
+        <w:tc>
+          <w:tcPr/>
+          <w:p>
+            <w:pPr>
+              <w:pStyle w:val="Compact"/>
+              <w:jc w:val="left"/>
+            </w:pPr>
+            <w:r>
+              <w:rPr>
+                <w:sz w:val="17"/>
+              </w:rPr>
+              <w:t xml:space="preserve">Must</w:t>
+            </w:r>
+          </w:p>
+        </w:tc>
+        <w:tc>
+          <w:tcPr/>
+          <w:p>
+            <w:pPr>
+              <w:pStyle w:val="Compact"/>
+              <w:jc w:val="left"/>
+            </w:pPr>
+            <w:r>
+              <w:rPr>
+                <w:rStyle w:val="VerbatimChar"/>
+                <w:sz w:val="17"/>
+              </w:rPr>
+              <w:t xml:space="preserve">docs/screens/screen-spec-SC-06.md</w:t>
+            </w:r>
+          </w:p>
+        </w:tc>
+      </w:tr>
+      <w:tr>
+        <w:tc>
+          <w:tcPr/>
+          <w:p>
+            <w:pPr>
+              <w:pStyle w:val="Compact"/>
+              <w:jc w:val="left"/>
+            </w:pPr>
+            <w:r>
+              <w:rPr>
+                <w:sz w:val="17"/>
+              </w:rPr>
+              <w:t xml:space="preserve">SC-07</w:t>
+            </w:r>
+          </w:p>
+        </w:tc>
+        <w:tc>
+          <w:tcPr/>
+          <w:p>
+            <w:pPr>
+              <w:pStyle w:val="Compact"/>
+              <w:jc w:val="left"/>
+            </w:pPr>
+            <w:r>
+              <w:rPr>
+                <w:sz w:val="17"/>
+              </w:rPr>
+              <w:t xml:space="preserve">Reset password</w:t>
+            </w:r>
+          </w:p>
+        </w:tc>
+        <w:tc>
+          <w:tcPr/>
+          <w:p>
+            <w:pPr>
+              <w:pStyle w:val="Compact"/>
+              <w:jc w:val="left"/>
+            </w:pPr>
+            <w:r>
+              <w:rPr>
+                <w:sz w:val="17"/>
+              </w:rPr>
+              <w:t xml:space="preserve">Must</w:t>
+            </w:r>
+          </w:p>
+        </w:tc>
+        <w:tc>
+          <w:tcPr/>
+          <w:p>
+            <w:pPr>
+              <w:pStyle w:val="Compact"/>
+              <w:jc w:val="left"/>
+            </w:pPr>
+            <w:r>
+              <w:rPr>
+                <w:rStyle w:val="VerbatimChar"/>
+                <w:sz w:val="17"/>
+              </w:rPr>
+              <w:t xml:space="preserve">docs/screens/screen-spec-SC-07.md</w:t>
+            </w:r>
+          </w:p>
+        </w:tc>
+      </w:tr>
+      <w:tr>
+        <w:tc>
+          <w:tcPr/>
+          <w:p>
+            <w:pPr>
+              <w:pStyle w:val="Compact"/>
+              <w:jc w:val="left"/>
+            </w:pPr>
+            <w:r>
+              <w:rPr>
+                <w:sz w:val="17"/>
+              </w:rPr>
+              <w:t xml:space="preserve">SC-08</w:t>
+            </w:r>
+          </w:p>
+        </w:tc>
+        <w:tc>
+          <w:tcPr/>
+          <w:p>
+            <w:pPr>
+              <w:pStyle w:val="Compact"/>
+              <w:jc w:val="left"/>
+            </w:pPr>
+            <w:r>
+              <w:rPr>
+                <w:sz w:val="17"/>
+              </w:rPr>
+              <w:t xml:space="preserve">My account</w:t>
+            </w:r>
+          </w:p>
+        </w:tc>
+        <w:tc>
+          <w:tcPr/>
+          <w:p>
+            <w:pPr>
+              <w:pStyle w:val="Compact"/>
+              <w:jc w:val="left"/>
+            </w:pPr>
+            <w:r>
+              <w:rPr>
+                <w:sz w:val="17"/>
+              </w:rPr>
+              <w:t xml:space="preserve">Must</w:t>
+            </w:r>
+          </w:p>
+        </w:tc>
+        <w:tc>
+          <w:tcPr/>
+          <w:p>
+            <w:pPr>
+              <w:pStyle w:val="Compact"/>
+              <w:jc w:val="left"/>
+            </w:pPr>
+            <w:r>
+              <w:rPr>
+                <w:rStyle w:val="VerbatimChar"/>
+                <w:sz w:val="17"/>
+              </w:rPr>
+              <w:t xml:space="preserve">docs/screens/screen-spec-SC-08.md</w:t>
+            </w:r>
+          </w:p>
+        </w:tc>
+      </w:tr>
+      <w:tr>
+        <w:tc>
+          <w:tcPr/>
+          <w:p>
+            <w:pPr>
+              <w:pStyle w:val="Compact"/>
+              <w:jc w:val="left"/>
+            </w:pPr>
+            <w:r>
+              <w:rPr>
+                <w:sz w:val="17"/>
+              </w:rPr>
+              <w:t xml:space="preserve">SC-09</w:t>
+            </w:r>
+          </w:p>
+        </w:tc>
+        <w:tc>
+          <w:tcPr/>
+          <w:p>
+            <w:pPr>
+              <w:pStyle w:val="Compact"/>
+              <w:jc w:val="left"/>
+            </w:pPr>
+            <w:r>
+              <w:rPr>
+                <w:sz w:val="17"/>
+              </w:rPr>
+              <w:t xml:space="preserve">Notification centre</w:t>
+            </w:r>
+          </w:p>
+        </w:tc>
+        <w:tc>
+          <w:tcPr/>
+          <w:p>
+            <w:pPr>
+              <w:pStyle w:val="Compact"/>
+              <w:jc w:val="left"/>
+            </w:pPr>
+            <w:r>
+              <w:rPr>
+                <w:sz w:val="17"/>
+              </w:rPr>
+              <w:t xml:space="preserve">Must</w:t>
+            </w:r>
+          </w:p>
+        </w:tc>
+        <w:tc>
+          <w:tcPr/>
+          <w:p>
+            <w:pPr>
+              <w:pStyle w:val="Compact"/>
+              <w:jc w:val="left"/>
+            </w:pPr>
+            <w:r>
+              <w:rPr>
+                <w:rStyle w:val="VerbatimChar"/>
+                <w:sz w:val="17"/>
+              </w:rPr>
+              <w:t xml:space="preserve">docs/screens/screen-spec-SC-09.md</w:t>
+            </w:r>
+          </w:p>
+        </w:tc>
+      </w:tr>
+      <w:tr>
+        <w:tc>
+          <w:tcPr/>
+          <w:p>
+            <w:pPr>
+              <w:pStyle w:val="Compact"/>
+              <w:jc w:val="left"/>
+            </w:pPr>
+            <w:r>
+              <w:rPr>
+                <w:sz w:val="17"/>
+              </w:rPr>
+              <w:t xml:space="preserve">SC-42</w:t>
+            </w:r>
+          </w:p>
+        </w:tc>
+        <w:tc>
+          <w:tcPr/>
+          <w:p>
+            <w:pPr>
+              <w:pStyle w:val="Compact"/>
+              <w:jc w:val="left"/>
+            </w:pPr>
+            <w:r>
+              <w:rPr>
+                <w:sz w:val="17"/>
+              </w:rPr>
+              <w:t xml:space="preserve">Privacy policy</w:t>
+            </w:r>
+          </w:p>
+        </w:tc>
+        <w:tc>
+          <w:tcPr/>
+          <w:p>
+            <w:pPr>
+              <w:pStyle w:val="Compact"/>
+              <w:jc w:val="left"/>
+            </w:pPr>
+            <w:r>
+              <w:rPr>
+                <w:sz w:val="17"/>
+              </w:rPr>
+              <w:t xml:space="preserve">Must</w:t>
+            </w:r>
+          </w:p>
+        </w:tc>
+        <w:tc>
+          <w:tcPr/>
+          <w:p>
+            <w:pPr>
+              <w:pStyle w:val="Compact"/>
+              <w:jc w:val="left"/>
+            </w:pPr>
+            <w:r>
+              <w:rPr>
+                <w:rStyle w:val="VerbatimChar"/>
+                <w:sz w:val="17"/>
+              </w:rPr>
+              <w:t xml:space="preserve">docs/screens/screen-spec-SC-42.md</w:t>
+            </w:r>
+          </w:p>
+        </w:tc>
+      </w:tr>
+      <w:tr>
+        <w:tc>
+          <w:tcPr/>
+          <w:p>
+            <w:pPr>
+              <w:pStyle w:val="Compact"/>
+              <w:jc w:val="left"/>
+            </w:pPr>
+            <w:r>
+              <w:rPr>
+                <w:sz w:val="17"/>
+              </w:rPr>
+              <w:t xml:space="preserve">SC-43</w:t>
+            </w:r>
+          </w:p>
+        </w:tc>
+        <w:tc>
+          <w:tcPr/>
+          <w:p>
+            <w:pPr>
+              <w:pStyle w:val="Compact"/>
+              <w:jc w:val="left"/>
+            </w:pPr>
+            <w:r>
+              <w:rPr>
+                <w:sz w:val="17"/>
+              </w:rPr>
+              <w:t xml:space="preserve">Terms of use</w:t>
+            </w:r>
+          </w:p>
+        </w:tc>
+        <w:tc>
+          <w:tcPr/>
+          <w:p>
+            <w:pPr>
+              <w:pStyle w:val="Compact"/>
+              <w:jc w:val="left"/>
+            </w:pPr>
+            <w:r>
+              <w:rPr>
+                <w:sz w:val="17"/>
+              </w:rPr>
+              <w:t xml:space="preserve">Must</w:t>
+            </w:r>
+          </w:p>
+        </w:tc>
+        <w:tc>
+          <w:tcPr/>
+          <w:p>
+            <w:pPr>
+              <w:pStyle w:val="Compact"/>
+              <w:jc w:val="left"/>
+            </w:pPr>
+            <w:r>
+              <w:rPr>
+                <w:rStyle w:val="VerbatimChar"/>
+                <w:sz w:val="17"/>
+              </w:rPr>
+              <w:t xml:space="preserve">docs/screens/screen-spec-SC-43.md</w:t>
+            </w:r>
+          </w:p>
+        </w:tc>
+      </w:tr>
+    </w:tbl>
+    <w:bookmarkEnd w:id="36"/>
+    <w:bookmarkStart w:id="37" w:name="Xbe7985084ef4dfdbc7e9fba0a235022f75110b0"/>
+    <w:p>
+      <w:pPr>
+        <w:pStyle w:val="Heading2"/>
+      </w:pPr>
+      <w:r>
+        <w:t xml:space="preserve">8. Success criteria</w:t>
+      </w:r>
+    </w:p>
+    <w:tbl>
+      <w:tblPr>
+        <w:tblStyle w:val="Table"/>
+        <w:tblLook w:firstRow="1" w:lastRow="0" w:firstColumn="0" w:lastColumn="0" w:noHBand="0" w:noVBand="0" w:val="0020"/>
+        <w:jc w:val="start"/>
+        <w:tblBorders>
+          <w:top w:val="single" w:sz="4" w:color="C9CED6"/>
+          <w:left w:val="single" w:sz="4" w:color="C9CED6"/>
+          <w:bottom w:val="single" w:sz="4" w:color="C9CED6"/>
+          <w:right w:val="single" w:sz="4" w:color="C9CED6"/>
+          <w:insideH w:val="single" w:sz="4" w:color="C9CED6"/>
+          <w:insideV w:val="single" w:sz="4" w:color="C9CED6"/>
+        </w:tblBorders>
+        <w:tblW w:w="5000" w:type="pct"/>
+      </w:tblPr>
+      <w:tblGrid>
+        <w:gridCol w:w="3286"/>
+        <w:gridCol w:w="3286"/>
+        <w:gridCol w:w="3286"/>
+      </w:tblGrid>
+      <w:tr>
+        <w:trPr>
+          <w:tblHeader w:val="true"/>
+        </w:trPr>
+        <w:tc>
+          <w:tcPr>
+            <w:shd w:val="clear" w:color="auto" w:fill="E4ECF7"/>
+          </w:tcPr>
+          <w:p>
+            <w:pPr>
+              <w:pStyle w:val="Compact"/>
+              <w:jc w:val="left"/>
+            </w:pPr>
+            <w:r>
+              <w:rPr>
+                <w:b/>
+                <w:color w:val="1F2A5C"/>
+                <w:sz w:val="17"/>
+              </w:rPr>
+              <w:t xml:space="preserve">SC ID</w:t>
+            </w:r>
+          </w:p>
+        </w:tc>
+        <w:tc>
+          <w:tcPr>
+            <w:shd w:val="clear" w:color="auto" w:fill="E4ECF7"/>
+          </w:tcPr>
+          <w:p>
+            <w:pPr>
+              <w:pStyle w:val="Compact"/>
+              <w:jc w:val="left"/>
+            </w:pPr>
+            <w:r>
+              <w:rPr>
+                <w:b/>
+                <w:color w:val="1F2A5C"/>
+                <w:sz w:val="17"/>
+              </w:rPr>
+              <w:t xml:space="preserve">Criterion</w:t>
+            </w:r>
+          </w:p>
+        </w:tc>
+        <w:tc>
+          <w:tcPr>
+            <w:shd w:val="clear" w:color="auto" w:fill="E4ECF7"/>
+          </w:tcPr>
+          <w:p>
+            <w:pPr>
+              <w:pStyle w:val="Compact"/>
+              <w:jc w:val="left"/>
+            </w:pPr>
+            <w:r>
+              <w:rPr>
+                <w:b/>
+                <w:color w:val="1F2A5C"/>
+                <w:sz w:val="17"/>
+              </w:rPr>
+              <w:t xml:space="preserve">How it is measured</w:t>
+            </w:r>
+          </w:p>
+        </w:tc>
+      </w:tr>
+      <w:tr>
+        <w:tc>
+          <w:tcPr/>
+          <w:p>
+            <w:pPr>
+              <w:pStyle w:val="Compact"/>
+              <w:jc w:val="left"/>
+            </w:pPr>
+            <w:r>
+              <w:rPr>
+                <w:sz w:val="17"/>
+              </w:rPr>
+              <w:t xml:space="preserve">SC-001</w:t>
+            </w:r>
+          </w:p>
+        </w:tc>
+        <w:tc>
+          <w:tcPr/>
+          <w:p>
+            <w:pPr>
+              <w:pStyle w:val="Compact"/>
+              <w:jc w:val="left"/>
+            </w:pPr>
+            <w:r>
+              <w:rPr>
+                <w:sz w:val="17"/>
+              </w:rPr>
+              <w:t xml:space="preserve">A first-time producer completes sign-up, including company details, in under 3 minutes.</w:t>
+            </w:r>
+          </w:p>
+        </w:tc>
+        <w:tc>
+          <w:tcPr/>
+          <w:p>
+            <w:pPr>
+              <w:pStyle w:val="Compact"/>
+              <w:jc w:val="left"/>
+            </w:pPr>
+            <w:r>
+              <w:rPr>
+                <w:sz w:val="17"/>
+              </w:rPr>
+              <w:t xml:space="preserve">Timed walkthrough with 5 non-Vietnamese testers.</w:t>
+            </w:r>
+          </w:p>
+        </w:tc>
+      </w:tr>
+      <w:tr>
+        <w:tc>
+          <w:tcPr/>
+          <w:p>
+            <w:pPr>
+              <w:pStyle w:val="Compact"/>
+              <w:jc w:val="left"/>
+            </w:pPr>
+            <w:r>
+              <w:rPr>
+                <w:sz w:val="17"/>
+              </w:rPr>
+              <w:t xml:space="preserve">SC-002</w:t>
+            </w:r>
+          </w:p>
+        </w:tc>
+        <w:tc>
+          <w:tcPr/>
+          <w:p>
+            <w:pPr>
+              <w:pStyle w:val="Compact"/>
+              <w:jc w:val="left"/>
+            </w:pPr>
+            <w:r>
+              <w:rPr>
+                <w:sz w:val="17"/>
+              </w:rPr>
+              <w:t xml:space="preserve">A visitor who has not signed in can never obtain a local authority phone number or email from the site.</w:t>
+            </w:r>
+          </w:p>
+        </w:tc>
+        <w:tc>
+          <w:tcPr/>
+          <w:p>
+            <w:pPr>
+              <w:pStyle w:val="Compact"/>
+              <w:jc w:val="left"/>
+            </w:pPr>
+            <w:r>
+              <w:rPr>
+                <w:sz w:val="17"/>
+              </w:rPr>
+              <w:t xml:space="preserve">Private-window check of the full page content on 10 location pages.</w:t>
+            </w:r>
+          </w:p>
+        </w:tc>
+      </w:tr>
+      <w:tr>
+        <w:tc>
+          <w:tcPr/>
+          <w:p>
+            <w:pPr>
+              <w:pStyle w:val="Compact"/>
+              <w:jc w:val="left"/>
+            </w:pPr>
+            <w:r>
+              <w:rPr>
+                <w:sz w:val="17"/>
+              </w:rPr>
+              <w:t xml:space="preserve">SC-003</w:t>
+            </w:r>
+          </w:p>
+        </w:tc>
+        <w:tc>
+          <w:tcPr/>
+          <w:p>
+            <w:pPr>
+              <w:pStyle w:val="Compact"/>
+              <w:jc w:val="left"/>
+            </w:pPr>
+            <w:r>
+              <w:rPr>
+                <w:sz w:val="17"/>
+              </w:rPr>
+              <w:t xml:space="preserve">Every interface string on the 44 MVP screens is available in both languages.</w:t>
+            </w:r>
+          </w:p>
+        </w:tc>
+        <w:tc>
+          <w:tcPr/>
+          <w:p>
+            <w:pPr>
+              <w:pStyle w:val="Compact"/>
+              <w:jc w:val="left"/>
+            </w:pPr>
+            <w:r>
+              <w:rPr>
+                <w:sz w:val="17"/>
+              </w:rPr>
+              <w:t xml:space="preserve">Switch language on each screen; count untranslated strings (target 0).</w:t>
+            </w:r>
+          </w:p>
+        </w:tc>
+      </w:tr>
+      <w:tr>
+        <w:tc>
+          <w:tcPr/>
+          <w:p>
+            <w:pPr>
+              <w:pStyle w:val="Compact"/>
+              <w:jc w:val="left"/>
+            </w:pPr>
+            <w:r>
+              <w:rPr>
+                <w:sz w:val="17"/>
+              </w:rPr>
+              <w:t xml:space="preserve">SC-004</w:t>
+            </w:r>
+          </w:p>
+        </w:tc>
+        <w:tc>
+          <w:tcPr/>
+          <w:p>
+            <w:pPr>
+              <w:pStyle w:val="Compact"/>
+              <w:jc w:val="left"/>
+            </w:pPr>
+            <w:r>
+              <w:rPr>
+                <w:sz w:val="17"/>
+              </w:rPr>
+              <w:t xml:space="preserve">A member learns that a partner has replied within 5 minutes of the reply.</w:t>
+            </w:r>
+          </w:p>
+        </w:tc>
+        <w:tc>
+          <w:tcPr/>
+          <w:p>
+            <w:pPr>
+              <w:pStyle w:val="Compact"/>
+              <w:jc w:val="left"/>
+            </w:pPr>
+            <w:r>
+              <w:rPr>
+                <w:sz w:val="17"/>
+              </w:rPr>
+              <w:t xml:space="preserve">Timestamp of reply vs timestamp of notification on 10 test requests.</w:t>
+            </w:r>
+          </w:p>
+        </w:tc>
+      </w:tr>
+    </w:tbl>
+    <w:bookmarkEnd w:id="37"/>
+    <w:bookmarkStart w:id="38" w:name="Xf0e84fbc24061432f3671343bf60d40f0e14ddf"/>
+    <w:p>
+      <w:pPr>
+        <w:pStyle w:val="Heading2"/>
+      </w:pPr>
+      <w:r>
+        <w:t xml:space="preserve">9. Assumptions</w:t>
+      </w:r>
+    </w:p>
+    <w:p>
+      <w:pPr>
+        <w:numPr>
+          <w:ilvl w:val="0"/>
+          <w:numId w:val="1009"/>
+        </w:numPr>
+        <w:pStyle w:val="Compact"/>
+      </w:pPr>
+      <w:r>
+        <w:t xml:space="preserve">Email + password is enough for the MVP; social sign-in is not required at launch.</w:t>
+      </w:r>
+    </w:p>
+    <w:p>
+      <w:pPr>
+        <w:numPr>
+          <w:ilvl w:val="0"/>
+          <w:numId w:val="1009"/>
+        </w:numPr>
+        <w:pStyle w:val="Compact"/>
+      </w:pPr>
+      <w:r>
+        <w:t xml:space="preserve">Six roles are enough; there is no per-province VFDA staff role in the MVP.</w:t>
+      </w:r>
+    </w:p>
+    <w:p>
+      <w:pPr>
+        <w:numPr>
+          <w:ilvl w:val="0"/>
+          <w:numId w:val="1009"/>
+        </w:numPr>
+        <w:pStyle w:val="Compact"/>
+      </w:pPr>
+      <w:r>
+        <w:t xml:space="preserve">Country is recorded as ISO 3166-1 alpha-2.</w:t>
+      </w:r>
+    </w:p>
+    <w:bookmarkEnd w:id="38"/>
+    <w:bookmarkStart w:id="39" w:name="X55a6565c84ac464289a534278fc4074fe00819d"/>
+    <w:p>
+      <w:pPr>
+        <w:pStyle w:val="Heading2"/>
+      </w:pPr>
+      <w:r>
+        <w:t xml:space="preserve">10. Open questions</w:t>
+      </w:r>
+    </w:p>
+    <w:tbl>
+      <w:tblPr>
+        <w:tblStyle w:val="Table"/>
+        <w:tblLook w:firstRow="1" w:lastRow="0" w:firstColumn="0" w:lastColumn="0" w:noHBand="0" w:noVBand="0" w:val="0020"/>
+        <w:jc w:val="start"/>
+        <w:tblBorders>
+          <w:top w:val="single" w:sz="4" w:color="C9CED6"/>
+          <w:left w:val="single" w:sz="4" w:color="C9CED6"/>
+          <w:bottom w:val="single" w:sz="4" w:color="C9CED6"/>
+          <w:right w:val="single" w:sz="4" w:color="C9CED6"/>
+          <w:insideH w:val="single" w:sz="4" w:color="C9CED6"/>
+          <w:insideV w:val="single" w:sz="4" w:color="C9CED6"/>
+        </w:tblBorders>
+        <w:tblW w:w="5000" w:type="pct"/>
+      </w:tblPr>
+      <w:tblGrid>
+        <w:gridCol w:w="1972"/>
+        <w:gridCol w:w="1972"/>
+        <w:gridCol w:w="1972"/>
+        <w:gridCol w:w="1972"/>
+        <w:gridCol w:w="1972"/>
+      </w:tblGrid>
+      <w:tr>
+        <w:trPr>
+          <w:tblHeader w:val="true"/>
+        </w:trPr>
+        <w:tc>
+          <w:tcPr>
+            <w:shd w:val="clear" w:color="auto" w:fill="E4ECF7"/>
+          </w:tcPr>
+          <w:p>
+            <w:pPr>
+              <w:pStyle w:val="Compact"/>
+              <w:jc w:val="left"/>
+            </w:pPr>
+            <w:r>
+              <w:rPr>
+                <w:b/>
+                <w:color w:val="1F2A5C"/>
+                <w:sz w:val="17"/>
+              </w:rPr>
+              <w:t xml:space="preserve">#</w:t>
+            </w:r>
+          </w:p>
+        </w:tc>
+        <w:tc>
+          <w:tcPr>
+            <w:shd w:val="clear" w:color="auto" w:fill="E4ECF7"/>
+          </w:tcPr>
+          <w:p>
+            <w:pPr>
+              <w:pStyle w:val="Compact"/>
+              <w:jc w:val="left"/>
+            </w:pPr>
+            <w:r>
+              <w:rPr>
+                <w:b/>
+                <w:color w:val="1F2A5C"/>
+                <w:sz w:val="17"/>
+              </w:rPr>
+              <w:t xml:space="preserve">Question</w:t>
+            </w:r>
+          </w:p>
+        </w:tc>
+        <w:tc>
+          <w:tcPr>
+            <w:shd w:val="clear" w:color="auto" w:fill="E4ECF7"/>
+          </w:tcPr>
+          <w:p>
+            <w:pPr>
+              <w:pStyle w:val="Compact"/>
+              <w:jc w:val="left"/>
+            </w:pPr>
+            <w:r>
+              <w:rPr>
+                <w:b/>
+                <w:color w:val="1F2A5C"/>
+                <w:sz w:val="17"/>
+              </w:rPr>
+              <w:t xml:space="preserve">Blocking?</w:t>
+            </w:r>
+          </w:p>
+        </w:tc>
+        <w:tc>
+          <w:tcPr>
+            <w:shd w:val="clear" w:color="auto" w:fill="E4ECF7"/>
+          </w:tcPr>
+          <w:p>
+            <w:pPr>
+              <w:pStyle w:val="Compact"/>
+              <w:jc w:val="left"/>
+            </w:pPr>
+            <w:r>
+              <w:rPr>
+                <w:b/>
+                <w:color w:val="1F2A5C"/>
+                <w:sz w:val="17"/>
+              </w:rPr>
+              <w:t xml:space="preserve">Owner</w:t>
+            </w:r>
+          </w:p>
+        </w:tc>
+        <w:tc>
+          <w:tcPr>
+            <w:shd w:val="clear" w:color="auto" w:fill="E4ECF7"/>
+          </w:tcPr>
+          <w:p>
+            <w:pPr>
+              <w:pStyle w:val="Compact"/>
+              <w:jc w:val="left"/>
+            </w:pPr>
+            <w:r>
+              <w:rPr>
+                <w:b/>
+                <w:color w:val="1F2A5C"/>
+                <w:sz w:val="17"/>
+              </w:rPr>
+              <w:t xml:space="preserve">Status</w:t>
+            </w:r>
+          </w:p>
+        </w:tc>
+      </w:tr>
+      <w:tr>
+        <w:tc>
+          <w:tcPr/>
+          <w:p>
+            <w:pPr>
+              <w:pStyle w:val="Compact"/>
+              <w:jc w:val="left"/>
+            </w:pPr>
+            <w:r>
+              <w:rPr>
+                <w:sz w:val="17"/>
+              </w:rPr>
+              <w:t xml:space="preserve">1</w:t>
+            </w:r>
+          </w:p>
+        </w:tc>
+        <w:tc>
+          <w:tcPr/>
+          <w:p>
+            <w:pPr>
+              <w:pStyle w:val="Compact"/>
+              <w:jc w:val="left"/>
+            </w:pPr>
+            <w:r>
+              <w:rPr>
+                <w:sz w:val="17"/>
+              </w:rPr>
+              <w:t xml:space="preserve">[NEEDS CLARIFICATION: Must a producer company be verified (e.g. business registration, IMDbPro) before seeing local authority contacts?]</w:t>
             </w:r>
             <w:r>
               <w:rPr>
@@ -9492,28 +8567,52 @@
                 <w:i/>
                 <w:sz w:val="17"/>
               </w:rPr>
-              <w:t xml:space="preserve">collect organisation / production company details</w:t>
-            </w:r>
-            <w:r>
-              <w:rPr>
-                <w:sz w:val="17"/>
-              </w:rPr>
-              <w:t xml:space="preserve">)</w:t>
-            </w:r>
-          </w:p>
-        </w:tc>
-        <w:tc>
-          <w:tcPr/>
-          <w:p>
-            <w:pPr>
-              <w:pStyle w:val="Compact"/>
-              <w:jc w:val="left"/>
-            </w:pPr>
-            <w:r>
-              <w:rPr>
-                <w:sz w:val="17"/>
-              </w:rPr>
-              <w:t xml:space="preserve">Changed — Confirmed by the Client</w:t>
+              <w:t xml:space="preserve">(also raised in SC-04)</w:t>
+            </w:r>
+          </w:p>
+        </w:tc>
+        <w:tc>
+          <w:tcPr/>
+          <w:p>
+            <w:pPr>
+              <w:pStyle w:val="Compact"/>
+              <w:jc w:val="left"/>
+            </w:pPr>
+            <w:r>
+              <w:rPr>
+                <w:sz w:val="17"/>
+              </w:rPr>
+              <w:t xml:space="preserve">Yes</w:t>
+            </w:r>
+          </w:p>
+        </w:tc>
+        <w:tc>
+          <w:tcPr/>
+          <w:p>
+            <w:pPr>
+              <w:pStyle w:val="Compact"/>
+              <w:jc w:val="left"/>
+            </w:pPr>
+            <w:r>
+              <w:rPr>
+                <w:sz w:val="17"/>
+              </w:rPr>
+              <w:t xml:space="preserve">Client (VFDA)</w:t>
+            </w:r>
+          </w:p>
+        </w:tc>
+        <w:tc>
+          <w:tcPr/>
+          <w:p>
+            <w:pPr>
+              <w:pStyle w:val="Compact"/>
+              <w:jc w:val="left"/>
+            </w:pPr>
+            <w:r>
+              <w:rPr>
+                <w:sz w:val="17"/>
+              </w:rPr>
+              <w:t xml:space="preserve">Open</w:t>
             </w:r>
           </w:p>
         </w:tc>
@@ -9530,60 +8629,1576 @@
               <w:rPr>
                 <w:sz w:val="17"/>
               </w:rPr>
-              <w:t xml:space="preserve">F-SYS-11 priority</w:t>
-            </w:r>
-          </w:p>
-        </w:tc>
-        <w:tc>
-          <w:tcPr/>
-          <w:p>
-            <w:pPr>
-              <w:pStyle w:val="Compact"/>
-              <w:jc w:val="left"/>
-            </w:pPr>
-            <w:r>
-              <w:rPr>
-                <w:sz w:val="17"/>
-              </w:rPr>
-              <w:t xml:space="preserve">Must</w:t>
-            </w:r>
-          </w:p>
-        </w:tc>
-        <w:tc>
-          <w:tcPr/>
-          <w:p>
-            <w:pPr>
-              <w:pStyle w:val="Compact"/>
-              <w:jc w:val="left"/>
-            </w:pPr>
-            <w:r>
-              <w:rPr>
-                <w:sz w:val="17"/>
-              </w:rPr>
-              <w:t xml:space="preserve">Could — only used by semantic partner search (F-M4-07), itself Could in the MVP Scope</w:t>
-            </w:r>
-          </w:p>
-        </w:tc>
-        <w:tc>
-          <w:tcPr/>
-          <w:p>
-            <w:pPr>
-              <w:pStyle w:val="Compact"/>
-              <w:jc w:val="left"/>
-            </w:pPr>
-            <w:r>
-              <w:rPr>
-                <w:sz w:val="17"/>
-              </w:rPr>
-              <w:t xml:space="preserve">Changed — Confirmed by the Client</w:t>
+              <w:t xml:space="preserve">2</w:t>
+            </w:r>
+          </w:p>
+        </w:tc>
+        <w:tc>
+          <w:tcPr/>
+          <w:p>
+            <w:pPr>
+              <w:pStyle w:val="Compact"/>
+              <w:jc w:val="left"/>
+            </w:pPr>
+            <w:r>
+              <w:rPr>
+                <w:sz w:val="17"/>
+              </w:rPr>
+              <w:t xml:space="preserve">[NEEDS CLARIFICATION: Is Google / Apple sign-in required at launch?]</w:t>
+            </w:r>
+            <w:r>
+              <w:rPr>
+                <w:sz w:val="17"/>
+              </w:rPr>
+              <w:t xml:space="preserve"> </w:t>
+            </w:r>
+            <w:r>
+              <w:rPr>
+                <w:iCs/>
+                <w:i/>
+                <w:sz w:val="17"/>
+              </w:rPr>
+              <w:t xml:space="preserve">(also raised in SC-04)</w:t>
+            </w:r>
+          </w:p>
+        </w:tc>
+        <w:tc>
+          <w:tcPr/>
+          <w:p>
+            <w:pPr>
+              <w:pStyle w:val="Compact"/>
+              <w:jc w:val="left"/>
+            </w:pPr>
+            <w:r>
+              <w:rPr>
+                <w:sz w:val="17"/>
+              </w:rPr>
+              <w:t xml:space="preserve">No</w:t>
+            </w:r>
+          </w:p>
+        </w:tc>
+        <w:tc>
+          <w:tcPr/>
+          <w:p>
+            <w:pPr>
+              <w:pStyle w:val="Compact"/>
+              <w:jc w:val="left"/>
+            </w:pPr>
+            <w:r>
+              <w:rPr>
+                <w:sz w:val="17"/>
+              </w:rPr>
+              <w:t xml:space="preserve">Client (VFDA)</w:t>
+            </w:r>
+          </w:p>
+        </w:tc>
+        <w:tc>
+          <w:tcPr/>
+          <w:p>
+            <w:pPr>
+              <w:pStyle w:val="Compact"/>
+              <w:jc w:val="left"/>
+            </w:pPr>
+            <w:r>
+              <w:rPr>
+                <w:sz w:val="17"/>
+              </w:rPr>
+              <w:t xml:space="preserve">Open</w:t>
+            </w:r>
+          </w:p>
+        </w:tc>
+      </w:tr>
+      <w:tr>
+        <w:tc>
+          <w:tcPr/>
+          <w:p>
+            <w:pPr>
+              <w:pStyle w:val="Compact"/>
+              <w:jc w:val="left"/>
+            </w:pPr>
+            <w:r>
+              <w:rPr>
+                <w:sz w:val="17"/>
+              </w:rPr>
+              <w:t xml:space="preserve">3</w:t>
+            </w:r>
+          </w:p>
+        </w:tc>
+        <w:tc>
+          <w:tcPr/>
+          <w:p>
+            <w:pPr>
+              <w:pStyle w:val="Compact"/>
+              <w:jc w:val="left"/>
+            </w:pPr>
+            <w:r>
+              <w:rPr>
+                <w:sz w:val="17"/>
+              </w:rPr>
+              <w:t xml:space="preserve">[NEEDS CLARIFICATION: Which embedding model (and vector dimension) is used for F-SYS-11?]</w:t>
+            </w:r>
+          </w:p>
+        </w:tc>
+        <w:tc>
+          <w:tcPr/>
+          <w:p>
+            <w:pPr>
+              <w:pStyle w:val="Compact"/>
+              <w:jc w:val="left"/>
+            </w:pPr>
+            <w:r>
+              <w:rPr>
+                <w:sz w:val="17"/>
+              </w:rPr>
+              <w:t xml:space="preserve">No</w:t>
+            </w:r>
+          </w:p>
+        </w:tc>
+        <w:tc>
+          <w:tcPr/>
+          <w:p>
+            <w:pPr>
+              <w:pStyle w:val="Compact"/>
+              <w:jc w:val="left"/>
+            </w:pPr>
+            <w:r>
+              <w:rPr>
+                <w:sz w:val="17"/>
+              </w:rPr>
+              <w:t xml:space="preserve">Group C</w:t>
+            </w:r>
+          </w:p>
+        </w:tc>
+        <w:tc>
+          <w:tcPr/>
+          <w:p>
+            <w:pPr>
+              <w:pStyle w:val="Compact"/>
+              <w:jc w:val="left"/>
+            </w:pPr>
+            <w:r>
+              <w:rPr>
+                <w:sz w:val="17"/>
+              </w:rPr>
+              <w:t xml:space="preserve">Open</w:t>
+            </w:r>
+          </w:p>
+        </w:tc>
+      </w:tr>
+      <w:tr>
+        <w:tc>
+          <w:tcPr/>
+          <w:p>
+            <w:pPr>
+              <w:pStyle w:val="Compact"/>
+              <w:jc w:val="left"/>
+            </w:pPr>
+            <w:r>
+              <w:rPr>
+                <w:sz w:val="17"/>
+              </w:rPr>
+              <w:t xml:space="preserve">4</w:t>
+            </w:r>
+          </w:p>
+        </w:tc>
+        <w:tc>
+          <w:tcPr/>
+          <w:p>
+            <w:pPr>
+              <w:pStyle w:val="Compact"/>
+              <w:jc w:val="left"/>
+            </w:pPr>
+            <w:r>
+              <w:rPr>
+                <w:sz w:val="17"/>
+              </w:rPr>
+              <w:t xml:space="preserve">[NEEDS CLARIFICATION: SEQ-01 has no error branch (email provider down, expired link). Confirm the behaviour written in the edge cases.]</w:t>
+            </w:r>
+            <w:r>
+              <w:rPr>
+                <w:sz w:val="17"/>
+              </w:rPr>
+              <w:t xml:space="preserve"> </w:t>
+            </w:r>
+            <w:r>
+              <w:rPr>
+                <w:iCs/>
+                <w:i/>
+                <w:sz w:val="17"/>
+              </w:rPr>
+              <w:t xml:space="preserve">(also raised in SC-07)</w:t>
+            </w:r>
+          </w:p>
+        </w:tc>
+        <w:tc>
+          <w:tcPr/>
+          <w:p>
+            <w:pPr>
+              <w:pStyle w:val="Compact"/>
+              <w:jc w:val="left"/>
+            </w:pPr>
+            <w:r>
+              <w:rPr>
+                <w:sz w:val="17"/>
+              </w:rPr>
+              <w:t xml:space="preserve">No</w:t>
+            </w:r>
+          </w:p>
+        </w:tc>
+        <w:tc>
+          <w:tcPr/>
+          <w:p>
+            <w:pPr>
+              <w:pStyle w:val="Compact"/>
+              <w:jc w:val="left"/>
+            </w:pPr>
+            <w:r>
+              <w:rPr>
+                <w:sz w:val="17"/>
+              </w:rPr>
+              <w:t xml:space="preserve">Client (VFDA)</w:t>
+            </w:r>
+          </w:p>
+        </w:tc>
+        <w:tc>
+          <w:tcPr/>
+          <w:p>
+            <w:pPr>
+              <w:pStyle w:val="Compact"/>
+              <w:jc w:val="left"/>
+            </w:pPr>
+            <w:r>
+              <w:rPr>
+                <w:sz w:val="17"/>
+              </w:rPr>
+              <w:t xml:space="preserve">Open</w:t>
+            </w:r>
+          </w:p>
+        </w:tc>
+      </w:tr>
+      <w:tr>
+        <w:tc>
+          <w:tcPr/>
+          <w:p>
+            <w:pPr>
+              <w:pStyle w:val="Compact"/>
+              <w:jc w:val="left"/>
+            </w:pPr>
+            <w:r>
+              <w:rPr>
+                <w:sz w:val="17"/>
+              </w:rPr>
+              <w:t xml:space="preserve">5</w:t>
+            </w:r>
+          </w:p>
+        </w:tc>
+        <w:tc>
+          <w:tcPr/>
+          <w:p>
+            <w:pPr>
+              <w:pStyle w:val="Compact"/>
+              <w:jc w:val="left"/>
+            </w:pPr>
+            <w:r>
+              <w:rPr>
+                <w:sz w:val="17"/>
+              </w:rPr>
+              <w:t xml:space="preserve">[NEEDS CLARIFICATION: How long is a password reset link valid before it expires (e.g. 1 hour)?]</w:t>
+            </w:r>
+            <w:r>
+              <w:rPr>
+                <w:sz w:val="17"/>
+              </w:rPr>
+              <w:t xml:space="preserve"> </w:t>
+            </w:r>
+            <w:r>
+              <w:rPr>
+                <w:iCs/>
+                <w:i/>
+                <w:sz w:val="17"/>
+              </w:rPr>
+              <w:t xml:space="preserve">(from SC-06)</w:t>
+            </w:r>
+          </w:p>
+        </w:tc>
+        <w:tc>
+          <w:tcPr/>
+          <w:p>
+            <w:pPr>
+              <w:pStyle w:val="Compact"/>
+              <w:jc w:val="left"/>
+            </w:pPr>
+            <w:r>
+              <w:rPr>
+                <w:sz w:val="17"/>
+              </w:rPr>
+              <w:t xml:space="preserve">No</w:t>
+            </w:r>
+          </w:p>
+        </w:tc>
+        <w:tc>
+          <w:tcPr/>
+          <w:p>
+            <w:pPr>
+              <w:pStyle w:val="Compact"/>
+              <w:jc w:val="left"/>
+            </w:pPr>
+            <w:r>
+              <w:rPr>
+                <w:sz w:val="17"/>
+              </w:rPr>
+              <w:t xml:space="preserve">Group C</w:t>
+            </w:r>
+          </w:p>
+        </w:tc>
+        <w:tc>
+          <w:tcPr/>
+          <w:p>
+            <w:pPr>
+              <w:pStyle w:val="Compact"/>
+              <w:jc w:val="left"/>
+            </w:pPr>
+            <w:r>
+              <w:rPr>
+                <w:sz w:val="17"/>
+              </w:rPr>
+              <w:t xml:space="preserve">Open</w:t>
+            </w:r>
+          </w:p>
+        </w:tc>
+      </w:tr>
+      <w:tr>
+        <w:tc>
+          <w:tcPr/>
+          <w:p>
+            <w:pPr>
+              <w:pStyle w:val="Compact"/>
+              <w:jc w:val="left"/>
+            </w:pPr>
+            <w:r>
+              <w:rPr>
+                <w:sz w:val="17"/>
+              </w:rPr>
+              <w:t xml:space="preserve">6</w:t>
+            </w:r>
+          </w:p>
+        </w:tc>
+        <w:tc>
+          <w:tcPr/>
+          <w:p>
+            <w:pPr>
+              <w:pStyle w:val="Compact"/>
+              <w:jc w:val="left"/>
+            </w:pPr>
+            <w:r>
+              <w:rPr>
+                <w:sz w:val="17"/>
+              </w:rPr>
+              <w:t xml:space="preserve">[NEEDS CLARIFICATION: SYS BR-005 anonymises name, email and phone, but SYS §5.1 has no phone field for an account — which phone field is meant?]</w:t>
+            </w:r>
+            <w:r>
+              <w:rPr>
+                <w:sz w:val="17"/>
+              </w:rPr>
+              <w:t xml:space="preserve"> </w:t>
+            </w:r>
+            <w:r>
+              <w:rPr>
+                <w:iCs/>
+                <w:i/>
+                <w:sz w:val="17"/>
+              </w:rPr>
+              <w:t xml:space="preserve">(from SC-08)</w:t>
+            </w:r>
+          </w:p>
+        </w:tc>
+        <w:tc>
+          <w:tcPr/>
+          <w:p>
+            <w:pPr>
+              <w:pStyle w:val="Compact"/>
+              <w:jc w:val="left"/>
+            </w:pPr>
+            <w:r>
+              <w:rPr>
+                <w:sz w:val="17"/>
+              </w:rPr>
+              <w:t xml:space="preserve">No</w:t>
+            </w:r>
+          </w:p>
+        </w:tc>
+        <w:tc>
+          <w:tcPr/>
+          <w:p>
+            <w:pPr>
+              <w:pStyle w:val="Compact"/>
+              <w:jc w:val="left"/>
+            </w:pPr>
+            <w:r>
+              <w:rPr>
+                <w:sz w:val="17"/>
+              </w:rPr>
+              <w:t xml:space="preserve">Client (VFDA)</w:t>
+            </w:r>
+          </w:p>
+        </w:tc>
+        <w:tc>
+          <w:tcPr/>
+          <w:p>
+            <w:pPr>
+              <w:pStyle w:val="Compact"/>
+              <w:jc w:val="left"/>
+            </w:pPr>
+            <w:r>
+              <w:rPr>
+                <w:sz w:val="17"/>
+              </w:rPr>
+              <w:t xml:space="preserve">Open</w:t>
+            </w:r>
+          </w:p>
+        </w:tc>
+      </w:tr>
+      <w:tr>
+        <w:tc>
+          <w:tcPr/>
+          <w:p>
+            <w:pPr>
+              <w:pStyle w:val="Compact"/>
+              <w:jc w:val="left"/>
+            </w:pPr>
+            <w:r>
+              <w:rPr>
+                <w:sz w:val="17"/>
+              </w:rPr>
+              <w:t xml:space="preserve">7</w:t>
+            </w:r>
+          </w:p>
+        </w:tc>
+        <w:tc>
+          <w:tcPr/>
+          <w:p>
+            <w:pPr>
+              <w:pStyle w:val="Compact"/>
+              <w:jc w:val="left"/>
+            </w:pPr>
+            <w:r>
+              <w:rPr>
+                <w:sz w:val="17"/>
+              </w:rPr>
+              <w:t xml:space="preserve">[NEEDS CLARIFICATION: May a member turn off email notifications (per event type or all), or is every notification always emailed?]</w:t>
+            </w:r>
+            <w:r>
+              <w:rPr>
+                <w:sz w:val="17"/>
+              </w:rPr>
+              <w:t xml:space="preserve"> </w:t>
+            </w:r>
+            <w:r>
+              <w:rPr>
+                <w:iCs/>
+                <w:i/>
+                <w:sz w:val="17"/>
+              </w:rPr>
+              <w:t xml:space="preserve">(from SC-08)</w:t>
+            </w:r>
+          </w:p>
+        </w:tc>
+        <w:tc>
+          <w:tcPr/>
+          <w:p>
+            <w:pPr>
+              <w:pStyle w:val="Compact"/>
+              <w:jc w:val="left"/>
+            </w:pPr>
+            <w:r>
+              <w:rPr>
+                <w:sz w:val="17"/>
+              </w:rPr>
+              <w:t xml:space="preserve">No</w:t>
+            </w:r>
+          </w:p>
+        </w:tc>
+        <w:tc>
+          <w:tcPr/>
+          <w:p>
+            <w:pPr>
+              <w:pStyle w:val="Compact"/>
+              <w:jc w:val="left"/>
+            </w:pPr>
+            <w:r>
+              <w:rPr>
+                <w:sz w:val="17"/>
+              </w:rPr>
+              <w:t xml:space="preserve">Client (VFDA)</w:t>
+            </w:r>
+          </w:p>
+        </w:tc>
+        <w:tc>
+          <w:tcPr/>
+          <w:p>
+            <w:pPr>
+              <w:pStyle w:val="Compact"/>
+              <w:jc w:val="left"/>
+            </w:pPr>
+            <w:r>
+              <w:rPr>
+                <w:sz w:val="17"/>
+              </w:rPr>
+              <w:t xml:space="preserve">Open</w:t>
+            </w:r>
+          </w:p>
+        </w:tc>
+      </w:tr>
+      <w:tr>
+        <w:tc>
+          <w:tcPr/>
+          <w:p>
+            <w:pPr>
+              <w:pStyle w:val="Compact"/>
+              <w:jc w:val="left"/>
+            </w:pPr>
+            <w:r>
+              <w:rPr>
+                <w:sz w:val="17"/>
+              </w:rPr>
+              <w:t xml:space="preserve">8</w:t>
+            </w:r>
+          </w:p>
+        </w:tc>
+        <w:tc>
+          <w:tcPr/>
+          <w:p>
+            <w:pPr>
+              <w:pStyle w:val="Compact"/>
+              <w:jc w:val="left"/>
+            </w:pPr>
+            <w:r>
+              <w:rPr>
+                <w:sz w:val="17"/>
+              </w:rPr>
+              <w:t xml:space="preserve">[NEEDS CLARIFICATION: Which</w:t>
+            </w:r>
+            <w:r>
+              <w:rPr>
+                <w:sz w:val="17"/>
+              </w:rPr>
+              <w:t xml:space="preserve"> </w:t>
+            </w:r>
+            <w:r>
+              <w:rPr>
+                <w:rStyle w:val="VerbatimChar"/>
+                <w:sz w:val="17"/>
+              </w:rPr>
+              <w:t xml:space="preserve">event_type</w:t>
+            </w:r>
+            <w:r>
+              <w:rPr>
+                <w:sz w:val="17"/>
+              </w:rPr>
+              <w:t xml:space="preserve"> </w:t>
+            </w:r>
+            <w:r>
+              <w:rPr>
+                <w:sz w:val="17"/>
+              </w:rPr>
+              <w:t xml:space="preserve">values exist in the MVP and what readable label does each get? SYS §5.1 declares the field but not its values.]</w:t>
+            </w:r>
+            <w:r>
+              <w:rPr>
+                <w:sz w:val="17"/>
+              </w:rPr>
+              <w:t xml:space="preserve"> </w:t>
+            </w:r>
+            <w:r>
+              <w:rPr>
+                <w:iCs/>
+                <w:i/>
+                <w:sz w:val="17"/>
+              </w:rPr>
+              <w:t xml:space="preserve">(from SC-09)</w:t>
+            </w:r>
+          </w:p>
+        </w:tc>
+        <w:tc>
+          <w:tcPr/>
+          <w:p>
+            <w:pPr>
+              <w:pStyle w:val="Compact"/>
+              <w:jc w:val="left"/>
+            </w:pPr>
+            <w:r>
+              <w:rPr>
+                <w:sz w:val="17"/>
+              </w:rPr>
+              <w:t xml:space="preserve">No</w:t>
+            </w:r>
+          </w:p>
+        </w:tc>
+        <w:tc>
+          <w:tcPr/>
+          <w:p>
+            <w:pPr>
+              <w:pStyle w:val="Compact"/>
+              <w:jc w:val="left"/>
+            </w:pPr>
+            <w:r>
+              <w:rPr>
+                <w:sz w:val="17"/>
+              </w:rPr>
+              <w:t xml:space="preserve">Group C</w:t>
+            </w:r>
+          </w:p>
+        </w:tc>
+        <w:tc>
+          <w:tcPr/>
+          <w:p>
+            <w:pPr>
+              <w:pStyle w:val="Compact"/>
+              <w:jc w:val="left"/>
+            </w:pPr>
+            <w:r>
+              <w:rPr>
+                <w:sz w:val="17"/>
+              </w:rPr>
+              <w:t xml:space="preserve">Open</w:t>
+            </w:r>
+          </w:p>
+        </w:tc>
+      </w:tr>
+      <w:tr>
+        <w:tc>
+          <w:tcPr/>
+          <w:p>
+            <w:pPr>
+              <w:pStyle w:val="Compact"/>
+              <w:jc w:val="left"/>
+            </w:pPr>
+            <w:r>
+              <w:rPr>
+                <w:sz w:val="17"/>
+              </w:rPr>
+              <w:t xml:space="preserve">9</w:t>
+            </w:r>
+          </w:p>
+        </w:tc>
+        <w:tc>
+          <w:tcPr/>
+          <w:p>
+            <w:pPr>
+              <w:pStyle w:val="Compact"/>
+              <w:jc w:val="left"/>
+            </w:pPr>
+            <w:r>
+              <w:rPr>
+                <w:sz w:val="17"/>
+              </w:rPr>
+              <w:t xml:space="preserve">[NEEDS CLARIFICATION: How long are pre-check texts kept, and may they be used to improve the rule base? (same question as spec-M2.md question 6)]</w:t>
+            </w:r>
+            <w:r>
+              <w:rPr>
+                <w:sz w:val="17"/>
+              </w:rPr>
+              <w:t xml:space="preserve"> </w:t>
+            </w:r>
+            <w:r>
+              <w:rPr>
+                <w:iCs/>
+                <w:i/>
+                <w:sz w:val="17"/>
+              </w:rPr>
+              <w:t xml:space="preserve">(from SC-42)</w:t>
+            </w:r>
+          </w:p>
+        </w:tc>
+        <w:tc>
+          <w:tcPr/>
+          <w:p>
+            <w:pPr>
+              <w:pStyle w:val="Compact"/>
+              <w:jc w:val="left"/>
+            </w:pPr>
+            <w:r>
+              <w:rPr>
+                <w:sz w:val="17"/>
+              </w:rPr>
+              <w:t xml:space="preserve">Yes</w:t>
+            </w:r>
+          </w:p>
+        </w:tc>
+        <w:tc>
+          <w:tcPr/>
+          <w:p>
+            <w:pPr>
+              <w:pStyle w:val="Compact"/>
+              <w:jc w:val="left"/>
+            </w:pPr>
+            <w:r>
+              <w:rPr>
+                <w:sz w:val="17"/>
+              </w:rPr>
+              <w:t xml:space="preserve">Client (VFDA)</w:t>
+            </w:r>
+          </w:p>
+        </w:tc>
+        <w:tc>
+          <w:tcPr/>
+          <w:p>
+            <w:pPr>
+              <w:pStyle w:val="Compact"/>
+              <w:jc w:val="left"/>
+            </w:pPr>
+            <w:r>
+              <w:rPr>
+                <w:sz w:val="17"/>
+              </w:rPr>
+              <w:t xml:space="preserve">Open</w:t>
+            </w:r>
+          </w:p>
+        </w:tc>
+      </w:tr>
+      <w:tr>
+        <w:tc>
+          <w:tcPr/>
+          <w:p>
+            <w:pPr>
+              <w:pStyle w:val="Compact"/>
+              <w:jc w:val="left"/>
+            </w:pPr>
+            <w:r>
+              <w:rPr>
+                <w:sz w:val="17"/>
+              </w:rPr>
+              <w:t xml:space="preserve">10</w:t>
+            </w:r>
+          </w:p>
+        </w:tc>
+        <w:tc>
+          <w:tcPr/>
+          <w:p>
+            <w:pPr>
+              <w:pStyle w:val="Compact"/>
+              <w:jc w:val="left"/>
+            </w:pPr>
+            <w:r>
+              <w:rPr>
+                <w:sz w:val="17"/>
+              </w:rPr>
+              <w:t xml:space="preserve">[NEEDS CLARIFICATION: Does one</w:t>
+            </w:r>
+            <w:r>
+              <w:rPr>
+                <w:sz w:val="17"/>
+              </w:rPr>
+              <w:t xml:space="preserve"> </w:t>
+            </w:r>
+            <w:r>
+              <w:rPr>
+                <w:rStyle w:val="VerbatimChar"/>
+                <w:sz w:val="17"/>
+              </w:rPr>
+              <w:t xml:space="preserve">consent_version</w:t>
+            </w:r>
+            <w:r>
+              <w:rPr>
+                <w:sz w:val="17"/>
+              </w:rPr>
+              <w:t xml:space="preserve"> </w:t>
+            </w:r>
+            <w:r>
+              <w:rPr>
+                <w:sz w:val="17"/>
+              </w:rPr>
+              <w:t xml:space="preserve">cover both the privacy policy and the terms of use, or does each document need its own version and acceptance record?]</w:t>
+            </w:r>
+            <w:r>
+              <w:rPr>
+                <w:sz w:val="17"/>
+              </w:rPr>
+              <w:t xml:space="preserve"> </w:t>
+            </w:r>
+            <w:r>
+              <w:rPr>
+                <w:iCs/>
+                <w:i/>
+                <w:sz w:val="17"/>
+              </w:rPr>
+              <w:t xml:space="preserve">(from SC-42)</w:t>
+            </w:r>
+          </w:p>
+        </w:tc>
+        <w:tc>
+          <w:tcPr/>
+          <w:p>
+            <w:pPr>
+              <w:pStyle w:val="Compact"/>
+              <w:jc w:val="left"/>
+            </w:pPr>
+            <w:r>
+              <w:rPr>
+                <w:sz w:val="17"/>
+              </w:rPr>
+              <w:t xml:space="preserve">No</w:t>
+            </w:r>
+          </w:p>
+        </w:tc>
+        <w:tc>
+          <w:tcPr/>
+          <w:p>
+            <w:pPr>
+              <w:pStyle w:val="Compact"/>
+              <w:jc w:val="left"/>
+            </w:pPr>
+            <w:r>
+              <w:rPr>
+                <w:sz w:val="17"/>
+              </w:rPr>
+              <w:t xml:space="preserve">Client (VFDA Legal Board)</w:t>
+            </w:r>
+          </w:p>
+        </w:tc>
+        <w:tc>
+          <w:tcPr/>
+          <w:p>
+            <w:pPr>
+              <w:pStyle w:val="Compact"/>
+              <w:jc w:val="left"/>
+            </w:pPr>
+            <w:r>
+              <w:rPr>
+                <w:sz w:val="17"/>
+              </w:rPr>
+              <w:t xml:space="preserve">Open</w:t>
+            </w:r>
+          </w:p>
+        </w:tc>
+      </w:tr>
+      <w:tr>
+        <w:tc>
+          <w:tcPr/>
+          <w:p>
+            <w:pPr>
+              <w:pStyle w:val="Compact"/>
+              <w:jc w:val="left"/>
+            </w:pPr>
+            <w:r>
+              <w:rPr>
+                <w:sz w:val="17"/>
+              </w:rPr>
+              <w:t xml:space="preserve">11</w:t>
+            </w:r>
+          </w:p>
+        </w:tc>
+        <w:tc>
+          <w:tcPr/>
+          <w:p>
+            <w:pPr>
+              <w:pStyle w:val="Compact"/>
+              <w:jc w:val="left"/>
+            </w:pPr>
+            <w:r>
+              <w:rPr>
+                <w:sz w:val="17"/>
+              </w:rPr>
+              <w:t xml:space="preserve">[NEEDS CLARIFICATION: When the terms get a new version, must existing members accept it again (e.g. at their next sign-in) before continuing?]</w:t>
+            </w:r>
+            <w:r>
+              <w:rPr>
+                <w:sz w:val="17"/>
+              </w:rPr>
+              <w:t xml:space="preserve"> </w:t>
+            </w:r>
+            <w:r>
+              <w:rPr>
+                <w:iCs/>
+                <w:i/>
+                <w:sz w:val="17"/>
+              </w:rPr>
+              <w:t xml:space="preserve">(from SC-43)</w:t>
+            </w:r>
+          </w:p>
+        </w:tc>
+        <w:tc>
+          <w:tcPr/>
+          <w:p>
+            <w:pPr>
+              <w:pStyle w:val="Compact"/>
+              <w:jc w:val="left"/>
+            </w:pPr>
+            <w:r>
+              <w:rPr>
+                <w:sz w:val="17"/>
+              </w:rPr>
+              <w:t xml:space="preserve">No</w:t>
+            </w:r>
+          </w:p>
+        </w:tc>
+        <w:tc>
+          <w:tcPr/>
+          <w:p>
+            <w:pPr>
+              <w:pStyle w:val="Compact"/>
+              <w:jc w:val="left"/>
+            </w:pPr>
+            <w:r>
+              <w:rPr>
+                <w:sz w:val="17"/>
+              </w:rPr>
+              <w:t xml:space="preserve">Client (VFDA Legal Board)</w:t>
+            </w:r>
+          </w:p>
+        </w:tc>
+        <w:tc>
+          <w:tcPr/>
+          <w:p>
+            <w:pPr>
+              <w:pStyle w:val="Compact"/>
+              <w:jc w:val="left"/>
+            </w:pPr>
+            <w:r>
+              <w:rPr>
+                <w:sz w:val="17"/>
+              </w:rPr>
+              <w:t xml:space="preserve">Open</w:t>
             </w:r>
           </w:p>
         </w:tc>
       </w:tr>
     </w:tbl>
     <w:bookmarkEnd w:id="39"/>
+    <w:bookmarkStart w:id="41" w:name="Xfe89178ba2c1baf2da96240bc9850b678501375"/>
+    <w:p>
+      <w:pPr>
+        <w:pStyle w:val="Heading2"/>
+      </w:pPr>
+      <w:r>
+        <w:t xml:space="preserve">11. Traceability to DBIZ2</w:t>
+      </w:r>
+    </w:p>
+    <w:tbl>
+      <w:tblPr>
+        <w:tblStyle w:val="Table"/>
+        <w:tblLook w:firstRow="1" w:lastRow="0" w:firstColumn="0" w:lastColumn="0" w:noHBand="0" w:noVBand="0" w:val="0020"/>
+        <w:jc w:val="start"/>
+        <w:tblBorders>
+          <w:top w:val="single" w:sz="4" w:color="C9CED6"/>
+          <w:left w:val="single" w:sz="4" w:color="C9CED6"/>
+          <w:bottom w:val="single" w:sz="4" w:color="C9CED6"/>
+          <w:right w:val="single" w:sz="4" w:color="C9CED6"/>
+          <w:insideH w:val="single" w:sz="4" w:color="C9CED6"/>
+          <w:insideV w:val="single" w:sz="4" w:color="C9CED6"/>
+        </w:tblBorders>
+        <w:tblW w:w="5000" w:type="pct"/>
+      </w:tblPr>
+      <w:tblGrid>
+        <w:gridCol w:w="3286"/>
+        <w:gridCol w:w="3286"/>
+        <w:gridCol w:w="3286"/>
+      </w:tblGrid>
+      <w:tr>
+        <w:trPr>
+          <w:tblHeader w:val="true"/>
+        </w:trPr>
+        <w:tc>
+          <w:tcPr>
+            <w:shd w:val="clear" w:color="auto" w:fill="E4ECF7"/>
+          </w:tcPr>
+          <w:p>
+            <w:pPr>
+              <w:pStyle w:val="Compact"/>
+              <w:jc w:val="left"/>
+            </w:pPr>
+            <w:r>
+              <w:rPr>
+                <w:b/>
+                <w:color w:val="1F2A5C"/>
+                <w:sz w:val="17"/>
+              </w:rPr>
+              <w:t xml:space="preserve">Spec section</w:t>
+            </w:r>
+          </w:p>
+        </w:tc>
+        <w:tc>
+          <w:tcPr>
+            <w:shd w:val="clear" w:color="auto" w:fill="E4ECF7"/>
+          </w:tcPr>
+          <w:p>
+            <w:pPr>
+              <w:pStyle w:val="Compact"/>
+              <w:jc w:val="left"/>
+            </w:pPr>
+            <w:r>
+              <w:rPr>
+                <w:b/>
+                <w:color w:val="1F2A5C"/>
+                <w:sz w:val="17"/>
+              </w:rPr>
+              <w:t xml:space="preserve">DBIZ2 source</w:t>
+            </w:r>
+          </w:p>
+        </w:tc>
+        <w:tc>
+          <w:tcPr>
+            <w:shd w:val="clear" w:color="auto" w:fill="E4ECF7"/>
+          </w:tcPr>
+          <w:p>
+            <w:pPr>
+              <w:pStyle w:val="Compact"/>
+              <w:jc w:val="left"/>
+            </w:pPr>
+            <w:r>
+              <w:rPr>
+                <w:b/>
+                <w:color w:val="1F2A5C"/>
+                <w:sz w:val="17"/>
+              </w:rPr>
+              <w:t xml:space="preserve">Location</w:t>
+            </w:r>
+          </w:p>
+        </w:tc>
+      </w:tr>
+      <w:tr>
+        <w:tc>
+          <w:tcPr/>
+          <w:p>
+            <w:pPr>
+              <w:pStyle w:val="Compact"/>
+              <w:jc w:val="left"/>
+            </w:pPr>
+            <w:r>
+              <w:rPr>
+                <w:sz w:val="17"/>
+              </w:rPr>
+              <w:t xml:space="preserve">1. Purpose</w:t>
+            </w:r>
+          </w:p>
+        </w:tc>
+        <w:tc>
+          <w:tcPr/>
+          <w:p>
+            <w:pPr>
+              <w:pStyle w:val="Compact"/>
+              <w:jc w:val="left"/>
+            </w:pPr>
+            <w:r>
+              <w:rPr>
+                <w:sz w:val="17"/>
+              </w:rPr>
+              <w:t xml:space="preserve">System Design v2.0 — 1. Schematic, §1.1–1.2</w:t>
+            </w:r>
+          </w:p>
+        </w:tc>
+        <w:tc>
+          <w:tcPr/>
+          <w:p>
+            <w:pPr>
+              <w:pStyle w:val="Compact"/>
+              <w:jc w:val="left"/>
+            </w:pPr>
+            <w:r>
+              <w:rPr>
+                <w:rStyle w:val="VerbatimChar"/>
+                <w:sz w:val="17"/>
+              </w:rPr>
+              <w:t xml:space="preserve">docs/architecture/context.md</w:t>
+            </w:r>
+          </w:p>
+        </w:tc>
+      </w:tr>
+      <w:tr>
+        <w:tc>
+          <w:tcPr/>
+          <w:p>
+            <w:pPr>
+              <w:pStyle w:val="Compact"/>
+              <w:jc w:val="left"/>
+            </w:pPr>
+            <w:r>
+              <w:rPr>
+                <w:sz w:val="17"/>
+              </w:rPr>
+              <w:t xml:space="preserve">4.1 Usage flow</w:t>
+            </w:r>
+          </w:p>
+        </w:tc>
+        <w:tc>
+          <w:tcPr/>
+          <w:p>
+            <w:pPr>
+              <w:pStyle w:val="Compact"/>
+              <w:jc w:val="left"/>
+            </w:pPr>
+            <w:r>
+              <w:rPr>
+                <w:sz w:val="17"/>
+              </w:rPr>
+              <w:t xml:space="preserve">Derived from SEQ-01 + F-SYS-01..03 (no DBIZ2 figure)</w:t>
+            </w:r>
+          </w:p>
+        </w:tc>
+        <w:tc>
+          <w:tcPr/>
+          <w:p>
+            <w:pPr>
+              <w:pStyle w:val="Compact"/>
+              <w:jc w:val="left"/>
+            </w:pPr>
+            <w:r>
+              <w:rPr>
+                <w:sz w:val="17"/>
+              </w:rPr>
+              <w:t xml:space="preserve">this document</w:t>
+            </w:r>
+          </w:p>
+        </w:tc>
+      </w:tr>
+      <w:tr>
+        <w:tc>
+          <w:tcPr/>
+          <w:p>
+            <w:pPr>
+              <w:pStyle w:val="Compact"/>
+              <w:jc w:val="left"/>
+            </w:pPr>
+            <w:r>
+              <w:rPr>
+                <w:sz w:val="17"/>
+              </w:rPr>
+              <w:t xml:space="preserve">4.2 Sequence</w:t>
+            </w:r>
+          </w:p>
+        </w:tc>
+        <w:tc>
+          <w:tcPr/>
+          <w:p>
+            <w:pPr>
+              <w:pStyle w:val="Compact"/>
+              <w:jc w:val="left"/>
+            </w:pPr>
+            <w:r>
+              <w:rPr>
+                <w:sz w:val="17"/>
+              </w:rPr>
+              <w:t xml:space="preserve">Sequence diagram SEQ-01 (Figure 4)</w:t>
+            </w:r>
+          </w:p>
+        </w:tc>
+        <w:tc>
+          <w:tcPr/>
+          <w:p>
+            <w:pPr>
+              <w:pStyle w:val="Compact"/>
+              <w:jc w:val="left"/>
+            </w:pPr>
+            <w:r>
+              <w:rPr>
+                <w:rStyle w:val="VerbatimChar"/>
+                <w:sz w:val="17"/>
+              </w:rPr>
+              <w:t xml:space="preserve">docs/architecture/sequence-diagrams.md</w:t>
+            </w:r>
+            <w:r>
+              <w:rPr>
+                <w:sz w:val="17"/>
+              </w:rPr>
+              <w:t xml:space="preserve"> </w:t>
+            </w:r>
+            <w:r>
+              <w:rPr>
+                <w:sz w:val="17"/>
+              </w:rPr>
+              <w:t xml:space="preserve">— SEQ-01</w:t>
+            </w:r>
+          </w:p>
+        </w:tc>
+      </w:tr>
+      <w:tr>
+        <w:tc>
+          <w:tcPr/>
+          <w:p>
+            <w:pPr>
+              <w:pStyle w:val="Compact"/>
+              <w:jc w:val="left"/>
+            </w:pPr>
+            <w:r>
+              <w:rPr>
+                <w:sz w:val="17"/>
+              </w:rPr>
+              <w:t xml:space="preserve">5. Functional requirements</w:t>
+            </w:r>
+          </w:p>
+        </w:tc>
+        <w:tc>
+          <w:tcPr/>
+          <w:p>
+            <w:pPr>
+              <w:pStyle w:val="Compact"/>
+              <w:jc w:val="left"/>
+            </w:pPr>
+            <w:r>
+              <w:rPr>
+                <w:sz w:val="17"/>
+              </w:rPr>
+              <w:t xml:space="preserve">Function List rows 1–11</w:t>
+            </w:r>
+          </w:p>
+        </w:tc>
+        <w:tc>
+          <w:tcPr/>
+          <w:p>
+            <w:pPr>
+              <w:pStyle w:val="Compact"/>
+              <w:jc w:val="left"/>
+            </w:pPr>
+            <w:r>
+              <w:rPr>
+                <w:rStyle w:val="VerbatimChar"/>
+                <w:sz w:val="17"/>
+              </w:rPr>
+              <w:t xml:space="preserve">docs/function-list.md</w:t>
+            </w:r>
+            <w:r>
+              <w:rPr>
+                <w:sz w:val="17"/>
+              </w:rPr>
+              <w:t xml:space="preserve"> </w:t>
+            </w:r>
+            <w:r>
+              <w:rPr>
+                <w:sz w:val="17"/>
+              </w:rPr>
+              <w:t xml:space="preserve">rows 1–11</w:t>
+            </w:r>
+          </w:p>
+        </w:tc>
+      </w:tr>
+      <w:tr>
+        <w:tc>
+          <w:tcPr/>
+          <w:p>
+            <w:pPr>
+              <w:pStyle w:val="Compact"/>
+              <w:jc w:val="left"/>
+            </w:pPr>
+            <w:r>
+              <w:rPr>
+                <w:sz w:val="17"/>
+              </w:rPr>
+              <w:t xml:space="preserve">7. Screens</w:t>
+            </w:r>
+          </w:p>
+        </w:tc>
+        <w:tc>
+          <w:tcPr/>
+          <w:p>
+            <w:pPr>
+              <w:pStyle w:val="Compact"/>
+              <w:jc w:val="left"/>
+            </w:pPr>
+            <w:r>
+              <w:rPr>
+                <w:sz w:val="17"/>
+              </w:rPr>
+              <w:t xml:space="preserve">Screen List SC-04..SC-09, SC-42, SC-43</w:t>
+            </w:r>
+          </w:p>
+        </w:tc>
+        <w:tc>
+          <w:tcPr/>
+          <w:p>
+            <w:pPr>
+              <w:pStyle w:val="Compact"/>
+              <w:jc w:val="left"/>
+            </w:pPr>
+            <w:r>
+              <w:rPr>
+                <w:rStyle w:val="VerbatimChar"/>
+                <w:sz w:val="17"/>
+              </w:rPr>
+              <w:t xml:space="preserve">docs/screen-list.md</w:t>
+            </w:r>
+            <w:r>
+              <w:rPr>
+                <w:sz w:val="17"/>
+              </w:rPr>
+              <w:t xml:space="preserve"> </w:t>
+            </w:r>
+            <w:r>
+              <w:rPr>
+                <w:sz w:val="17"/>
+              </w:rPr>
+              <w:t xml:space="preserve">§1</w:t>
+            </w:r>
+          </w:p>
+        </w:tc>
+      </w:tr>
+    </w:tbl>
+    <w:bookmarkStart w:id="40" w:name="X0ebe4ea0055657d0fde6dddb3c03c11905d0ce8"/>
+    <w:p>
+      <w:pPr>
+        <w:pStyle w:val="Heading3"/>
+      </w:pPr>
+      <w:r>
+        <w:t xml:space="preserve">11.1 Reconciliation with DBIZ2 (System Design v2.0)</w:t>
+      </w:r>
+    </w:p>
+    <w:p>
+      <w:pPr>
+        <w:pStyle w:val="FirstParagraph"/>
+      </w:pPr>
+      <w:r>
+        <w:t xml:space="preserve">Where the 20-screen design or this spec differs from the DBIZ2 Function List, the difference is written here instead of being silently changed.</w:t>
+      </w:r>
+    </w:p>
+    <w:tbl>
+      <w:tblPr>
+        <w:tblStyle w:val="Table"/>
+        <w:tblLook w:firstRow="1" w:lastRow="0" w:firstColumn="0" w:lastColumn="0" w:noHBand="0" w:noVBand="0" w:val="0020"/>
+        <w:jc w:val="start"/>
+        <w:tblBorders>
+          <w:top w:val="single" w:sz="4" w:color="C9CED6"/>
+          <w:left w:val="single" w:sz="4" w:color="C9CED6"/>
+          <w:bottom w:val="single" w:sz="4" w:color="C9CED6"/>
+          <w:right w:val="single" w:sz="4" w:color="C9CED6"/>
+          <w:insideH w:val="single" w:sz="4" w:color="C9CED6"/>
+          <w:insideV w:val="single" w:sz="4" w:color="C9CED6"/>
+        </w:tblBorders>
+        <w:tblW w:w="5000" w:type="pct"/>
+      </w:tblPr>
+      <w:tblGrid>
+        <w:gridCol w:w="2465"/>
+        <w:gridCol w:w="2465"/>
+        <w:gridCol w:w="2465"/>
+        <w:gridCol w:w="2465"/>
+      </w:tblGrid>
+      <w:tr>
+        <w:trPr>
+          <w:tblHeader w:val="true"/>
+        </w:trPr>
+        <w:tc>
+          <w:tcPr>
+            <w:shd w:val="clear" w:color="auto" w:fill="E4ECF7"/>
+          </w:tcPr>
+          <w:p>
+            <w:pPr>
+              <w:pStyle w:val="Compact"/>
+              <w:jc w:val="left"/>
+            </w:pPr>
+            <w:r>
+              <w:rPr>
+                <w:b/>
+                <w:color w:val="1F2A5C"/>
+                <w:sz w:val="17"/>
+              </w:rPr>
+              <w:t xml:space="preserve">Topic</w:t>
+            </w:r>
+          </w:p>
+        </w:tc>
+        <w:tc>
+          <w:tcPr>
+            <w:shd w:val="clear" w:color="auto" w:fill="E4ECF7"/>
+          </w:tcPr>
+          <w:p>
+            <w:pPr>
+              <w:pStyle w:val="Compact"/>
+              <w:jc w:val="left"/>
+            </w:pPr>
+            <w:r>
+              <w:rPr>
+                <w:b/>
+                <w:color w:val="1F2A5C"/>
+                <w:sz w:val="17"/>
+              </w:rPr>
+              <w:t xml:space="preserve">DBIZ2 / System Design v2.0</w:t>
+            </w:r>
+          </w:p>
+        </w:tc>
+        <w:tc>
+          <w:tcPr>
+            <w:shd w:val="clear" w:color="auto" w:fill="E4ECF7"/>
+          </w:tcPr>
+          <w:p>
+            <w:pPr>
+              <w:pStyle w:val="Compact"/>
+              <w:jc w:val="left"/>
+            </w:pPr>
+            <w:r>
+              <w:rPr>
+                <w:b/>
+                <w:color w:val="1F2A5C"/>
+                <w:sz w:val="17"/>
+              </w:rPr>
+              <w:t xml:space="preserve">This spec</w:t>
+            </w:r>
+          </w:p>
+        </w:tc>
+        <w:tc>
+          <w:tcPr>
+            <w:shd w:val="clear" w:color="auto" w:fill="E4ECF7"/>
+          </w:tcPr>
+          <w:p>
+            <w:pPr>
+              <w:pStyle w:val="Compact"/>
+              <w:jc w:val="left"/>
+            </w:pPr>
+            <w:r>
+              <w:rPr>
+                <w:b/>
+                <w:color w:val="1F2A5C"/>
+                <w:sz w:val="17"/>
+              </w:rPr>
+              <w:t xml:space="preserve">Status</w:t>
+            </w:r>
+          </w:p>
+        </w:tc>
+      </w:tr>
+      <w:tr>
+        <w:tc>
+          <w:tcPr/>
+          <w:p>
+            <w:pPr>
+              <w:pStyle w:val="Compact"/>
+              <w:jc w:val="left"/>
+            </w:pPr>
+            <w:r>
+              <w:rPr>
+                <w:sz w:val="17"/>
+              </w:rPr>
+              <w:t xml:space="preserve">Sign-up fields</w:t>
+            </w:r>
+          </w:p>
+        </w:tc>
+        <w:tc>
+          <w:tcPr/>
+          <w:p>
+            <w:pPr>
+              <w:pStyle w:val="Compact"/>
+              <w:jc w:val="left"/>
+            </w:pPr>
+            <w:r>
+              <w:rPr>
+                <w:sz w:val="17"/>
+              </w:rPr>
+              <w:t xml:space="preserve">F-SYS-01: org_name optional; no country / crew role</w:t>
+            </w:r>
+          </w:p>
+        </w:tc>
+        <w:tc>
+          <w:tcPr/>
+          <w:p>
+            <w:pPr>
+              <w:pStyle w:val="Compact"/>
+              <w:jc w:val="left"/>
+            </w:pPr>
+            <w:r>
+              <w:rPr>
+                <w:sz w:val="17"/>
+              </w:rPr>
+              <w:t xml:space="preserve">org_name, country, crew_role required (screen list note #2:</w:t>
+            </w:r>
+            <w:r>
+              <w:rPr>
+                <w:sz w:val="17"/>
+              </w:rPr>
+              <w:t xml:space="preserve"> </w:t>
+            </w:r>
+            <w:r>
+              <w:rPr>
+                <w:iCs/>
+                <w:i/>
+                <w:sz w:val="17"/>
+              </w:rPr>
+              <w:t xml:space="preserve">collect organisation / production company details</w:t>
+            </w:r>
+            <w:r>
+              <w:rPr>
+                <w:sz w:val="17"/>
+              </w:rPr>
+              <w:t xml:space="preserve">)</w:t>
+            </w:r>
+          </w:p>
+        </w:tc>
+        <w:tc>
+          <w:tcPr/>
+          <w:p>
+            <w:pPr>
+              <w:pStyle w:val="Compact"/>
+              <w:jc w:val="left"/>
+            </w:pPr>
+            <w:r>
+              <w:rPr>
+                <w:sz w:val="17"/>
+              </w:rPr>
+              <w:t xml:space="preserve">Changed — Confirmed by the Client</w:t>
+            </w:r>
+          </w:p>
+        </w:tc>
+      </w:tr>
+      <w:tr>
+        <w:tc>
+          <w:tcPr/>
+          <w:p>
+            <w:pPr>
+              <w:pStyle w:val="Compact"/>
+              <w:jc w:val="left"/>
+            </w:pPr>
+            <w:r>
+              <w:rPr>
+                <w:sz w:val="17"/>
+              </w:rPr>
+              <w:t xml:space="preserve">F-SYS-11 priority</w:t>
+            </w:r>
+          </w:p>
+        </w:tc>
+        <w:tc>
+          <w:tcPr/>
+          <w:p>
+            <w:pPr>
+              <w:pStyle w:val="Compact"/>
+              <w:jc w:val="left"/>
+            </w:pPr>
+            <w:r>
+              <w:rPr>
+                <w:sz w:val="17"/>
+              </w:rPr>
+              <w:t xml:space="preserve">Must</w:t>
+            </w:r>
+          </w:p>
+        </w:tc>
+        <w:tc>
+          <w:tcPr/>
+          <w:p>
+            <w:pPr>
+              <w:pStyle w:val="Compact"/>
+              <w:jc w:val="left"/>
+            </w:pPr>
+            <w:r>
+              <w:rPr>
+                <w:sz w:val="17"/>
+              </w:rPr>
+              <w:t xml:space="preserve">Could — only used by semantic partner search (F-M4-07), itself Could in the MVP Scope</w:t>
+            </w:r>
+          </w:p>
+        </w:tc>
+        <w:tc>
+          <w:tcPr/>
+          <w:p>
+            <w:pPr>
+              <w:pStyle w:val="Compact"/>
+              <w:jc w:val="left"/>
+            </w:pPr>
+            <w:r>
+              <w:rPr>
+                <w:sz w:val="17"/>
+              </w:rPr>
+              <w:t xml:space="preserve">Changed — Confirmed by the Client</w:t>
+            </w:r>
+          </w:p>
+        </w:tc>
+      </w:tr>
+    </w:tbl>
     <w:bookmarkEnd w:id="40"/>
-    <w:bookmarkStart w:id="41" w:name="completion-checklist"/>
+    <w:bookmarkEnd w:id="41"/>
+    <w:bookmarkStart w:id="42" w:name="completion-checklist"/>
     <w:p>
       <w:pPr>
         <w:pStyle w:val="Heading2"/>
@@ -9772,8 +10387,8 @@
         <w:t xml:space="preserve">, mapped onto the DBIZ2 Product Design Package. DBIZ3, VJCBI College — FTU. Group C · CINEMATCH.</w:t>
       </w:r>
     </w:p>
-    <w:bookmarkEnd w:id="41"/>
     <w:bookmarkEnd w:id="42"/>
+    <w:bookmarkEnd w:id="43"/>
     <w:sectPr>
       <w:pgMar w:bottom="1020" w:left="1020" w:right="1020" w:top="1020"/>
     </w:sectPr>

--- a/docs/word/specs/spec-SYS.docx
+++ b/docs/word/specs/spec-SYS.docx
@@ -2,7 +2,7 @@
 <file path=word/document.xml><?xml version="1.0" encoding="utf-8"?>
 <w:document xmlns:w="http://schemas.openxmlformats.org/wordprocessingml/2006/main" xmlns:m="http://schemas.openxmlformats.org/officeDocument/2006/math" xmlns:r="http://schemas.openxmlformats.org/officeDocument/2006/relationships" xmlns:o="urn:schemas-microsoft-com:office:office" xmlns:v="urn:schemas-microsoft-com:vml" xmlns:w10="urn:schemas-microsoft-com:office:word" xmlns:a="http://schemas.openxmlformats.org/drawingml/2006/main" xmlns:pic="http://schemas.openxmlformats.org/drawingml/2006/picture" xmlns:wp="http://schemas.openxmlformats.org/drawingml/2006/wordprocessingDrawing">
   <w:body>
-    <w:bookmarkStart w:id="43" w:name="X2c71b748056df5206c4bae4a596427834911721"/>
+    <w:bookmarkStart w:id="45" w:name="X2c71b748056df5206c4bae4a596427834911721"/>
     <w:p>
       <w:pPr>
         <w:pStyle w:val="Heading1"/>
@@ -340,33 +340,22 @@
         </w:tc>
       </w:tr>
     </w:tbl>
-    <w:bookmarkStart w:id="20" w:name="X4666c8db187a468bd7c4d1efd69e1ca31a62544"/>
+    <w:bookmarkStart w:id="21" w:name="clarifications"/>
     <w:p>
       <w:pPr>
         <w:pStyle w:val="Heading2"/>
       </w:pPr>
       <w:r>
-        <w:t xml:space="preserve">1. Purpose and scope</w:t>
+        <w:t xml:space="preserve">Clarifications</w:t>
       </w:r>
     </w:p>
+    <w:bookmarkStart w:id="20" w:name="Xf89618e9cb7f126f51da04256cab1648125083e"/>
     <w:p>
       <w:pPr>
-        <w:pStyle w:val="FirstParagraph"/>
+        <w:pStyle w:val="Heading3"/>
       </w:pPr>
       <w:r>
-        <w:t xml:space="preserve">This module lets people create an account, sign in, and see only what their role allows, in Vietnamese or English. It also delivers in-app and email notifications and provides the search indexes the other modules rely on.</w:t>
-      </w:r>
-    </w:p>
-    <w:p>
-      <w:pPr>
-        <w:pStyle w:val="BodyText"/>
-      </w:pPr>
-      <w:r>
-        <w:rPr>
-          <w:bCs/>
-          <w:b/>
-        </w:rPr>
-        <w:t xml:space="preserve">In scope</w:t>
+        <w:t xml:space="preserve">Session 2026-10-28 (Group C, provisional — the owner in §10 confirms before launch)</w:t>
       </w:r>
     </w:p>
     <w:p>
@@ -378,7 +367,7 @@
         <w:pStyle w:val="Compact"/>
       </w:pPr>
       <w:r>
-        <w:t xml:space="preserve">Sign-up, sign-in, password reset and email verification.</w:t>
+        <w:t xml:space="preserve">Q1: Must a producer company be verified (e.g. business registration, IMDbPro) before seeing local authority contacts? → A: No company verification is needed. Any signed-in member sees local authority contacts.</w:t>
       </w:r>
     </w:p>
     <w:p>
@@ -390,43 +379,27 @@
         <w:pStyle w:val="Compact"/>
       </w:pPr>
       <w:r>
-        <w:t xml:space="preserve">Six roles (guest, member, partner, vfda_staff, vfda_legal, admin) enforced at the database layer.</w:t>
+        <w:t xml:space="preserve">Q9: How long are pre-check texts kept, and may they be used to improve the rule base? (same question as spec-M2.md question 6) → A: Pre-check text is never stored; only its hash (</w:t>
+      </w:r>
+      <w:r>
+        <w:rPr>
+          <w:rStyle w:val="VerbatimChar"/>
+        </w:rPr>
+        <w:t xml:space="preserve">synopsis_hash</w:t>
+      </w:r>
+      <w:r>
+        <w:t xml:space="preserve">) is kept, and it is not used to improve the rule base. Same decision as M2 question 6.</w:t>
       </w:r>
     </w:p>
+    <w:bookmarkEnd w:id="20"/>
+    <w:bookmarkEnd w:id="21"/>
+    <w:bookmarkStart w:id="22" w:name="X4666c8db187a468bd7c4d1efd69e1ca31a62544"/>
     <w:p>
       <w:pPr>
-        <w:numPr>
-          <w:ilvl w:val="0"/>
-          <w:numId w:val="1001"/>
-        </w:numPr>
-        <w:pStyle w:val="Compact"/>
+        <w:pStyle w:val="Heading2"/>
       </w:pPr>
       <w:r>
-        <w:t xml:space="preserve">Vietnamese / English interface switching and the display dictionary.</w:t>
-      </w:r>
-    </w:p>
-    <w:p>
-      <w:pPr>
-        <w:numPr>
-          <w:ilvl w:val="0"/>
-          <w:numId w:val="1001"/>
-        </w:numPr>
-        <w:pStyle w:val="Compact"/>
-      </w:pPr>
-      <w:r>
-        <w:t xml:space="preserve">In-app notifications, the notification centre and transactional email.</w:t>
-      </w:r>
-    </w:p>
-    <w:p>
-      <w:pPr>
-        <w:numPr>
-          <w:ilvl w:val="0"/>
-          <w:numId w:val="1001"/>
-        </w:numPr>
-        <w:pStyle w:val="Compact"/>
-      </w:pPr>
-      <w:r>
-        <w:t xml:space="preserve">Accent-insensitive Vietnamese full-text index and the semantic (vector) index.</w:t>
+        <w:t xml:space="preserve">1. Purpose and scope</w:t>
       </w:r>
     </w:p>
     <w:p>
@@ -434,11 +407,19 @@
         <w:pStyle w:val="FirstParagraph"/>
       </w:pPr>
       <w:r>
+        <w:t xml:space="preserve">This module lets people create an account, sign in, and see only what their role allows, in Vietnamese or English. It also delivers in-app and email notifications and provides the search indexes the other modules rely on.</w:t>
+      </w:r>
+    </w:p>
+    <w:p>
+      <w:pPr>
+        <w:pStyle w:val="BodyText"/>
+      </w:pPr>
+      <w:r>
         <w:rPr>
           <w:bCs/>
           <w:b/>
         </w:rPr>
-        <w:t xml:space="preserve">Out of scope</w:t>
+        <w:t xml:space="preserve">In scope</w:t>
       </w:r>
     </w:p>
     <w:p>
@@ -450,7 +431,7 @@
         <w:pStyle w:val="Compact"/>
       </w:pPr>
       <w:r>
-        <w:t xml:space="preserve">Partner (supplier) self-registration — suppliers are invited by VFDA (module M4).</w:t>
+        <w:t xml:space="preserve">Sign-up, sign-in, password reset and email verification.</w:t>
       </w:r>
     </w:p>
     <w:p>
@@ -462,7 +443,7 @@
         <w:pStyle w:val="Compact"/>
       </w:pPr>
       <w:r>
-        <w:t xml:space="preserve">Single sign-on with Google / Apple (open question).</w:t>
+        <w:t xml:space="preserve">Six roles (guest, member, partner, vfda_staff, vfda_legal, admin) enforced at the database layer.</w:t>
       </w:r>
     </w:p>
     <w:p>
@@ -474,7 +455,7 @@
         <w:pStyle w:val="Compact"/>
       </w:pPr>
       <w:r>
-        <w:t xml:space="preserve">A translation CMS — the dictionary is two JSON files in the repository.</w:t>
+        <w:t xml:space="preserve">Vietnamese / English interface switching and the display dictionary.</w:t>
       </w:r>
     </w:p>
     <w:p>
@@ -486,7 +467,19 @@
         <w:pStyle w:val="Compact"/>
       </w:pPr>
       <w:r>
-        <w:t xml:space="preserve">Any business content: projects, locations, partners, dossiers belong to M0–M7.</w:t>
+        <w:t xml:space="preserve">In-app notifications, the notification centre and transactional email.</w:t>
+      </w:r>
+    </w:p>
+    <w:p>
+      <w:pPr>
+        <w:numPr>
+          <w:ilvl w:val="0"/>
+          <w:numId w:val="1002"/>
+        </w:numPr>
+        <w:pStyle w:val="Compact"/>
+      </w:pPr>
+      <w:r>
+        <w:t xml:space="preserve">Accent-insensitive Vietnamese full-text index and the semantic (vector) index.</w:t>
       </w:r>
     </w:p>
     <w:p>
@@ -498,7 +491,7 @@
           <w:bCs/>
           <w:b/>
         </w:rPr>
-        <w:t xml:space="preserve">Depends on</w:t>
+        <w:t xml:space="preserve">Out of scope</w:t>
       </w:r>
     </w:p>
     <w:p>
@@ -510,7 +503,7 @@
         <w:pStyle w:val="Compact"/>
       </w:pPr>
       <w:r>
-        <w:t xml:space="preserve">External: Supabase Auth, Supabase PostgreSQL (RLS, unaccent, pgvector), Resend (email).</w:t>
+        <w:t xml:space="preserve">Partner (supplier) self-registration — suppliers are invited by VFDA (module M4).</w:t>
       </w:r>
     </w:p>
     <w:p>
@@ -522,11 +515,71 @@
         <w:pStyle w:val="Compact"/>
       </w:pPr>
       <w:r>
+        <w:t xml:space="preserve">Single sign-on with Google / Apple (open question).</w:t>
+      </w:r>
+    </w:p>
+    <w:p>
+      <w:pPr>
+        <w:numPr>
+          <w:ilvl w:val="0"/>
+          <w:numId w:val="1003"/>
+        </w:numPr>
+        <w:pStyle w:val="Compact"/>
+      </w:pPr>
+      <w:r>
+        <w:t xml:space="preserve">A translation CMS — the dictionary is two JSON files in the repository.</w:t>
+      </w:r>
+    </w:p>
+    <w:p>
+      <w:pPr>
+        <w:numPr>
+          <w:ilvl w:val="0"/>
+          <w:numId w:val="1003"/>
+        </w:numPr>
+        <w:pStyle w:val="Compact"/>
+      </w:pPr>
+      <w:r>
+        <w:t xml:space="preserve">Any business content: projects, locations, partners, dossiers belong to M0–M7.</w:t>
+      </w:r>
+    </w:p>
+    <w:p>
+      <w:pPr>
+        <w:pStyle w:val="FirstParagraph"/>
+      </w:pPr>
+      <w:r>
+        <w:rPr>
+          <w:bCs/>
+          <w:b/>
+        </w:rPr>
+        <w:t xml:space="preserve">Depends on</w:t>
+      </w:r>
+    </w:p>
+    <w:p>
+      <w:pPr>
+        <w:numPr>
+          <w:ilvl w:val="0"/>
+          <w:numId w:val="1004"/>
+        </w:numPr>
+        <w:pStyle w:val="Compact"/>
+      </w:pPr>
+      <w:r>
+        <w:t xml:space="preserve">External: Supabase Auth, Supabase PostgreSQL (RLS, unaccent, pgvector), Resend (email).</w:t>
+      </w:r>
+    </w:p>
+    <w:p>
+      <w:pPr>
+        <w:numPr>
+          <w:ilvl w:val="0"/>
+          <w:numId w:val="1004"/>
+        </w:numPr>
+        <w:pStyle w:val="Compact"/>
+      </w:pPr>
+      <w:r>
         <w:t xml:space="preserve">M10 (audit log write, F-M10-08, for role grants — BR-002)</w:t>
       </w:r>
     </w:p>
-    <w:bookmarkEnd w:id="20"/>
-    <w:bookmarkStart w:id="21" w:name="X572f76d4414d525199501e7085f189788c65188"/>
+    <w:bookmarkEnd w:id="22"/>
+    <w:bookmarkStart w:id="23" w:name="X572f76d4414d525199501e7085f189788c65188"/>
     <w:p>
       <w:pPr>
         <w:pStyle w:val="Heading2"/>
@@ -759,8 +812,8 @@
         </w:tc>
       </w:tr>
     </w:tbl>
-    <w:bookmarkEnd w:id="21"/>
-    <w:bookmarkStart w:id="27" w:name="X6e9f8def7ab98f65fc162bbf7fd6dd9285f3897"/>
+    <w:bookmarkEnd w:id="23"/>
+    <w:bookmarkStart w:id="29" w:name="X6e9f8def7ab98f65fc162bbf7fd6dd9285f3897"/>
     <w:p>
       <w:pPr>
         <w:pStyle w:val="Heading2"/>
@@ -769,7 +822,7 @@
         <w:t xml:space="preserve">3. User scenarios and acceptance criteria</w:t>
       </w:r>
     </w:p>
-    <w:bookmarkStart w:id="22" w:name="X6b8c367bf0aec58b3256af9baecc6980d4ebbb0"/>
+    <w:bookmarkStart w:id="24" w:name="X6b8c367bf0aec58b3256af9baecc6980d4ebbb0"/>
     <w:p>
       <w:pPr>
         <w:pStyle w:val="Heading3"/>
@@ -794,236 +847,6 @@
       </w:r>
       <w:r>
         <w:t xml:space="preserve">As an international producer, I want to create an account that records my production company, so that I can unlock local authority contacts and send collaboration requests.</w:t>
-      </w:r>
-    </w:p>
-    <w:p>
-      <w:pPr>
-        <w:pStyle w:val="BodyText"/>
-      </w:pPr>
-      <w:r>
-        <w:rPr>
-          <w:bCs/>
-          <w:b/>
-        </w:rPr>
-        <w:t xml:space="preserve">Acceptance scenarios</w:t>
-      </w:r>
-    </w:p>
-    <w:p>
-      <w:pPr>
-        <w:numPr>
-          <w:ilvl w:val="0"/>
-          <w:numId w:val="1004"/>
-        </w:numPr>
-        <w:pStyle w:val="Compact"/>
-      </w:pPr>
-      <w:r>
-        <w:rPr>
-          <w:bCs/>
-          <w:b/>
-        </w:rPr>
-        <w:t xml:space="preserve">Given</w:t>
-      </w:r>
-      <w:r>
-        <w:t xml:space="preserve"> </w:t>
-      </w:r>
-      <w:r>
-        <w:t xml:space="preserve">a guest on the sign-up tab,</w:t>
-      </w:r>
-      <w:r>
-        <w:t xml:space="preserve"> </w:t>
-      </w:r>
-      <w:r>
-        <w:rPr>
-          <w:bCs/>
-          <w:b/>
-        </w:rPr>
-        <w:t xml:space="preserve">When</w:t>
-      </w:r>
-      <w:r>
-        <w:t xml:space="preserve"> </w:t>
-      </w:r>
-      <w:r>
-        <w:t xml:space="preserve">they submit full name, work email, a password of at least 10 characters, company name, country and crew role and tick the terms box,</w:t>
-      </w:r>
-      <w:r>
-        <w:t xml:space="preserve"> </w:t>
-      </w:r>
-      <w:r>
-        <w:rPr>
-          <w:bCs/>
-          <w:b/>
-        </w:rPr>
-        <w:t xml:space="preserve">Then</w:t>
-      </w:r>
-      <w:r>
-        <w:t xml:space="preserve"> </w:t>
-      </w:r>
-      <w:r>
-        <w:t xml:space="preserve">an unverified account is created and a verification email is sent.</w:t>
-      </w:r>
-    </w:p>
-    <w:p>
-      <w:pPr>
-        <w:numPr>
-          <w:ilvl w:val="0"/>
-          <w:numId w:val="1004"/>
-        </w:numPr>
-        <w:pStyle w:val="Compact"/>
-      </w:pPr>
-      <w:r>
-        <w:rPr>
-          <w:bCs/>
-          <w:b/>
-        </w:rPr>
-        <w:t xml:space="preserve">Given</w:t>
-      </w:r>
-      <w:r>
-        <w:t xml:space="preserve"> </w:t>
-      </w:r>
-      <w:r>
-        <w:t xml:space="preserve">an unverified account,</w:t>
-      </w:r>
-      <w:r>
-        <w:t xml:space="preserve"> </w:t>
-      </w:r>
-      <w:r>
-        <w:rPr>
-          <w:bCs/>
-          <w:b/>
-        </w:rPr>
-        <w:t xml:space="preserve">When</w:t>
-      </w:r>
-      <w:r>
-        <w:t xml:space="preserve"> </w:t>
-      </w:r>
-      <w:r>
-        <w:t xml:space="preserve">the user opens the verification link,</w:t>
-      </w:r>
-      <w:r>
-        <w:t xml:space="preserve"> </w:t>
-      </w:r>
-      <w:r>
-        <w:rPr>
-          <w:bCs/>
-          <w:b/>
-        </w:rPr>
-        <w:t xml:space="preserve">Then</w:t>
-      </w:r>
-      <w:r>
-        <w:t xml:space="preserve"> </w:t>
-      </w:r>
-      <w:r>
-        <w:t xml:space="preserve">a session starts, the role is</w:t>
-      </w:r>
-      <w:r>
-        <w:t xml:space="preserve"> </w:t>
-      </w:r>
-      <w:r>
-        <w:rPr>
-          <w:rStyle w:val="VerbatimChar"/>
-        </w:rPr>
-        <w:t xml:space="preserve">member</w:t>
-      </w:r>
-      <w:r>
-        <w:t xml:space="preserve">, and the user lands on the segment router (SC-02).</w:t>
-      </w:r>
-    </w:p>
-    <w:p>
-      <w:pPr>
-        <w:numPr>
-          <w:ilvl w:val="0"/>
-          <w:numId w:val="1004"/>
-        </w:numPr>
-        <w:pStyle w:val="Compact"/>
-      </w:pPr>
-      <w:r>
-        <w:rPr>
-          <w:bCs/>
-          <w:b/>
-        </w:rPr>
-        <w:t xml:space="preserve">Given</w:t>
-      </w:r>
-      <w:r>
-        <w:t xml:space="preserve"> </w:t>
-      </w:r>
-      <w:r>
-        <w:t xml:space="preserve">an email that already has an account,</w:t>
-      </w:r>
-      <w:r>
-        <w:t xml:space="preserve"> </w:t>
-      </w:r>
-      <w:r>
-        <w:rPr>
-          <w:bCs/>
-          <w:b/>
-        </w:rPr>
-        <w:t xml:space="preserve">When</w:t>
-      </w:r>
-      <w:r>
-        <w:t xml:space="preserve"> </w:t>
-      </w:r>
-      <w:r>
-        <w:t xml:space="preserve">the guest submits the form,</w:t>
-      </w:r>
-      <w:r>
-        <w:t xml:space="preserve"> </w:t>
-      </w:r>
-      <w:r>
-        <w:rPr>
-          <w:bCs/>
-          <w:b/>
-        </w:rPr>
-        <w:t xml:space="preserve">Then</w:t>
-      </w:r>
-      <w:r>
-        <w:t xml:space="preserve"> </w:t>
-      </w:r>
-      <w:r>
-        <w:t xml:space="preserve">the form shows</w:t>
-      </w:r>
-      <w:r>
-        <w:t xml:space="preserve"> </w:t>
-      </w:r>
-      <w:r>
-        <w:rPr>
-          <w:iCs/>
-          <w:i/>
-        </w:rPr>
-        <w:t xml:space="preserve">This email already has an account — Log in?</w:t>
-      </w:r>
-      <w:r>
-        <w:t xml:space="preserve"> </w:t>
-      </w:r>
-      <w:r>
-        <w:t xml:space="preserve">and no second account is created.</w:t>
-      </w:r>
-    </w:p>
-    <w:bookmarkEnd w:id="22"/>
-    <w:bookmarkStart w:id="23" w:name="X614284bf5ecef4776d63e488f1784a776ac450c"/>
-    <w:p>
-      <w:pPr>
-        <w:pStyle w:val="Heading3"/>
-      </w:pPr>
-      <w:r>
-        <w:t xml:space="preserve">US-2 (P1): A role sees only what it is allowed to see</w:t>
-      </w:r>
-    </w:p>
-    <w:p>
-      <w:pPr>
-        <w:pStyle w:val="FirstParagraph"/>
-      </w:pPr>
-      <w:r>
-        <w:rPr>
-          <w:bCs/>
-          <w:b/>
-        </w:rPr>
-        <w:t xml:space="preserve">Journey.</w:t>
-      </w:r>
-      <w:r>
-        <w:t xml:space="preserve"> </w:t>
-      </w:r>
-      <w:r>
-        <w:t xml:space="preserve">As VFDA, I want every record to be filtered by role inside the database, so that sensitive data never reaches a user who should not see it.</w:t>
       </w:r>
     </w:p>
     <w:p>
@@ -1057,7 +880,7 @@
         <w:t xml:space="preserve"> </w:t>
       </w:r>
       <w:r>
-        <w:t xml:space="preserve">a guest session,</w:t>
+        <w:t xml:space="preserve">a guest on the sign-up tab,</w:t>
       </w:r>
       <w:r>
         <w:t xml:space="preserve"> </w:t>
@@ -1073,19 +896,7 @@
         <w:t xml:space="preserve"> </w:t>
       </w:r>
       <w:r>
-        <w:t xml:space="preserve">any page queries</w:t>
-      </w:r>
-      <w:r>
-        <w:t xml:space="preserve"> </w:t>
-      </w:r>
-      <w:r>
-        <w:rPr>
-          <w:rStyle w:val="VerbatimChar"/>
-        </w:rPr>
-        <w:t xml:space="preserve">location_authority_contacts</w:t>
-      </w:r>
-      <w:r>
-        <w:t xml:space="preserve">,</w:t>
+        <w:t xml:space="preserve">they submit full name, work email, a password of at least 10 characters, company name, country and crew role and tick the terms box,</w:t>
       </w:r>
       <w:r>
         <w:t xml:space="preserve"> </w:t>
@@ -1101,7 +912,7 @@
         <w:t xml:space="preserve"> </w:t>
       </w:r>
       <w:r>
-        <w:t xml:space="preserve">the database returns 0 rows (BR-001).</w:t>
+        <w:t xml:space="preserve">an unverified account is created and a verification email is sent.</w:t>
       </w:r>
     </w:p>
     <w:p>
@@ -1123,7 +934,7 @@
         <w:t xml:space="preserve"> </w:t>
       </w:r>
       <w:r>
-        <w:t xml:space="preserve">a member session,</w:t>
+        <w:t xml:space="preserve">an unverified account,</w:t>
       </w:r>
       <w:r>
         <w:t xml:space="preserve"> </w:t>
@@ -1139,7 +950,7 @@
         <w:t xml:space="preserve"> </w:t>
       </w:r>
       <w:r>
-        <w:t xml:space="preserve">the same query runs,</w:t>
+        <w:t xml:space="preserve">the user opens the verification link,</w:t>
       </w:r>
       <w:r>
         <w:t xml:space="preserve"> </w:t>
@@ -1155,17 +966,99 @@
         <w:t xml:space="preserve"> </w:t>
       </w:r>
       <w:r>
-        <w:t xml:space="preserve">the contacts for published locations are returned.</w:t>
+        <w:t xml:space="preserve">a session starts, the role is</w:t>
+      </w:r>
+      <w:r>
+        <w:t xml:space="preserve"> </w:t>
+      </w:r>
+      <w:r>
+        <w:rPr>
+          <w:rStyle w:val="VerbatimChar"/>
+        </w:rPr>
+        <w:t xml:space="preserve">member</w:t>
+      </w:r>
+      <w:r>
+        <w:t xml:space="preserve">, and the user lands on the segment router (SC-02).</w:t>
       </w:r>
     </w:p>
-    <w:bookmarkEnd w:id="23"/>
-    <w:bookmarkStart w:id="24" w:name="us-3-p2-switch-language"/>
+    <w:p>
+      <w:pPr>
+        <w:numPr>
+          <w:ilvl w:val="0"/>
+          <w:numId w:val="1005"/>
+        </w:numPr>
+        <w:pStyle w:val="Compact"/>
+      </w:pPr>
+      <w:r>
+        <w:rPr>
+          <w:bCs/>
+          <w:b/>
+        </w:rPr>
+        <w:t xml:space="preserve">Given</w:t>
+      </w:r>
+      <w:r>
+        <w:t xml:space="preserve"> </w:t>
+      </w:r>
+      <w:r>
+        <w:t xml:space="preserve">an email that already has an account,</w:t>
+      </w:r>
+      <w:r>
+        <w:t xml:space="preserve"> </w:t>
+      </w:r>
+      <w:r>
+        <w:rPr>
+          <w:bCs/>
+          <w:b/>
+        </w:rPr>
+        <w:t xml:space="preserve">When</w:t>
+      </w:r>
+      <w:r>
+        <w:t xml:space="preserve"> </w:t>
+      </w:r>
+      <w:r>
+        <w:t xml:space="preserve">the guest submits the form,</w:t>
+      </w:r>
+      <w:r>
+        <w:t xml:space="preserve"> </w:t>
+      </w:r>
+      <w:r>
+        <w:rPr>
+          <w:bCs/>
+          <w:b/>
+        </w:rPr>
+        <w:t xml:space="preserve">Then</w:t>
+      </w:r>
+      <w:r>
+        <w:t xml:space="preserve"> </w:t>
+      </w:r>
+      <w:r>
+        <w:t xml:space="preserve">the form shows</w:t>
+      </w:r>
+      <w:r>
+        <w:t xml:space="preserve"> </w:t>
+      </w:r>
+      <w:r>
+        <w:rPr>
+          <w:iCs/>
+          <w:i/>
+        </w:rPr>
+        <w:t xml:space="preserve">This email already has an account — Log in?</w:t>
+      </w:r>
+      <w:r>
+        <w:t xml:space="preserve"> </w:t>
+      </w:r>
+      <w:r>
+        <w:t xml:space="preserve">and no second account is created.</w:t>
+      </w:r>
+    </w:p>
+    <w:bookmarkEnd w:id="24"/>
+    <w:bookmarkStart w:id="25" w:name="X614284bf5ecef4776d63e488f1784a776ac450c"/>
     <w:p>
       <w:pPr>
         <w:pStyle w:val="Heading3"/>
       </w:pPr>
       <w:r>
-        <w:t xml:space="preserve">US-3 (P2): Switch language</w:t>
+        <w:t xml:space="preserve">US-2 (P1): A role sees only what it is allowed to see</w:t>
       </w:r>
     </w:p>
     <w:p>
@@ -1183,7 +1076,7 @@
         <w:t xml:space="preserve"> </w:t>
       </w:r>
       <w:r>
-        <w:t xml:space="preserve">As a foreign producer, I want to use the site in English, so that I understand every requirement without a translator.</w:t>
+        <w:t xml:space="preserve">As VFDA, I want every record to be filtered by role inside the database, so that sensitive data never reaches a user who should not see it.</w:t>
       </w:r>
     </w:p>
     <w:p>
@@ -1217,7 +1110,7 @@
         <w:t xml:space="preserve"> </w:t>
       </w:r>
       <w:r>
-        <w:t xml:space="preserve">any page in Vietnamese,</w:t>
+        <w:t xml:space="preserve">a guest session,</w:t>
       </w:r>
       <w:r>
         <w:t xml:space="preserve"> </w:t>
@@ -1233,7 +1126,19 @@
         <w:t xml:space="preserve"> </w:t>
       </w:r>
       <w:r>
-        <w:t xml:space="preserve">the user selects EN,</w:t>
+        <w:t xml:space="preserve">any page queries</w:t>
+      </w:r>
+      <w:r>
+        <w:t xml:space="preserve"> </w:t>
+      </w:r>
+      <w:r>
+        <w:rPr>
+          <w:rStyle w:val="VerbatimChar"/>
+        </w:rPr>
+        <w:t xml:space="preserve">location_authority_contacts</w:t>
+      </w:r>
+      <w:r>
+        <w:t xml:space="preserve">,</w:t>
       </w:r>
       <w:r>
         <w:t xml:space="preserve"> </w:t>
@@ -1249,17 +1154,71 @@
         <w:t xml:space="preserve"> </w:t>
       </w:r>
       <w:r>
-        <w:t xml:space="preserve">all interface text switches to English, the scroll position is kept, and the choice is remembered on the next visit.</w:t>
+        <w:t xml:space="preserve">the database returns 0 rows (BR-001).</w:t>
       </w:r>
     </w:p>
-    <w:bookmarkEnd w:id="24"/>
-    <w:bookmarkStart w:id="25" w:name="us-4-p2-be-told-when-something-needs-me"/>
+    <w:p>
+      <w:pPr>
+        <w:numPr>
+          <w:ilvl w:val="0"/>
+          <w:numId w:val="1006"/>
+        </w:numPr>
+        <w:pStyle w:val="Compact"/>
+      </w:pPr>
+      <w:r>
+        <w:rPr>
+          <w:bCs/>
+          <w:b/>
+        </w:rPr>
+        <w:t xml:space="preserve">Given</w:t>
+      </w:r>
+      <w:r>
+        <w:t xml:space="preserve"> </w:t>
+      </w:r>
+      <w:r>
+        <w:t xml:space="preserve">a member session,</w:t>
+      </w:r>
+      <w:r>
+        <w:t xml:space="preserve"> </w:t>
+      </w:r>
+      <w:r>
+        <w:rPr>
+          <w:bCs/>
+          <w:b/>
+        </w:rPr>
+        <w:t xml:space="preserve">When</w:t>
+      </w:r>
+      <w:r>
+        <w:t xml:space="preserve"> </w:t>
+      </w:r>
+      <w:r>
+        <w:t xml:space="preserve">the same query runs,</w:t>
+      </w:r>
+      <w:r>
+        <w:t xml:space="preserve"> </w:t>
+      </w:r>
+      <w:r>
+        <w:rPr>
+          <w:bCs/>
+          <w:b/>
+        </w:rPr>
+        <w:t xml:space="preserve">Then</w:t>
+      </w:r>
+      <w:r>
+        <w:t xml:space="preserve"> </w:t>
+      </w:r>
+      <w:r>
+        <w:t xml:space="preserve">the contacts for published locations are returned.</w:t>
+      </w:r>
+    </w:p>
+    <w:bookmarkEnd w:id="25"/>
+    <w:bookmarkStart w:id="26" w:name="us-3-p2-switch-language"/>
     <w:p>
       <w:pPr>
         <w:pStyle w:val="Heading3"/>
       </w:pPr>
       <w:r>
-        <w:t xml:space="preserve">US-4 (P2): Be told when something needs me</w:t>
+        <w:t xml:space="preserve">US-3 (P2): Switch language</w:t>
       </w:r>
     </w:p>
     <w:p>
@@ -1277,7 +1236,7 @@
         <w:t xml:space="preserve"> </w:t>
       </w:r>
       <w:r>
-        <w:t xml:space="preserve">As a member, I want a notification when a partner or a province replies, so that I do not have to keep checking.</w:t>
+        <w:t xml:space="preserve">As a foreign producer, I want to use the site in English, so that I understand every requirement without a translator.</w:t>
       </w:r>
     </w:p>
     <w:p>
@@ -1311,7 +1270,7 @@
         <w:t xml:space="preserve"> </w:t>
       </w:r>
       <w:r>
-        <w:t xml:space="preserve">a partner responds to my request,</w:t>
+        <w:t xml:space="preserve">any page in Vietnamese,</w:t>
       </w:r>
       <w:r>
         <w:t xml:space="preserve"> </w:t>
@@ -1327,7 +1286,7 @@
         <w:t xml:space="preserve"> </w:t>
       </w:r>
       <w:r>
-        <w:t xml:space="preserve">the response is saved,</w:t>
+        <w:t xml:space="preserve">the user selects EN,</w:t>
       </w:r>
       <w:r>
         <w:t xml:space="preserve"> </w:t>
@@ -1343,71 +1302,47 @@
         <w:t xml:space="preserve"> </w:t>
       </w:r>
       <w:r>
-        <w:t xml:space="preserve">I receive one in-app notification and one email within 1 minute.</w:t>
+        <w:t xml:space="preserve">all interface text switches to English, the scroll position is kept, and the choice is remembered on the next visit.</w:t>
+      </w:r>
+    </w:p>
+    <w:bookmarkEnd w:id="26"/>
+    <w:bookmarkStart w:id="27" w:name="us-4-p2-be-told-when-something-needs-me"/>
+    <w:p>
+      <w:pPr>
+        <w:pStyle w:val="Heading3"/>
+      </w:pPr>
+      <w:r>
+        <w:t xml:space="preserve">US-4 (P2): Be told when something needs me</w:t>
       </w:r>
     </w:p>
     <w:p>
       <w:pPr>
-        <w:numPr>
-          <w:ilvl w:val="0"/>
-          <w:numId w:val="1007"/>
-        </w:numPr>
-        <w:pStyle w:val="Compact"/>
+        <w:pStyle w:val="FirstParagraph"/>
       </w:pPr>
       <w:r>
         <w:rPr>
           <w:bCs/>
           <w:b/>
         </w:rPr>
-        <w:t xml:space="preserve">Given</w:t>
+        <w:t xml:space="preserve">Journey.</w:t>
       </w:r>
       <w:r>
         <w:t xml:space="preserve"> </w:t>
       </w:r>
       <w:r>
-        <w:t xml:space="preserve">unread notifications,</w:t>
-      </w:r>
-      <w:r>
-        <w:t xml:space="preserve"> </w:t>
-      </w:r>
+        <w:t xml:space="preserve">As a member, I want a notification when a partner or a province replies, so that I do not have to keep checking.</w:t>
+      </w:r>
+    </w:p>
+    <w:p>
+      <w:pPr>
+        <w:pStyle w:val="BodyText"/>
+      </w:pPr>
       <w:r>
         <w:rPr>
           <w:bCs/>
           <w:b/>
         </w:rPr>
-        <w:t xml:space="preserve">When</w:t>
-      </w:r>
-      <w:r>
-        <w:t xml:space="preserve"> </w:t>
-      </w:r>
-      <w:r>
-        <w:t xml:space="preserve">I open the notification centre,</w:t>
-      </w:r>
-      <w:r>
-        <w:t xml:space="preserve"> </w:t>
-      </w:r>
-      <w:r>
-        <w:rPr>
-          <w:bCs/>
-          <w:b/>
-        </w:rPr>
-        <w:t xml:space="preserve">Then</w:t>
-      </w:r>
-      <w:r>
-        <w:t xml:space="preserve"> </w:t>
-      </w:r>
-      <w:r>
-        <w:t xml:space="preserve">I see them newest first with an unread count.</w:t>
-      </w:r>
-    </w:p>
-    <w:bookmarkEnd w:id="25"/>
-    <w:bookmarkStart w:id="26" w:name="edge-cases"/>
-    <w:p>
-      <w:pPr>
-        <w:pStyle w:val="Heading3"/>
-      </w:pPr>
-      <w:r>
-        <w:t xml:space="preserve">Edge cases</w:t>
+        <w:t xml:space="preserve">Acceptance scenarios</w:t>
       </w:r>
     </w:p>
     <w:p>
@@ -1419,23 +1354,49 @@
         <w:pStyle w:val="Compact"/>
       </w:pPr>
       <w:r>
-        <w:t xml:space="preserve">Email provider is down during sign-up: the account is created, the verification email is queued and retried; the user sees</w:t>
+        <w:rPr>
+          <w:bCs/>
+          <w:b/>
+        </w:rPr>
+        <w:t xml:space="preserve">Given</w:t>
       </w:r>
       <w:r>
         <w:t xml:space="preserve"> </w:t>
       </w:r>
       <w:r>
+        <w:t xml:space="preserve">a partner responds to my request,</w:t>
+      </w:r>
+      <w:r>
+        <w:t xml:space="preserve"> </w:t>
+      </w:r>
+      <w:r>
         <w:rPr>
-          <w:iCs/>
-          <w:i/>
+          <w:bCs/>
+          <w:b/>
         </w:rPr>
-        <w:t xml:space="preserve">Resend email</w:t>
+        <w:t xml:space="preserve">When</w:t>
       </w:r>
       <w:r>
         <w:t xml:space="preserve"> </w:t>
       </w:r>
       <w:r>
-        <w:t xml:space="preserve">after 60 seconds.</w:t>
+        <w:t xml:space="preserve">the response is saved,</w:t>
+      </w:r>
+      <w:r>
+        <w:t xml:space="preserve"> </w:t>
+      </w:r>
+      <w:r>
+        <w:rPr>
+          <w:bCs/>
+          <w:b/>
+        </w:rPr>
+        <w:t xml:space="preserve">Then</w:t>
+      </w:r>
+      <w:r>
+        <w:t xml:space="preserve"> </w:t>
+      </w:r>
+      <w:r>
+        <w:t xml:space="preserve">I receive one in-app notification and one email within 1 minute.</w:t>
       </w:r>
     </w:p>
     <w:p>
@@ -1447,6 +1408,98 @@
         <w:pStyle w:val="Compact"/>
       </w:pPr>
       <w:r>
+        <w:rPr>
+          <w:bCs/>
+          <w:b/>
+        </w:rPr>
+        <w:t xml:space="preserve">Given</w:t>
+      </w:r>
+      <w:r>
+        <w:t xml:space="preserve"> </w:t>
+      </w:r>
+      <w:r>
+        <w:t xml:space="preserve">unread notifications,</w:t>
+      </w:r>
+      <w:r>
+        <w:t xml:space="preserve"> </w:t>
+      </w:r>
+      <w:r>
+        <w:rPr>
+          <w:bCs/>
+          <w:b/>
+        </w:rPr>
+        <w:t xml:space="preserve">When</w:t>
+      </w:r>
+      <w:r>
+        <w:t xml:space="preserve"> </w:t>
+      </w:r>
+      <w:r>
+        <w:t xml:space="preserve">I open the notification centre,</w:t>
+      </w:r>
+      <w:r>
+        <w:t xml:space="preserve"> </w:t>
+      </w:r>
+      <w:r>
+        <w:rPr>
+          <w:bCs/>
+          <w:b/>
+        </w:rPr>
+        <w:t xml:space="preserve">Then</w:t>
+      </w:r>
+      <w:r>
+        <w:t xml:space="preserve"> </w:t>
+      </w:r>
+      <w:r>
+        <w:t xml:space="preserve">I see them newest first with an unread count.</w:t>
+      </w:r>
+    </w:p>
+    <w:bookmarkEnd w:id="27"/>
+    <w:bookmarkStart w:id="28" w:name="edge-cases"/>
+    <w:p>
+      <w:pPr>
+        <w:pStyle w:val="Heading3"/>
+      </w:pPr>
+      <w:r>
+        <w:t xml:space="preserve">Edge cases</w:t>
+      </w:r>
+    </w:p>
+    <w:p>
+      <w:pPr>
+        <w:numPr>
+          <w:ilvl w:val="0"/>
+          <w:numId w:val="1009"/>
+        </w:numPr>
+        <w:pStyle w:val="Compact"/>
+      </w:pPr>
+      <w:r>
+        <w:t xml:space="preserve">Email provider is down during sign-up: the account is created, the verification email is queued and retried; the user sees</w:t>
+      </w:r>
+      <w:r>
+        <w:t xml:space="preserve"> </w:t>
+      </w:r>
+      <w:r>
+        <w:rPr>
+          <w:iCs/>
+          <w:i/>
+        </w:rPr>
+        <w:t xml:space="preserve">Resend email</w:t>
+      </w:r>
+      <w:r>
+        <w:t xml:space="preserve"> </w:t>
+      </w:r>
+      <w:r>
+        <w:t xml:space="preserve">after 60 seconds.</w:t>
+      </w:r>
+    </w:p>
+    <w:p>
+      <w:pPr>
+        <w:numPr>
+          <w:ilvl w:val="0"/>
+          <w:numId w:val="1009"/>
+        </w:numPr>
+        <w:pStyle w:val="Compact"/>
+      </w:pPr>
+      <w:r>
         <w:t xml:space="preserve">The same user signs up twice in two tabs: only one account exists; the second submit gets the</w:t>
       </w:r>
       <w:r>
@@ -1470,7 +1523,7 @@
       <w:pPr>
         <w:numPr>
           <w:ilvl w:val="0"/>
-          <w:numId w:val="1008"/>
+          <w:numId w:val="1009"/>
         </w:numPr>
         <w:pStyle w:val="Compact"/>
       </w:pPr>
@@ -1498,7 +1551,7 @@
       <w:pPr>
         <w:numPr>
           <w:ilvl w:val="0"/>
-          <w:numId w:val="1008"/>
+          <w:numId w:val="1009"/>
         </w:numPr>
         <w:pStyle w:val="Compact"/>
       </w:pPr>
@@ -1535,9 +1588,9 @@
         <w:t xml:space="preserve">(F-SYS-10).</w:t>
       </w:r>
     </w:p>
-    <w:bookmarkEnd w:id="26"/>
-    <w:bookmarkEnd w:id="27"/>
-    <w:bookmarkStart w:id="30" w:name="X642f26008f14b2e5af562a7ed56d7333412cc34"/>
+    <w:bookmarkEnd w:id="28"/>
+    <w:bookmarkEnd w:id="29"/>
+    <w:bookmarkStart w:id="32" w:name="X642f26008f14b2e5af562a7ed56d7333412cc34"/>
     <w:p>
       <w:pPr>
         <w:pStyle w:val="Heading2"/>
@@ -1546,7 +1599,7 @@
         <w:t xml:space="preserve">4. Flows</w:t>
       </w:r>
     </w:p>
-    <w:bookmarkStart w:id="28" w:name="X577a01a0ebe393bb2b357fc6b784556c23a6401"/>
+    <w:bookmarkStart w:id="30" w:name="X577a01a0ebe393bb2b357fc6b784556c23a6401"/>
     <w:p>
       <w:pPr>
         <w:pStyle w:val="Heading3"/>
@@ -1665,8 +1718,8 @@
         <w:t xml:space="preserve">    H --&gt; I([Segment router SC-02])</w:t>
       </w:r>
     </w:p>
-    <w:bookmarkEnd w:id="28"/>
-    <w:bookmarkStart w:id="29" w:name="Xa1c3cadc7c1852c73f9dda1bcdbfc3f6063d171"/>
+    <w:bookmarkEnd w:id="30"/>
+    <w:bookmarkStart w:id="31" w:name="Xa1c3cadc7c1852c73f9dda1bcdbfc3f6063d171"/>
     <w:p>
       <w:pPr>
         <w:pStyle w:val="Heading3"/>
@@ -1865,9 +1918,9 @@
         <w:t xml:space="preserve">    Note over DB: No home-made JWT or password hashing — Supabase Auth only</w:t>
       </w:r>
     </w:p>
-    <w:bookmarkEnd w:id="29"/>
-    <w:bookmarkEnd w:id="30"/>
-    <w:bookmarkStart w:id="33" w:name="X052d9d50bef594c4dcaeeac6011093e4925597a"/>
+    <w:bookmarkEnd w:id="31"/>
+    <w:bookmarkEnd w:id="32"/>
+    <w:bookmarkStart w:id="35" w:name="X052d9d50bef594c4dcaeeac6011093e4925597a"/>
     <w:p>
       <w:pPr>
         <w:pStyle w:val="Heading2"/>
@@ -2846,7 +2899,7 @@
         </w:tc>
       </w:tr>
     </w:tbl>
-    <w:bookmarkStart w:id="31" w:name="X0b60481e9d94c018d9ee6d90566933e257614bf"/>
+    <w:bookmarkStart w:id="33" w:name="X0b60481e9d94c018d9ee6d90566933e257614bf"/>
     <w:p>
       <w:pPr>
         <w:pStyle w:val="Heading3"/>
@@ -6067,8 +6120,8 @@
         </w:tc>
       </w:tr>
     </w:tbl>
-    <w:bookmarkEnd w:id="31"/>
-    <w:bookmarkStart w:id="32" w:name="Xf08c5fac6d146dfbd969d3549b1b5c53dd98aa2"/>
+    <w:bookmarkEnd w:id="33"/>
+    <w:bookmarkStart w:id="34" w:name="Xf08c5fac6d146dfbd969d3549b1b5c53dd98aa2"/>
     <w:p>
       <w:pPr>
         <w:pStyle w:val="Heading3"/>
@@ -6522,9 +6575,9 @@
         </w:tc>
       </w:tr>
     </w:tbl>
-    <w:bookmarkEnd w:id="32"/>
-    <w:bookmarkEnd w:id="33"/>
-    <w:bookmarkStart w:id="35" w:name="Xd4a7e4930d01b3f2af150543fa31b412e6715be"/>
+    <w:bookmarkEnd w:id="34"/>
+    <w:bookmarkEnd w:id="35"/>
+    <w:bookmarkStart w:id="37" w:name="Xd4a7e4930d01b3f2af150543fa31b412e6715be"/>
     <w:p>
       <w:pPr>
         <w:pStyle w:val="Heading2"/>
@@ -6898,7 +6951,7 @@
         </w:tc>
       </w:tr>
     </w:tbl>
-    <w:bookmarkStart w:id="34" w:name="Xbecd423f5882972d65b0bceed9cc4371cda5552"/>
+    <w:bookmarkStart w:id="36" w:name="Xbecd423f5882972d65b0bceed9cc4371cda5552"/>
     <w:p>
       <w:pPr>
         <w:pStyle w:val="Heading3"/>
@@ -7512,9 +7565,9 @@
         </w:tc>
       </w:tr>
     </w:tbl>
-    <w:bookmarkEnd w:id="34"/>
-    <w:bookmarkEnd w:id="35"/>
-    <w:bookmarkStart w:id="36" w:name="Xd2a645a1673f9c3c0ba35362f9a4e8652055502"/>
+    <w:bookmarkEnd w:id="36"/>
+    <w:bookmarkEnd w:id="37"/>
+    <w:bookmarkStart w:id="38" w:name="Xd2a645a1673f9c3c0ba35362f9a4e8652055502"/>
     <w:p>
       <w:pPr>
         <w:pStyle w:val="Heading2"/>
@@ -8067,8 +8120,8 @@
         </w:tc>
       </w:tr>
     </w:tbl>
-    <w:bookmarkEnd w:id="36"/>
-    <w:bookmarkStart w:id="37" w:name="Xbe7985084ef4dfdbc7e9fba0a235022f75110b0"/>
+    <w:bookmarkEnd w:id="38"/>
+    <w:bookmarkStart w:id="39" w:name="Xbe7985084ef4dfdbc7e9fba0a235022f75110b0"/>
     <w:p>
       <w:pPr>
         <w:pStyle w:val="Heading2"/>
@@ -8348,8 +8401,8 @@
         </w:tc>
       </w:tr>
     </w:tbl>
-    <w:bookmarkEnd w:id="37"/>
-    <w:bookmarkStart w:id="38" w:name="Xf0e84fbc24061432f3671343bf60d40f0e14ddf"/>
+    <w:bookmarkEnd w:id="39"/>
+    <w:bookmarkStart w:id="40" w:name="Xf0e84fbc24061432f3671343bf60d40f0e14ddf"/>
     <w:p>
       <w:pPr>
         <w:pStyle w:val="Heading2"/>
@@ -8362,7 +8415,7 @@
       <w:pPr>
         <w:numPr>
           <w:ilvl w:val="0"/>
-          <w:numId w:val="1009"/>
+          <w:numId w:val="1010"/>
         </w:numPr>
         <w:pStyle w:val="Compact"/>
       </w:pPr>
@@ -8374,7 +8427,7 @@
       <w:pPr>
         <w:numPr>
           <w:ilvl w:val="0"/>
-          <w:numId w:val="1009"/>
+          <w:numId w:val="1010"/>
         </w:numPr>
         <w:pStyle w:val="Compact"/>
       </w:pPr>
@@ -8386,7 +8439,7 @@
       <w:pPr>
         <w:numPr>
           <w:ilvl w:val="0"/>
-          <w:numId w:val="1009"/>
+          <w:numId w:val="1010"/>
         </w:numPr>
         <w:pStyle w:val="Compact"/>
       </w:pPr>
@@ -8394,8 +8447,8 @@
         <w:t xml:space="preserve">Country is recorded as ISO 3166-1 alpha-2.</w:t>
       </w:r>
     </w:p>
-    <w:bookmarkEnd w:id="38"/>
-    <w:bookmarkStart w:id="39" w:name="X55a6565c84ac464289a534278fc4074fe00819d"/>
+    <w:bookmarkEnd w:id="40"/>
+    <w:bookmarkStart w:id="41" w:name="X55a6565c84ac464289a534278fc4074fe00819d"/>
     <w:p>
       <w:pPr>
         <w:pStyle w:val="Heading2"/>
@@ -8612,7 +8665,7 @@
               <w:rPr>
                 <w:sz w:val="17"/>
               </w:rPr>
-              <w:t xml:space="preserve">Open</w:t>
+              <w:t xml:space="preserve">Decided (provisional, VFDA to confirm) — see Clarifications</w:t>
             </w:r>
           </w:p>
         </w:tc>
@@ -9351,7 +9404,7 @@
               <w:rPr>
                 <w:sz w:val="17"/>
               </w:rPr>
-              <w:t xml:space="preserve">Open</w:t>
+              <w:t xml:space="preserve">Decided (provisional, VFDA to confirm) — see Clarifications</w:t>
             </w:r>
           </w:p>
         </w:tc>
@@ -9564,8 +9617,8 @@
         </w:tc>
       </w:tr>
     </w:tbl>
-    <w:bookmarkEnd w:id="39"/>
-    <w:bookmarkStart w:id="41" w:name="Xfe89178ba2c1baf2da96240bc9850b678501375"/>
+    <w:bookmarkEnd w:id="41"/>
+    <w:bookmarkStart w:id="43" w:name="Xfe89178ba2c1baf2da96240bc9850b678501375"/>
     <w:p>
       <w:pPr>
         <w:pStyle w:val="Heading2"/>
@@ -9932,7 +9985,7 @@
         </w:tc>
       </w:tr>
     </w:tbl>
-    <w:bookmarkStart w:id="40" w:name="X0ebe4ea0055657d0fde6dddb3c03c11905d0ce8"/>
+    <w:bookmarkStart w:id="42" w:name="X0ebe4ea0055657d0fde6dddb3c03c11905d0ce8"/>
     <w:p>
       <w:pPr>
         <w:pStyle w:val="Heading3"/>
@@ -10196,9 +10249,9 @@
         </w:tc>
       </w:tr>
     </w:tbl>
-    <w:bookmarkEnd w:id="40"/>
-    <w:bookmarkEnd w:id="41"/>
-    <w:bookmarkStart w:id="42" w:name="completion-checklist"/>
+    <w:bookmarkEnd w:id="42"/>
+    <w:bookmarkEnd w:id="43"/>
+    <w:bookmarkStart w:id="44" w:name="completion-checklist"/>
     <w:p>
       <w:pPr>
         <w:pStyle w:val="Heading2"/>
@@ -10211,7 +10264,7 @@
       <w:pPr>
         <w:numPr>
           <w:ilvl w:val="0"/>
-          <w:numId w:val="1010"/>
+          <w:numId w:val="1011"/>
         </w:numPr>
         <w:pStyle w:val="Compact"/>
       </w:pPr>
@@ -10223,7 +10276,7 @@
       <w:pPr>
         <w:numPr>
           <w:ilvl w:val="0"/>
-          <w:numId w:val="1010"/>
+          <w:numId w:val="1011"/>
         </w:numPr>
         <w:pStyle w:val="Compact"/>
       </w:pPr>
@@ -10235,7 +10288,7 @@
       <w:pPr>
         <w:numPr>
           <w:ilvl w:val="0"/>
-          <w:numId w:val="1010"/>
+          <w:numId w:val="1011"/>
         </w:numPr>
         <w:pStyle w:val="Compact"/>
       </w:pPr>
@@ -10247,7 +10300,7 @@
       <w:pPr>
         <w:numPr>
           <w:ilvl w:val="0"/>
-          <w:numId w:val="1010"/>
+          <w:numId w:val="1011"/>
         </w:numPr>
         <w:pStyle w:val="Compact"/>
       </w:pPr>
@@ -10275,7 +10328,7 @@
       <w:pPr>
         <w:numPr>
           <w:ilvl w:val="0"/>
-          <w:numId w:val="1010"/>
+          <w:numId w:val="1011"/>
         </w:numPr>
         <w:pStyle w:val="Compact"/>
       </w:pPr>
@@ -10287,7 +10340,7 @@
       <w:pPr>
         <w:numPr>
           <w:ilvl w:val="0"/>
-          <w:numId w:val="1010"/>
+          <w:numId w:val="1011"/>
         </w:numPr>
         <w:pStyle w:val="Compact"/>
       </w:pPr>
@@ -10299,7 +10352,7 @@
       <w:pPr>
         <w:numPr>
           <w:ilvl w:val="0"/>
-          <w:numId w:val="1010"/>
+          <w:numId w:val="1011"/>
         </w:numPr>
         <w:pStyle w:val="Compact"/>
       </w:pPr>
@@ -10311,7 +10364,7 @@
       <w:pPr>
         <w:numPr>
           <w:ilvl w:val="0"/>
-          <w:numId w:val="1010"/>
+          <w:numId w:val="1011"/>
         </w:numPr>
         <w:pStyle w:val="Compact"/>
       </w:pPr>
@@ -10338,7 +10391,7 @@
       <w:pPr>
         <w:numPr>
           <w:ilvl w:val="0"/>
-          <w:numId w:val="1010"/>
+          <w:numId w:val="1011"/>
         </w:numPr>
         <w:pStyle w:val="Compact"/>
       </w:pPr>
@@ -10387,8 +10440,8 @@
         <w:t xml:space="preserve">, mapped onto the DBIZ2 Product Design Package. DBIZ3, VJCBI College — FTU. Group C · CINEMATCH.</w:t>
       </w:r>
     </w:p>
-    <w:bookmarkEnd w:id="42"/>
-    <w:bookmarkEnd w:id="43"/>
+    <w:bookmarkEnd w:id="44"/>
+    <w:bookmarkEnd w:id="45"/>
     <w:sectPr>
       <w:pgMar w:bottom="1020" w:left="1020" w:right="1020" w:top="1020"/>
     </w:sectPr>
@@ -10671,34 +10724,7 @@
     <w:abstractNumId w:val="991"/>
   </w:num>
   <w:num w:numId="1004">
-    <w:abstractNumId w:val="99411"/>
-    <w:lvlOverride w:ilvl="0">
-      <w:startOverride w:val="1"/>
-    </w:lvlOverride>
-    <w:lvlOverride w:ilvl="1">
-      <w:startOverride w:val="1"/>
-    </w:lvlOverride>
-    <w:lvlOverride w:ilvl="2">
-      <w:startOverride w:val="1"/>
-    </w:lvlOverride>
-    <w:lvlOverride w:ilvl="3">
-      <w:startOverride w:val="1"/>
-    </w:lvlOverride>
-    <w:lvlOverride w:ilvl="4">
-      <w:startOverride w:val="1"/>
-    </w:lvlOverride>
-    <w:lvlOverride w:ilvl="5">
-      <w:startOverride w:val="1"/>
-    </w:lvlOverride>
-    <w:lvlOverride w:ilvl="6">
-      <w:startOverride w:val="1"/>
-    </w:lvlOverride>
-    <w:lvlOverride w:ilvl="7">
-      <w:startOverride w:val="1"/>
-    </w:lvlOverride>
-    <w:lvlOverride w:ilvl="8">
-      <w:startOverride w:val="1"/>
-    </w:lvlOverride>
+    <w:abstractNumId w:val="991"/>
   </w:num>
   <w:num w:numId="1005">
     <w:abstractNumId w:val="99411"/>
@@ -10791,12 +10817,42 @@
     </w:lvlOverride>
   </w:num>
   <w:num w:numId="1008">
-    <w:abstractNumId w:val="991"/>
+    <w:abstractNumId w:val="99411"/>
+    <w:lvlOverride w:ilvl="0">
+      <w:startOverride w:val="1"/>
+    </w:lvlOverride>
+    <w:lvlOverride w:ilvl="1">
+      <w:startOverride w:val="1"/>
+    </w:lvlOverride>
+    <w:lvlOverride w:ilvl="2">
+      <w:startOverride w:val="1"/>
+    </w:lvlOverride>
+    <w:lvlOverride w:ilvl="3">
+      <w:startOverride w:val="1"/>
+    </w:lvlOverride>
+    <w:lvlOverride w:ilvl="4">
+      <w:startOverride w:val="1"/>
+    </w:lvlOverride>
+    <w:lvlOverride w:ilvl="5">
+      <w:startOverride w:val="1"/>
+    </w:lvlOverride>
+    <w:lvlOverride w:ilvl="6">
+      <w:startOverride w:val="1"/>
+    </w:lvlOverride>
+    <w:lvlOverride w:ilvl="7">
+      <w:startOverride w:val="1"/>
+    </w:lvlOverride>
+    <w:lvlOverride w:ilvl="8">
+      <w:startOverride w:val="1"/>
+    </w:lvlOverride>
   </w:num>
   <w:num w:numId="1009">
     <w:abstractNumId w:val="991"/>
   </w:num>
   <w:num w:numId="1010">
+    <w:abstractNumId w:val="991"/>
+  </w:num>
+  <w:num w:numId="1011">
     <w:abstractNumId w:val="991"/>
   </w:num>
 </w:numbering>
